--- a/KTP/МДК_05_02_КТП.docx
+++ b/KTP/МДК_05_02_КТП.docx
@@ -3078,7 +3078,7 @@
                 <w:b w:val="0"/>
                 <w:sz w:val="16"/>
               </w:rPr>
-              <w:t>ОИ1</w:t>
+              <w:t>ОИ3</w:t>
             </w:r>
           </w:p>
         </w:tc>
@@ -3098,7 +3098,7 @@
                 <w:b w:val="0"/>
                 <w:sz w:val="16"/>
               </w:rPr>
-              <w:t>Стр. 5-12</w:t>
+              <w:t>Стр. 5-89</w:t>
             </w:r>
           </w:p>
         </w:tc>
@@ -3545,7 +3545,7 @@
                 <w:b w:val="0"/>
                 <w:sz w:val="16"/>
               </w:rPr>
-              <w:t>ОИ1</w:t>
+              <w:t>ОИ2</w:t>
             </w:r>
           </w:p>
         </w:tc>
@@ -3565,7 +3565,7 @@
                 <w:b w:val="0"/>
                 <w:sz w:val="16"/>
               </w:rPr>
-              <w:t>Стр. 13-22</w:t>
+              <w:t>Стр. 79-93</w:t>
             </w:r>
           </w:p>
         </w:tc>
@@ -3711,7 +3711,7 @@
                 <w:b w:val="0"/>
                 <w:sz w:val="16"/>
               </w:rPr>
-              <w:t>ОИ1</w:t>
+              <w:t>ОИ2</w:t>
             </w:r>
           </w:p>
         </w:tc>
@@ -3731,7 +3731,7 @@
                 <w:b w:val="0"/>
                 <w:sz w:val="16"/>
               </w:rPr>
-              <w:t>Стр. 23-30</w:t>
+              <w:t>Стр. 94-108</w:t>
             </w:r>
           </w:p>
         </w:tc>
@@ -3877,7 +3877,7 @@
                 <w:b w:val="0"/>
                 <w:sz w:val="16"/>
               </w:rPr>
-              <w:t>ОИ1</w:t>
+              <w:t>ОИ2</w:t>
             </w:r>
           </w:p>
         </w:tc>
@@ -3897,7 +3897,7 @@
                 <w:b w:val="0"/>
                 <w:sz w:val="16"/>
               </w:rPr>
-              <w:t>Стр. 31-40</w:t>
+              <w:t>Стр. 109-123</w:t>
             </w:r>
           </w:p>
         </w:tc>
@@ -4043,7 +4043,7 @@
                 <w:b w:val="0"/>
                 <w:sz w:val="16"/>
               </w:rPr>
-              <w:t>ОИ1</w:t>
+              <w:t>ОИ2</w:t>
             </w:r>
           </w:p>
         </w:tc>
@@ -4063,7 +4063,7 @@
                 <w:b w:val="0"/>
                 <w:sz w:val="16"/>
               </w:rPr>
-              <w:t>Стр. 41-50</w:t>
+              <w:t>Стр. 124-138</w:t>
             </w:r>
           </w:p>
         </w:tc>
@@ -4209,7 +4209,7 @@
                 <w:b w:val="0"/>
                 <w:sz w:val="16"/>
               </w:rPr>
-              <w:t>ОИ1</w:t>
+              <w:t>ОИ2</w:t>
             </w:r>
           </w:p>
         </w:tc>
@@ -4229,7 +4229,7 @@
                 <w:b w:val="0"/>
                 <w:sz w:val="16"/>
               </w:rPr>
-              <w:t>Стр. 51-60</w:t>
+              <w:t>Стр. 139-153</w:t>
             </w:r>
           </w:p>
         </w:tc>
@@ -4375,7 +4375,7 @@
                 <w:b w:val="0"/>
                 <w:sz w:val="16"/>
               </w:rPr>
-              <w:t>ОИ1</w:t>
+              <w:t>ОИ2</w:t>
             </w:r>
           </w:p>
         </w:tc>
@@ -4395,7 +4395,7 @@
                 <w:b w:val="0"/>
                 <w:sz w:val="16"/>
               </w:rPr>
-              <w:t>Стр. 61-70</w:t>
+              <w:t>Стр. 154-167</w:t>
             </w:r>
           </w:p>
         </w:tc>
@@ -6282,7 +6282,7 @@
                 <w:b w:val="0"/>
                 <w:sz w:val="16"/>
               </w:rPr>
-              <w:t>ОИ1</w:t>
+              <w:t>ОИ2</w:t>
             </w:r>
           </w:p>
         </w:tc>
@@ -6302,7 +6302,7 @@
                 <w:b w:val="0"/>
                 <w:sz w:val="16"/>
               </w:rPr>
-              <w:t>Стр. 71-78</w:t>
+              <w:t>Стр. 228-241</w:t>
             </w:r>
           </w:p>
         </w:tc>
@@ -6448,7 +6448,7 @@
                 <w:b w:val="0"/>
                 <w:sz w:val="16"/>
               </w:rPr>
-              <w:t>ОИ1</w:t>
+              <w:t>ОИ2</w:t>
             </w:r>
           </w:p>
         </w:tc>
@@ -6468,7 +6468,7 @@
                 <w:b w:val="0"/>
                 <w:sz w:val="16"/>
               </w:rPr>
-              <w:t>Стр. 79-88</w:t>
+              <w:t>Стр. 242-255</w:t>
             </w:r>
           </w:p>
         </w:tc>
@@ -6614,7 +6614,7 @@
                 <w:b w:val="0"/>
                 <w:sz w:val="16"/>
               </w:rPr>
-              <w:t>ОИ1</w:t>
+              <w:t>ОИ2</w:t>
             </w:r>
           </w:p>
         </w:tc>
@@ -6634,7 +6634,7 @@
                 <w:b w:val="0"/>
                 <w:sz w:val="16"/>
               </w:rPr>
-              <w:t>Стр. 89-100</w:t>
+              <w:t>Стр. 256-269</w:t>
             </w:r>
           </w:p>
         </w:tc>
@@ -6780,7 +6780,7 @@
                 <w:b w:val="0"/>
                 <w:sz w:val="16"/>
               </w:rPr>
-              <w:t>ОИ1</w:t>
+              <w:t>ОИ2</w:t>
             </w:r>
           </w:p>
         </w:tc>
@@ -6800,7 +6800,7 @@
                 <w:b w:val="0"/>
                 <w:sz w:val="16"/>
               </w:rPr>
-              <w:t>Стр. 101-112</w:t>
+              <w:t>Стр. 270-283</w:t>
             </w:r>
           </w:p>
         </w:tc>
@@ -7607,7 +7607,7 @@
                 <w:b w:val="0"/>
                 <w:sz w:val="16"/>
               </w:rPr>
-              <w:t>ОИ1</w:t>
+              <w:t>ОИ2</w:t>
             </w:r>
           </w:p>
         </w:tc>
@@ -7627,7 +7627,7 @@
                 <w:b w:val="0"/>
                 <w:sz w:val="16"/>
               </w:rPr>
-              <w:t>Стр. 113-120</w:t>
+              <w:t>Стр. 124-167</w:t>
             </w:r>
           </w:p>
         </w:tc>
@@ -8074,7 +8074,7 @@
                 <w:b w:val="0"/>
                 <w:sz w:val="16"/>
               </w:rPr>
-              <w:t>ОИ1</w:t>
+              <w:t>ОИ3</w:t>
             </w:r>
           </w:p>
         </w:tc>
@@ -8094,7 +8094,7 @@
                 <w:b w:val="0"/>
                 <w:sz w:val="16"/>
               </w:rPr>
-              <w:t>Стр. 121-130</w:t>
+              <w:t>Стр. 203-218</w:t>
             </w:r>
           </w:p>
         </w:tc>
@@ -8240,7 +8240,7 @@
                 <w:b w:val="0"/>
                 <w:sz w:val="16"/>
               </w:rPr>
-              <w:t>ОИ1</w:t>
+              <w:t>ОИ3</w:t>
             </w:r>
           </w:p>
         </w:tc>
@@ -8260,7 +8260,7 @@
                 <w:b w:val="0"/>
                 <w:sz w:val="16"/>
               </w:rPr>
-              <w:t>Стр. 131-140</w:t>
+              <w:t>Стр. 219-234</w:t>
             </w:r>
           </w:p>
         </w:tc>
@@ -8406,7 +8406,7 @@
                 <w:b w:val="0"/>
                 <w:sz w:val="16"/>
               </w:rPr>
-              <w:t>ОИ1</w:t>
+              <w:t>ОИ3</w:t>
             </w:r>
           </w:p>
         </w:tc>
@@ -8426,7 +8426,7 @@
                 <w:b w:val="0"/>
                 <w:sz w:val="16"/>
               </w:rPr>
-              <w:t>Стр. 141-150</w:t>
+              <w:t>Стр. 263-273</w:t>
             </w:r>
           </w:p>
         </w:tc>
@@ -8572,7 +8572,7 @@
                 <w:b w:val="0"/>
                 <w:sz w:val="16"/>
               </w:rPr>
-              <w:t>ОИ1</w:t>
+              <w:t>ОИ3</w:t>
             </w:r>
           </w:p>
         </w:tc>
@@ -8592,7 +8592,7 @@
                 <w:b w:val="0"/>
                 <w:sz w:val="16"/>
               </w:rPr>
-              <w:t>Стр. 151-160</w:t>
+              <w:t>Стр. 274-284</w:t>
             </w:r>
           </w:p>
         </w:tc>
@@ -9579,7 +9579,7 @@
                 <w:b w:val="0"/>
                 <w:sz w:val="16"/>
               </w:rPr>
-              <w:t>ОИ1</w:t>
+              <w:t>ОИ3</w:t>
             </w:r>
           </w:p>
         </w:tc>
@@ -9599,7 +9599,7 @@
                 <w:b w:val="0"/>
                 <w:sz w:val="16"/>
               </w:rPr>
-              <w:t>Стр. 161-170</w:t>
+              <w:t>Стр. 175-181</w:t>
             </w:r>
           </w:p>
         </w:tc>
@@ -9745,7 +9745,7 @@
                 <w:b w:val="0"/>
                 <w:sz w:val="16"/>
               </w:rPr>
-              <w:t>ОИ1</w:t>
+              <w:t>ОИ3</w:t>
             </w:r>
           </w:p>
         </w:tc>
@@ -9765,7 +9765,7 @@
                 <w:b w:val="0"/>
                 <w:sz w:val="16"/>
               </w:rPr>
-              <w:t>Стр. 171-180</w:t>
+              <w:t>Стр. 182-188</w:t>
             </w:r>
           </w:p>
         </w:tc>
@@ -9911,7 +9911,7 @@
                 <w:b w:val="0"/>
                 <w:sz w:val="16"/>
               </w:rPr>
-              <w:t>ОИ1</w:t>
+              <w:t>ОИ3</w:t>
             </w:r>
           </w:p>
         </w:tc>
@@ -9931,7 +9931,7 @@
                 <w:b w:val="0"/>
                 <w:sz w:val="16"/>
               </w:rPr>
-              <w:t>Стр. 181-190</w:t>
+              <w:t>Стр. 189-194</w:t>
             </w:r>
           </w:p>
         </w:tc>
@@ -10558,7 +10558,7 @@
                 <w:b w:val="0"/>
                 <w:sz w:val="16"/>
               </w:rPr>
-              <w:t>ОИ1</w:t>
+              <w:t>ОИ3</w:t>
             </w:r>
           </w:p>
         </w:tc>
@@ -10578,7 +10578,7 @@
                 <w:b w:val="0"/>
                 <w:sz w:val="16"/>
               </w:rPr>
-              <w:t>Стр. 191-200</w:t>
+              <w:t>Стр. 285-296</w:t>
             </w:r>
           </w:p>
         </w:tc>
@@ -10724,7 +10724,7 @@
                 <w:b w:val="0"/>
                 <w:sz w:val="16"/>
               </w:rPr>
-              <w:t>ОИ1</w:t>
+              <w:t>ОИ3</w:t>
             </w:r>
           </w:p>
         </w:tc>
@@ -10744,7 +10744,7 @@
                 <w:b w:val="0"/>
                 <w:sz w:val="16"/>
               </w:rPr>
-              <w:t>Стр. 201-210</w:t>
+              <w:t>Стр. 297-308</w:t>
             </w:r>
           </w:p>
         </w:tc>
@@ -10890,7 +10890,7 @@
                 <w:b w:val="0"/>
                 <w:sz w:val="16"/>
               </w:rPr>
-              <w:t>ОИ1</w:t>
+              <w:t>ОИ3</w:t>
             </w:r>
           </w:p>
         </w:tc>
@@ -10910,7 +10910,7 @@
                 <w:b w:val="0"/>
                 <w:sz w:val="16"/>
               </w:rPr>
-              <w:t>Стр. 211-220</w:t>
+              <w:t>Стр. 309-320</w:t>
             </w:r>
           </w:p>
         </w:tc>
@@ -11537,7 +11537,7 @@
                 <w:b w:val="0"/>
                 <w:sz w:val="16"/>
               </w:rPr>
-              <w:t>ОИ1</w:t>
+              <w:t>ОИ3</w:t>
             </w:r>
           </w:p>
         </w:tc>
@@ -11557,7 +11557,7 @@
                 <w:b w:val="0"/>
                 <w:sz w:val="16"/>
               </w:rPr>
-              <w:t>Стр. 221-230</w:t>
+              <w:t>Стр. 203-218</w:t>
             </w:r>
           </w:p>
         </w:tc>
@@ -11703,7 +11703,7 @@
                 <w:b w:val="0"/>
                 <w:sz w:val="16"/>
               </w:rPr>
-              <w:t>ОИ1</w:t>
+              <w:t>ОИ3</w:t>
             </w:r>
           </w:p>
         </w:tc>
@@ -11723,7 +11723,7 @@
                 <w:b w:val="0"/>
                 <w:sz w:val="16"/>
               </w:rPr>
-              <w:t>Стр. 231-240</w:t>
+              <w:t>Стр. 219-234</w:t>
             </w:r>
           </w:p>
         </w:tc>
@@ -11869,7 +11869,7 @@
                 <w:b w:val="0"/>
                 <w:sz w:val="16"/>
               </w:rPr>
-              <w:t>ОИ1</w:t>
+              <w:t>ОИ3</w:t>
             </w:r>
           </w:p>
         </w:tc>
@@ -11889,7 +11889,7 @@
                 <w:b w:val="0"/>
                 <w:sz w:val="16"/>
               </w:rPr>
-              <w:t>Стр. 241-250</w:t>
+              <w:t>Стр. 263-284</w:t>
             </w:r>
           </w:p>
         </w:tc>

--- a/KTP/МДК_05_02_КТП.docx
+++ b/KTP/МДК_05_02_КТП.docx
@@ -3054,13 +3054,41 @@
           <w:tcPr>
             <w:tcW w:w="937895" w:type="dxa"/>
           </w:tcPr>
-          <w:p/>
+          <w:p>
+            <w:pPr>
+              <w:spacing w:before="0" w:after="0" w:line="180" w:lineRule="exact"/>
+              <w:jc w:val="center"/>
+            </w:pPr>
+            <w:r/>
+            <w:r>
+              <w:rPr>
+                <w:rFonts w:ascii="Times New Roman" w:hAnsi="Times New Roman" w:eastAsia="Times New Roman" w:cs="Times New Roman"/>
+                <w:b w:val="0"/>
+                <w:sz w:val="12"/>
+              </w:rPr>
+              <w:t>ОК 1 - ОК 4, ОК 9</w:t>
+            </w:r>
+          </w:p>
         </w:tc>
         <w:tc>
           <w:tcPr>
             <w:tcW w:w="937895" w:type="dxa"/>
           </w:tcPr>
-          <w:p/>
+          <w:p>
+            <w:pPr>
+              <w:spacing w:before="0" w:after="0" w:line="180" w:lineRule="exact"/>
+              <w:jc w:val="center"/>
+            </w:pPr>
+            <w:r/>
+            <w:r>
+              <w:rPr>
+                <w:rFonts w:ascii="Times New Roman" w:hAnsi="Times New Roman" w:eastAsia="Times New Roman" w:cs="Times New Roman"/>
+                <w:b w:val="0"/>
+                <w:sz w:val="12"/>
+              </w:rPr>
+              <w:t>ПК 5.1 - ПК 5.7</w:t>
+            </w:r>
+          </w:p>
         </w:tc>
         <w:tc>
           <w:tcPr>
@@ -3234,13 +3262,41 @@
           <w:tcPr>
             <w:tcW w:w="937895" w:type="dxa"/>
           </w:tcPr>
-          <w:p/>
+          <w:p>
+            <w:pPr>
+              <w:spacing w:before="0" w:after="0" w:line="180" w:lineRule="exact"/>
+              <w:jc w:val="center"/>
+            </w:pPr>
+            <w:r/>
+            <w:r>
+              <w:rPr>
+                <w:rFonts w:ascii="Times New Roman" w:hAnsi="Times New Roman" w:eastAsia="Times New Roman" w:cs="Times New Roman"/>
+                <w:b w:val="0"/>
+                <w:sz w:val="12"/>
+              </w:rPr>
+              <w:t>ОК 1 - ОК 4, ОК 9</w:t>
+            </w:r>
+          </w:p>
         </w:tc>
         <w:tc>
           <w:tcPr>
             <w:tcW w:w="937895" w:type="dxa"/>
           </w:tcPr>
-          <w:p/>
+          <w:p>
+            <w:pPr>
+              <w:spacing w:before="0" w:after="0" w:line="180" w:lineRule="exact"/>
+              <w:jc w:val="center"/>
+            </w:pPr>
+            <w:r/>
+            <w:r>
+              <w:rPr>
+                <w:rFonts w:ascii="Times New Roman" w:hAnsi="Times New Roman" w:eastAsia="Times New Roman" w:cs="Times New Roman"/>
+                <w:b w:val="0"/>
+                <w:sz w:val="12"/>
+              </w:rPr>
+              <w:t>ПК 5.1 - ПК 5.7</w:t>
+            </w:r>
+          </w:p>
         </w:tc>
         <w:tc>
           <w:tcPr>
@@ -3521,13 +3577,41 @@
           <w:tcPr>
             <w:tcW w:w="937895" w:type="dxa"/>
           </w:tcPr>
-          <w:p/>
+          <w:p>
+            <w:pPr>
+              <w:spacing w:before="0" w:after="0" w:line="180" w:lineRule="exact"/>
+              <w:jc w:val="center"/>
+            </w:pPr>
+            <w:r/>
+            <w:r>
+              <w:rPr>
+                <w:rFonts w:ascii="Times New Roman" w:hAnsi="Times New Roman" w:eastAsia="Times New Roman" w:cs="Times New Roman"/>
+                <w:b w:val="0"/>
+                <w:sz w:val="12"/>
+              </w:rPr>
+              <w:t>ОК 1 - ОК 4, ОК 9</w:t>
+            </w:r>
+          </w:p>
         </w:tc>
         <w:tc>
           <w:tcPr>
             <w:tcW w:w="937895" w:type="dxa"/>
           </w:tcPr>
-          <w:p/>
+          <w:p>
+            <w:pPr>
+              <w:spacing w:before="0" w:after="0" w:line="180" w:lineRule="exact"/>
+              <w:jc w:val="center"/>
+            </w:pPr>
+            <w:r/>
+            <w:r>
+              <w:rPr>
+                <w:rFonts w:ascii="Times New Roman" w:hAnsi="Times New Roman" w:eastAsia="Times New Roman" w:cs="Times New Roman"/>
+                <w:b w:val="0"/>
+                <w:sz w:val="12"/>
+              </w:rPr>
+              <w:t>ПК 5.1 - ПК 5.7</w:t>
+            </w:r>
+          </w:p>
         </w:tc>
         <w:tc>
           <w:tcPr>
@@ -3687,13 +3771,41 @@
           <w:tcPr>
             <w:tcW w:w="937895" w:type="dxa"/>
           </w:tcPr>
-          <w:p/>
+          <w:p>
+            <w:pPr>
+              <w:spacing w:before="0" w:after="0" w:line="180" w:lineRule="exact"/>
+              <w:jc w:val="center"/>
+            </w:pPr>
+            <w:r/>
+            <w:r>
+              <w:rPr>
+                <w:rFonts w:ascii="Times New Roman" w:hAnsi="Times New Roman" w:eastAsia="Times New Roman" w:cs="Times New Roman"/>
+                <w:b w:val="0"/>
+                <w:sz w:val="12"/>
+              </w:rPr>
+              <w:t>ОК 1 - ОК 4, ОК 9</w:t>
+            </w:r>
+          </w:p>
         </w:tc>
         <w:tc>
           <w:tcPr>
             <w:tcW w:w="937895" w:type="dxa"/>
           </w:tcPr>
-          <w:p/>
+          <w:p>
+            <w:pPr>
+              <w:spacing w:before="0" w:after="0" w:line="180" w:lineRule="exact"/>
+              <w:jc w:val="center"/>
+            </w:pPr>
+            <w:r/>
+            <w:r>
+              <w:rPr>
+                <w:rFonts w:ascii="Times New Roman" w:hAnsi="Times New Roman" w:eastAsia="Times New Roman" w:cs="Times New Roman"/>
+                <w:b w:val="0"/>
+                <w:sz w:val="12"/>
+              </w:rPr>
+              <w:t>ПК 5.1 - ПК 5.7</w:t>
+            </w:r>
+          </w:p>
         </w:tc>
         <w:tc>
           <w:tcPr>
@@ -3853,13 +3965,41 @@
           <w:tcPr>
             <w:tcW w:w="937895" w:type="dxa"/>
           </w:tcPr>
-          <w:p/>
+          <w:p>
+            <w:pPr>
+              <w:spacing w:before="0" w:after="0" w:line="180" w:lineRule="exact"/>
+              <w:jc w:val="center"/>
+            </w:pPr>
+            <w:r/>
+            <w:r>
+              <w:rPr>
+                <w:rFonts w:ascii="Times New Roman" w:hAnsi="Times New Roman" w:eastAsia="Times New Roman" w:cs="Times New Roman"/>
+                <w:b w:val="0"/>
+                <w:sz w:val="12"/>
+              </w:rPr>
+              <w:t>ОК 1 - ОК 4, ОК 9</w:t>
+            </w:r>
+          </w:p>
         </w:tc>
         <w:tc>
           <w:tcPr>
             <w:tcW w:w="937895" w:type="dxa"/>
           </w:tcPr>
-          <w:p/>
+          <w:p>
+            <w:pPr>
+              <w:spacing w:before="0" w:after="0" w:line="180" w:lineRule="exact"/>
+              <w:jc w:val="center"/>
+            </w:pPr>
+            <w:r/>
+            <w:r>
+              <w:rPr>
+                <w:rFonts w:ascii="Times New Roman" w:hAnsi="Times New Roman" w:eastAsia="Times New Roman" w:cs="Times New Roman"/>
+                <w:b w:val="0"/>
+                <w:sz w:val="12"/>
+              </w:rPr>
+              <w:t>ПК 5.1 - ПК 5.7</w:t>
+            </w:r>
+          </w:p>
         </w:tc>
         <w:tc>
           <w:tcPr>
@@ -4019,13 +4159,41 @@
           <w:tcPr>
             <w:tcW w:w="937895" w:type="dxa"/>
           </w:tcPr>
-          <w:p/>
+          <w:p>
+            <w:pPr>
+              <w:spacing w:before="0" w:after="0" w:line="180" w:lineRule="exact"/>
+              <w:jc w:val="center"/>
+            </w:pPr>
+            <w:r/>
+            <w:r>
+              <w:rPr>
+                <w:rFonts w:ascii="Times New Roman" w:hAnsi="Times New Roman" w:eastAsia="Times New Roman" w:cs="Times New Roman"/>
+                <w:b w:val="0"/>
+                <w:sz w:val="12"/>
+              </w:rPr>
+              <w:t>ОК 1 - ОК 4, ОК 9</w:t>
+            </w:r>
+          </w:p>
         </w:tc>
         <w:tc>
           <w:tcPr>
             <w:tcW w:w="937895" w:type="dxa"/>
           </w:tcPr>
-          <w:p/>
+          <w:p>
+            <w:pPr>
+              <w:spacing w:before="0" w:after="0" w:line="180" w:lineRule="exact"/>
+              <w:jc w:val="center"/>
+            </w:pPr>
+            <w:r/>
+            <w:r>
+              <w:rPr>
+                <w:rFonts w:ascii="Times New Roman" w:hAnsi="Times New Roman" w:eastAsia="Times New Roman" w:cs="Times New Roman"/>
+                <w:b w:val="0"/>
+                <w:sz w:val="12"/>
+              </w:rPr>
+              <w:t>ПК 5.1 - ПК 5.7</w:t>
+            </w:r>
+          </w:p>
         </w:tc>
         <w:tc>
           <w:tcPr>
@@ -4185,13 +4353,41 @@
           <w:tcPr>
             <w:tcW w:w="937895" w:type="dxa"/>
           </w:tcPr>
-          <w:p/>
+          <w:p>
+            <w:pPr>
+              <w:spacing w:before="0" w:after="0" w:line="180" w:lineRule="exact"/>
+              <w:jc w:val="center"/>
+            </w:pPr>
+            <w:r/>
+            <w:r>
+              <w:rPr>
+                <w:rFonts w:ascii="Times New Roman" w:hAnsi="Times New Roman" w:eastAsia="Times New Roman" w:cs="Times New Roman"/>
+                <w:b w:val="0"/>
+                <w:sz w:val="12"/>
+              </w:rPr>
+              <w:t>ОК 1 - ОК 4, ОК 9</w:t>
+            </w:r>
+          </w:p>
         </w:tc>
         <w:tc>
           <w:tcPr>
             <w:tcW w:w="937895" w:type="dxa"/>
           </w:tcPr>
-          <w:p/>
+          <w:p>
+            <w:pPr>
+              <w:spacing w:before="0" w:after="0" w:line="180" w:lineRule="exact"/>
+              <w:jc w:val="center"/>
+            </w:pPr>
+            <w:r/>
+            <w:r>
+              <w:rPr>
+                <w:rFonts w:ascii="Times New Roman" w:hAnsi="Times New Roman" w:eastAsia="Times New Roman" w:cs="Times New Roman"/>
+                <w:b w:val="0"/>
+                <w:sz w:val="12"/>
+              </w:rPr>
+              <w:t>ПК 5.1 - ПК 5.7</w:t>
+            </w:r>
+          </w:p>
         </w:tc>
         <w:tc>
           <w:tcPr>
@@ -4351,13 +4547,41 @@
           <w:tcPr>
             <w:tcW w:w="937895" w:type="dxa"/>
           </w:tcPr>
-          <w:p/>
+          <w:p>
+            <w:pPr>
+              <w:spacing w:before="0" w:after="0" w:line="180" w:lineRule="exact"/>
+              <w:jc w:val="center"/>
+            </w:pPr>
+            <w:r/>
+            <w:r>
+              <w:rPr>
+                <w:rFonts w:ascii="Times New Roman" w:hAnsi="Times New Roman" w:eastAsia="Times New Roman" w:cs="Times New Roman"/>
+                <w:b w:val="0"/>
+                <w:sz w:val="12"/>
+              </w:rPr>
+              <w:t>ОК 1 - ОК 4, ОК 9</w:t>
+            </w:r>
+          </w:p>
         </w:tc>
         <w:tc>
           <w:tcPr>
             <w:tcW w:w="937895" w:type="dxa"/>
           </w:tcPr>
-          <w:p/>
+          <w:p>
+            <w:pPr>
+              <w:spacing w:before="0" w:after="0" w:line="180" w:lineRule="exact"/>
+              <w:jc w:val="center"/>
+            </w:pPr>
+            <w:r/>
+            <w:r>
+              <w:rPr>
+                <w:rFonts w:ascii="Times New Roman" w:hAnsi="Times New Roman" w:eastAsia="Times New Roman" w:cs="Times New Roman"/>
+                <w:b w:val="0"/>
+                <w:sz w:val="12"/>
+              </w:rPr>
+              <w:t>ПК 5.1 - ПК 5.7</w:t>
+            </w:r>
+          </w:p>
         </w:tc>
         <w:tc>
           <w:tcPr>
@@ -4531,13 +4755,41 @@
           <w:tcPr>
             <w:tcW w:w="937895" w:type="dxa"/>
           </w:tcPr>
-          <w:p/>
+          <w:p>
+            <w:pPr>
+              <w:spacing w:before="0" w:after="0" w:line="180" w:lineRule="exact"/>
+              <w:jc w:val="center"/>
+            </w:pPr>
+            <w:r/>
+            <w:r>
+              <w:rPr>
+                <w:rFonts w:ascii="Times New Roman" w:hAnsi="Times New Roman" w:eastAsia="Times New Roman" w:cs="Times New Roman"/>
+                <w:b w:val="0"/>
+                <w:sz w:val="12"/>
+              </w:rPr>
+              <w:t>ОК 1 - ОК 4, ОК 9</w:t>
+            </w:r>
+          </w:p>
         </w:tc>
         <w:tc>
           <w:tcPr>
             <w:tcW w:w="937895" w:type="dxa"/>
           </w:tcPr>
-          <w:p/>
+          <w:p>
+            <w:pPr>
+              <w:spacing w:before="0" w:after="0" w:line="180" w:lineRule="exact"/>
+              <w:jc w:val="center"/>
+            </w:pPr>
+            <w:r/>
+            <w:r>
+              <w:rPr>
+                <w:rFonts w:ascii="Times New Roman" w:hAnsi="Times New Roman" w:eastAsia="Times New Roman" w:cs="Times New Roman"/>
+                <w:b w:val="0"/>
+                <w:sz w:val="12"/>
+              </w:rPr>
+              <w:t>ПК 5.1 - ПК 5.7</w:t>
+            </w:r>
+          </w:p>
         </w:tc>
         <w:tc>
           <w:tcPr>
@@ -4711,13 +4963,41 @@
           <w:tcPr>
             <w:tcW w:w="937895" w:type="dxa"/>
           </w:tcPr>
-          <w:p/>
+          <w:p>
+            <w:pPr>
+              <w:spacing w:before="0" w:after="0" w:line="180" w:lineRule="exact"/>
+              <w:jc w:val="center"/>
+            </w:pPr>
+            <w:r/>
+            <w:r>
+              <w:rPr>
+                <w:rFonts w:ascii="Times New Roman" w:hAnsi="Times New Roman" w:eastAsia="Times New Roman" w:cs="Times New Roman"/>
+                <w:b w:val="0"/>
+                <w:sz w:val="12"/>
+              </w:rPr>
+              <w:t>ОК 1 - ОК 4, ОК 9</w:t>
+            </w:r>
+          </w:p>
         </w:tc>
         <w:tc>
           <w:tcPr>
             <w:tcW w:w="937895" w:type="dxa"/>
           </w:tcPr>
-          <w:p/>
+          <w:p>
+            <w:pPr>
+              <w:spacing w:before="0" w:after="0" w:line="180" w:lineRule="exact"/>
+              <w:jc w:val="center"/>
+            </w:pPr>
+            <w:r/>
+            <w:r>
+              <w:rPr>
+                <w:rFonts w:ascii="Times New Roman" w:hAnsi="Times New Roman" w:eastAsia="Times New Roman" w:cs="Times New Roman"/>
+                <w:b w:val="0"/>
+                <w:sz w:val="12"/>
+              </w:rPr>
+              <w:t>ПК 5.1 - ПК 5.7</w:t>
+            </w:r>
+          </w:p>
         </w:tc>
         <w:tc>
           <w:tcPr>
@@ -4891,13 +5171,41 @@
           <w:tcPr>
             <w:tcW w:w="937895" w:type="dxa"/>
           </w:tcPr>
-          <w:p/>
+          <w:p>
+            <w:pPr>
+              <w:spacing w:before="0" w:after="0" w:line="180" w:lineRule="exact"/>
+              <w:jc w:val="center"/>
+            </w:pPr>
+            <w:r/>
+            <w:r>
+              <w:rPr>
+                <w:rFonts w:ascii="Times New Roman" w:hAnsi="Times New Roman" w:eastAsia="Times New Roman" w:cs="Times New Roman"/>
+                <w:b w:val="0"/>
+                <w:sz w:val="12"/>
+              </w:rPr>
+              <w:t>ОК 1 - ОК 4, ОК 9</w:t>
+            </w:r>
+          </w:p>
         </w:tc>
         <w:tc>
           <w:tcPr>
             <w:tcW w:w="937895" w:type="dxa"/>
           </w:tcPr>
-          <w:p/>
+          <w:p>
+            <w:pPr>
+              <w:spacing w:before="0" w:after="0" w:line="180" w:lineRule="exact"/>
+              <w:jc w:val="center"/>
+            </w:pPr>
+            <w:r/>
+            <w:r>
+              <w:rPr>
+                <w:rFonts w:ascii="Times New Roman" w:hAnsi="Times New Roman" w:eastAsia="Times New Roman" w:cs="Times New Roman"/>
+                <w:b w:val="0"/>
+                <w:sz w:val="12"/>
+              </w:rPr>
+              <w:t>ПК 5.1 - ПК 5.7</w:t>
+            </w:r>
+          </w:p>
         </w:tc>
         <w:tc>
           <w:tcPr>
@@ -5071,13 +5379,41 @@
           <w:tcPr>
             <w:tcW w:w="937895" w:type="dxa"/>
           </w:tcPr>
-          <w:p/>
+          <w:p>
+            <w:pPr>
+              <w:spacing w:before="0" w:after="0" w:line="180" w:lineRule="exact"/>
+              <w:jc w:val="center"/>
+            </w:pPr>
+            <w:r/>
+            <w:r>
+              <w:rPr>
+                <w:rFonts w:ascii="Times New Roman" w:hAnsi="Times New Roman" w:eastAsia="Times New Roman" w:cs="Times New Roman"/>
+                <w:b w:val="0"/>
+                <w:sz w:val="12"/>
+              </w:rPr>
+              <w:t>ОК 1 - ОК 4, ОК 9</w:t>
+            </w:r>
+          </w:p>
         </w:tc>
         <w:tc>
           <w:tcPr>
             <w:tcW w:w="937895" w:type="dxa"/>
           </w:tcPr>
-          <w:p/>
+          <w:p>
+            <w:pPr>
+              <w:spacing w:before="0" w:after="0" w:line="180" w:lineRule="exact"/>
+              <w:jc w:val="center"/>
+            </w:pPr>
+            <w:r/>
+            <w:r>
+              <w:rPr>
+                <w:rFonts w:ascii="Times New Roman" w:hAnsi="Times New Roman" w:eastAsia="Times New Roman" w:cs="Times New Roman"/>
+                <w:b w:val="0"/>
+                <w:sz w:val="12"/>
+              </w:rPr>
+              <w:t>ПК 5.1 - ПК 5.7</w:t>
+            </w:r>
+          </w:p>
         </w:tc>
         <w:tc>
           <w:tcPr>
@@ -5251,13 +5587,41 @@
           <w:tcPr>
             <w:tcW w:w="937895" w:type="dxa"/>
           </w:tcPr>
-          <w:p/>
+          <w:p>
+            <w:pPr>
+              <w:spacing w:before="0" w:after="0" w:line="180" w:lineRule="exact"/>
+              <w:jc w:val="center"/>
+            </w:pPr>
+            <w:r/>
+            <w:r>
+              <w:rPr>
+                <w:rFonts w:ascii="Times New Roman" w:hAnsi="Times New Roman" w:eastAsia="Times New Roman" w:cs="Times New Roman"/>
+                <w:b w:val="0"/>
+                <w:sz w:val="12"/>
+              </w:rPr>
+              <w:t>ОК 1 - ОК 4, ОК 9</w:t>
+            </w:r>
+          </w:p>
         </w:tc>
         <w:tc>
           <w:tcPr>
             <w:tcW w:w="937895" w:type="dxa"/>
           </w:tcPr>
-          <w:p/>
+          <w:p>
+            <w:pPr>
+              <w:spacing w:before="0" w:after="0" w:line="180" w:lineRule="exact"/>
+              <w:jc w:val="center"/>
+            </w:pPr>
+            <w:r/>
+            <w:r>
+              <w:rPr>
+                <w:rFonts w:ascii="Times New Roman" w:hAnsi="Times New Roman" w:eastAsia="Times New Roman" w:cs="Times New Roman"/>
+                <w:b w:val="0"/>
+                <w:sz w:val="12"/>
+              </w:rPr>
+              <w:t>ПК 5.1 - ПК 5.7</w:t>
+            </w:r>
+          </w:p>
         </w:tc>
         <w:tc>
           <w:tcPr>
@@ -5431,13 +5795,41 @@
           <w:tcPr>
             <w:tcW w:w="937895" w:type="dxa"/>
           </w:tcPr>
-          <w:p/>
+          <w:p>
+            <w:pPr>
+              <w:spacing w:before="0" w:after="0" w:line="180" w:lineRule="exact"/>
+              <w:jc w:val="center"/>
+            </w:pPr>
+            <w:r/>
+            <w:r>
+              <w:rPr>
+                <w:rFonts w:ascii="Times New Roman" w:hAnsi="Times New Roman" w:eastAsia="Times New Roman" w:cs="Times New Roman"/>
+                <w:b w:val="0"/>
+                <w:sz w:val="12"/>
+              </w:rPr>
+              <w:t>ОК 1 - ОК 4, ОК 9</w:t>
+            </w:r>
+          </w:p>
         </w:tc>
         <w:tc>
           <w:tcPr>
             <w:tcW w:w="937895" w:type="dxa"/>
           </w:tcPr>
-          <w:p/>
+          <w:p>
+            <w:pPr>
+              <w:spacing w:before="0" w:after="0" w:line="180" w:lineRule="exact"/>
+              <w:jc w:val="center"/>
+            </w:pPr>
+            <w:r/>
+            <w:r>
+              <w:rPr>
+                <w:rFonts w:ascii="Times New Roman" w:hAnsi="Times New Roman" w:eastAsia="Times New Roman" w:cs="Times New Roman"/>
+                <w:b w:val="0"/>
+                <w:sz w:val="12"/>
+              </w:rPr>
+              <w:t>ПК 5.1 - ПК 5.7</w:t>
+            </w:r>
+          </w:p>
         </w:tc>
         <w:tc>
           <w:tcPr>
@@ -5611,13 +6003,41 @@
           <w:tcPr>
             <w:tcW w:w="937895" w:type="dxa"/>
           </w:tcPr>
-          <w:p/>
+          <w:p>
+            <w:pPr>
+              <w:spacing w:before="0" w:after="0" w:line="180" w:lineRule="exact"/>
+              <w:jc w:val="center"/>
+            </w:pPr>
+            <w:r/>
+            <w:r>
+              <w:rPr>
+                <w:rFonts w:ascii="Times New Roman" w:hAnsi="Times New Roman" w:eastAsia="Times New Roman" w:cs="Times New Roman"/>
+                <w:b w:val="0"/>
+                <w:sz w:val="12"/>
+              </w:rPr>
+              <w:t>ОК 1 - ОК 4, ОК 9</w:t>
+            </w:r>
+          </w:p>
         </w:tc>
         <w:tc>
           <w:tcPr>
             <w:tcW w:w="937895" w:type="dxa"/>
           </w:tcPr>
-          <w:p/>
+          <w:p>
+            <w:pPr>
+              <w:spacing w:before="0" w:after="0" w:line="180" w:lineRule="exact"/>
+              <w:jc w:val="center"/>
+            </w:pPr>
+            <w:r/>
+            <w:r>
+              <w:rPr>
+                <w:rFonts w:ascii="Times New Roman" w:hAnsi="Times New Roman" w:eastAsia="Times New Roman" w:cs="Times New Roman"/>
+                <w:b w:val="0"/>
+                <w:sz w:val="12"/>
+              </w:rPr>
+              <w:t>ПК 5.1 - ПК 5.7</w:t>
+            </w:r>
+          </w:p>
         </w:tc>
         <w:tc>
           <w:tcPr>
@@ -5791,13 +6211,41 @@
           <w:tcPr>
             <w:tcW w:w="937895" w:type="dxa"/>
           </w:tcPr>
-          <w:p/>
+          <w:p>
+            <w:pPr>
+              <w:spacing w:before="0" w:after="0" w:line="180" w:lineRule="exact"/>
+              <w:jc w:val="center"/>
+            </w:pPr>
+            <w:r/>
+            <w:r>
+              <w:rPr>
+                <w:rFonts w:ascii="Times New Roman" w:hAnsi="Times New Roman" w:eastAsia="Times New Roman" w:cs="Times New Roman"/>
+                <w:b w:val="0"/>
+                <w:sz w:val="12"/>
+              </w:rPr>
+              <w:t>ОК 1 - ОК 4, ОК 9</w:t>
+            </w:r>
+          </w:p>
         </w:tc>
         <w:tc>
           <w:tcPr>
             <w:tcW w:w="937895" w:type="dxa"/>
           </w:tcPr>
-          <w:p/>
+          <w:p>
+            <w:pPr>
+              <w:spacing w:before="0" w:after="0" w:line="180" w:lineRule="exact"/>
+              <w:jc w:val="center"/>
+            </w:pPr>
+            <w:r/>
+            <w:r>
+              <w:rPr>
+                <w:rFonts w:ascii="Times New Roman" w:hAnsi="Times New Roman" w:eastAsia="Times New Roman" w:cs="Times New Roman"/>
+                <w:b w:val="0"/>
+                <w:sz w:val="12"/>
+              </w:rPr>
+              <w:t>ПК 5.1 - ПК 5.7</w:t>
+            </w:r>
+          </w:p>
         </w:tc>
         <w:tc>
           <w:tcPr>
@@ -5971,13 +6419,41 @@
           <w:tcPr>
             <w:tcW w:w="937895" w:type="dxa"/>
           </w:tcPr>
-          <w:p/>
+          <w:p>
+            <w:pPr>
+              <w:spacing w:before="0" w:after="0" w:line="180" w:lineRule="exact"/>
+              <w:jc w:val="center"/>
+            </w:pPr>
+            <w:r/>
+            <w:r>
+              <w:rPr>
+                <w:rFonts w:ascii="Times New Roman" w:hAnsi="Times New Roman" w:eastAsia="Times New Roman" w:cs="Times New Roman"/>
+                <w:b w:val="0"/>
+                <w:sz w:val="12"/>
+              </w:rPr>
+              <w:t>ОК 1 - ОК 4, ОК 9</w:t>
+            </w:r>
+          </w:p>
         </w:tc>
         <w:tc>
           <w:tcPr>
             <w:tcW w:w="937895" w:type="dxa"/>
           </w:tcPr>
-          <w:p/>
+          <w:p>
+            <w:pPr>
+              <w:spacing w:before="0" w:after="0" w:line="180" w:lineRule="exact"/>
+              <w:jc w:val="center"/>
+            </w:pPr>
+            <w:r/>
+            <w:r>
+              <w:rPr>
+                <w:rFonts w:ascii="Times New Roman" w:hAnsi="Times New Roman" w:eastAsia="Times New Roman" w:cs="Times New Roman"/>
+                <w:b w:val="0"/>
+                <w:sz w:val="12"/>
+              </w:rPr>
+              <w:t>ПК 5.1 - ПК 5.7</w:t>
+            </w:r>
+          </w:p>
         </w:tc>
         <w:tc>
           <w:tcPr>
@@ -6258,13 +6734,41 @@
           <w:tcPr>
             <w:tcW w:w="937895" w:type="dxa"/>
           </w:tcPr>
-          <w:p/>
+          <w:p>
+            <w:pPr>
+              <w:spacing w:before="0" w:after="0" w:line="180" w:lineRule="exact"/>
+              <w:jc w:val="center"/>
+            </w:pPr>
+            <w:r/>
+            <w:r>
+              <w:rPr>
+                <w:rFonts w:ascii="Times New Roman" w:hAnsi="Times New Roman" w:eastAsia="Times New Roman" w:cs="Times New Roman"/>
+                <w:b w:val="0"/>
+                <w:sz w:val="12"/>
+              </w:rPr>
+              <w:t>ОК 1 - ОК 4, ОК 9</w:t>
+            </w:r>
+          </w:p>
         </w:tc>
         <w:tc>
           <w:tcPr>
             <w:tcW w:w="937895" w:type="dxa"/>
           </w:tcPr>
-          <w:p/>
+          <w:p>
+            <w:pPr>
+              <w:spacing w:before="0" w:after="0" w:line="180" w:lineRule="exact"/>
+              <w:jc w:val="center"/>
+            </w:pPr>
+            <w:r/>
+            <w:r>
+              <w:rPr>
+                <w:rFonts w:ascii="Times New Roman" w:hAnsi="Times New Roman" w:eastAsia="Times New Roman" w:cs="Times New Roman"/>
+                <w:b w:val="0"/>
+                <w:sz w:val="12"/>
+              </w:rPr>
+              <w:t>ПК 5.1 - ПК 5.7</w:t>
+            </w:r>
+          </w:p>
         </w:tc>
         <w:tc>
           <w:tcPr>
@@ -6424,13 +6928,41 @@
           <w:tcPr>
             <w:tcW w:w="937895" w:type="dxa"/>
           </w:tcPr>
-          <w:p/>
+          <w:p>
+            <w:pPr>
+              <w:spacing w:before="0" w:after="0" w:line="180" w:lineRule="exact"/>
+              <w:jc w:val="center"/>
+            </w:pPr>
+            <w:r/>
+            <w:r>
+              <w:rPr>
+                <w:rFonts w:ascii="Times New Roman" w:hAnsi="Times New Roman" w:eastAsia="Times New Roman" w:cs="Times New Roman"/>
+                <w:b w:val="0"/>
+                <w:sz w:val="12"/>
+              </w:rPr>
+              <w:t>ОК 1 - ОК 4, ОК 9</w:t>
+            </w:r>
+          </w:p>
         </w:tc>
         <w:tc>
           <w:tcPr>
             <w:tcW w:w="937895" w:type="dxa"/>
           </w:tcPr>
-          <w:p/>
+          <w:p>
+            <w:pPr>
+              <w:spacing w:before="0" w:after="0" w:line="180" w:lineRule="exact"/>
+              <w:jc w:val="center"/>
+            </w:pPr>
+            <w:r/>
+            <w:r>
+              <w:rPr>
+                <w:rFonts w:ascii="Times New Roman" w:hAnsi="Times New Roman" w:eastAsia="Times New Roman" w:cs="Times New Roman"/>
+                <w:b w:val="0"/>
+                <w:sz w:val="12"/>
+              </w:rPr>
+              <w:t>ПК 5.1 - ПК 5.7</w:t>
+            </w:r>
+          </w:p>
         </w:tc>
         <w:tc>
           <w:tcPr>
@@ -6590,13 +7122,41 @@
           <w:tcPr>
             <w:tcW w:w="937895" w:type="dxa"/>
           </w:tcPr>
-          <w:p/>
+          <w:p>
+            <w:pPr>
+              <w:spacing w:before="0" w:after="0" w:line="180" w:lineRule="exact"/>
+              <w:jc w:val="center"/>
+            </w:pPr>
+            <w:r/>
+            <w:r>
+              <w:rPr>
+                <w:rFonts w:ascii="Times New Roman" w:hAnsi="Times New Roman" w:eastAsia="Times New Roman" w:cs="Times New Roman"/>
+                <w:b w:val="0"/>
+                <w:sz w:val="12"/>
+              </w:rPr>
+              <w:t>ОК 1 - ОК 4, ОК 9</w:t>
+            </w:r>
+          </w:p>
         </w:tc>
         <w:tc>
           <w:tcPr>
             <w:tcW w:w="937895" w:type="dxa"/>
           </w:tcPr>
-          <w:p/>
+          <w:p>
+            <w:pPr>
+              <w:spacing w:before="0" w:after="0" w:line="180" w:lineRule="exact"/>
+              <w:jc w:val="center"/>
+            </w:pPr>
+            <w:r/>
+            <w:r>
+              <w:rPr>
+                <w:rFonts w:ascii="Times New Roman" w:hAnsi="Times New Roman" w:eastAsia="Times New Roman" w:cs="Times New Roman"/>
+                <w:b w:val="0"/>
+                <w:sz w:val="12"/>
+              </w:rPr>
+              <w:t>ПК 5.1 - ПК 5.7</w:t>
+            </w:r>
+          </w:p>
         </w:tc>
         <w:tc>
           <w:tcPr>
@@ -6756,13 +7316,41 @@
           <w:tcPr>
             <w:tcW w:w="937895" w:type="dxa"/>
           </w:tcPr>
-          <w:p/>
+          <w:p>
+            <w:pPr>
+              <w:spacing w:before="0" w:after="0" w:line="180" w:lineRule="exact"/>
+              <w:jc w:val="center"/>
+            </w:pPr>
+            <w:r/>
+            <w:r>
+              <w:rPr>
+                <w:rFonts w:ascii="Times New Roman" w:hAnsi="Times New Roman" w:eastAsia="Times New Roman" w:cs="Times New Roman"/>
+                <w:b w:val="0"/>
+                <w:sz w:val="12"/>
+              </w:rPr>
+              <w:t>ОК 1 - ОК 4, ОК 9</w:t>
+            </w:r>
+          </w:p>
         </w:tc>
         <w:tc>
           <w:tcPr>
             <w:tcW w:w="937895" w:type="dxa"/>
           </w:tcPr>
-          <w:p/>
+          <w:p>
+            <w:pPr>
+              <w:spacing w:before="0" w:after="0" w:line="180" w:lineRule="exact"/>
+              <w:jc w:val="center"/>
+            </w:pPr>
+            <w:r/>
+            <w:r>
+              <w:rPr>
+                <w:rFonts w:ascii="Times New Roman" w:hAnsi="Times New Roman" w:eastAsia="Times New Roman" w:cs="Times New Roman"/>
+                <w:b w:val="0"/>
+                <w:sz w:val="12"/>
+              </w:rPr>
+              <w:t>ПК 5.1 - ПК 5.7</w:t>
+            </w:r>
+          </w:p>
         </w:tc>
         <w:tc>
           <w:tcPr>
@@ -6936,13 +7524,41 @@
           <w:tcPr>
             <w:tcW w:w="937895" w:type="dxa"/>
           </w:tcPr>
-          <w:p/>
+          <w:p>
+            <w:pPr>
+              <w:spacing w:before="0" w:after="0" w:line="180" w:lineRule="exact"/>
+              <w:jc w:val="center"/>
+            </w:pPr>
+            <w:r/>
+            <w:r>
+              <w:rPr>
+                <w:rFonts w:ascii="Times New Roman" w:hAnsi="Times New Roman" w:eastAsia="Times New Roman" w:cs="Times New Roman"/>
+                <w:b w:val="0"/>
+                <w:sz w:val="12"/>
+              </w:rPr>
+              <w:t>ОК 1 - ОК 4, ОК 9</w:t>
+            </w:r>
+          </w:p>
         </w:tc>
         <w:tc>
           <w:tcPr>
             <w:tcW w:w="937895" w:type="dxa"/>
           </w:tcPr>
-          <w:p/>
+          <w:p>
+            <w:pPr>
+              <w:spacing w:before="0" w:after="0" w:line="180" w:lineRule="exact"/>
+              <w:jc w:val="center"/>
+            </w:pPr>
+            <w:r/>
+            <w:r>
+              <w:rPr>
+                <w:rFonts w:ascii="Times New Roman" w:hAnsi="Times New Roman" w:eastAsia="Times New Roman" w:cs="Times New Roman"/>
+                <w:b w:val="0"/>
+                <w:sz w:val="12"/>
+              </w:rPr>
+              <w:t>ПК 5.1 - ПК 5.7</w:t>
+            </w:r>
+          </w:p>
         </w:tc>
         <w:tc>
           <w:tcPr>
@@ -7116,13 +7732,41 @@
           <w:tcPr>
             <w:tcW w:w="937895" w:type="dxa"/>
           </w:tcPr>
-          <w:p/>
+          <w:p>
+            <w:pPr>
+              <w:spacing w:before="0" w:after="0" w:line="180" w:lineRule="exact"/>
+              <w:jc w:val="center"/>
+            </w:pPr>
+            <w:r/>
+            <w:r>
+              <w:rPr>
+                <w:rFonts w:ascii="Times New Roman" w:hAnsi="Times New Roman" w:eastAsia="Times New Roman" w:cs="Times New Roman"/>
+                <w:b w:val="0"/>
+                <w:sz w:val="12"/>
+              </w:rPr>
+              <w:t>ОК 1 - ОК 4, ОК 9</w:t>
+            </w:r>
+          </w:p>
         </w:tc>
         <w:tc>
           <w:tcPr>
             <w:tcW w:w="937895" w:type="dxa"/>
           </w:tcPr>
-          <w:p/>
+          <w:p>
+            <w:pPr>
+              <w:spacing w:before="0" w:after="0" w:line="180" w:lineRule="exact"/>
+              <w:jc w:val="center"/>
+            </w:pPr>
+            <w:r/>
+            <w:r>
+              <w:rPr>
+                <w:rFonts w:ascii="Times New Roman" w:hAnsi="Times New Roman" w:eastAsia="Times New Roman" w:cs="Times New Roman"/>
+                <w:b w:val="0"/>
+                <w:sz w:val="12"/>
+              </w:rPr>
+              <w:t>ПК 5.1 - ПК 5.7</w:t>
+            </w:r>
+          </w:p>
         </w:tc>
         <w:tc>
           <w:tcPr>
@@ -7296,13 +7940,41 @@
           <w:tcPr>
             <w:tcW w:w="937895" w:type="dxa"/>
           </w:tcPr>
-          <w:p/>
+          <w:p>
+            <w:pPr>
+              <w:spacing w:before="0" w:after="0" w:line="180" w:lineRule="exact"/>
+              <w:jc w:val="center"/>
+            </w:pPr>
+            <w:r/>
+            <w:r>
+              <w:rPr>
+                <w:rFonts w:ascii="Times New Roman" w:hAnsi="Times New Roman" w:eastAsia="Times New Roman" w:cs="Times New Roman"/>
+                <w:b w:val="0"/>
+                <w:sz w:val="12"/>
+              </w:rPr>
+              <w:t>ОК 1 - ОК 4, ОК 9</w:t>
+            </w:r>
+          </w:p>
         </w:tc>
         <w:tc>
           <w:tcPr>
             <w:tcW w:w="937895" w:type="dxa"/>
           </w:tcPr>
-          <w:p/>
+          <w:p>
+            <w:pPr>
+              <w:spacing w:before="0" w:after="0" w:line="180" w:lineRule="exact"/>
+              <w:jc w:val="center"/>
+            </w:pPr>
+            <w:r/>
+            <w:r>
+              <w:rPr>
+                <w:rFonts w:ascii="Times New Roman" w:hAnsi="Times New Roman" w:eastAsia="Times New Roman" w:cs="Times New Roman"/>
+                <w:b w:val="0"/>
+                <w:sz w:val="12"/>
+              </w:rPr>
+              <w:t>ПК 5.1 - ПК 5.7</w:t>
+            </w:r>
+          </w:p>
         </w:tc>
         <w:tc>
           <w:tcPr>
@@ -7583,13 +8255,41 @@
           <w:tcPr>
             <w:tcW w:w="937895" w:type="dxa"/>
           </w:tcPr>
-          <w:p/>
+          <w:p>
+            <w:pPr>
+              <w:spacing w:before="0" w:after="0" w:line="180" w:lineRule="exact"/>
+              <w:jc w:val="center"/>
+            </w:pPr>
+            <w:r/>
+            <w:r>
+              <w:rPr>
+                <w:rFonts w:ascii="Times New Roman" w:hAnsi="Times New Roman" w:eastAsia="Times New Roman" w:cs="Times New Roman"/>
+                <w:b w:val="0"/>
+                <w:sz w:val="12"/>
+              </w:rPr>
+              <w:t>ОК 1 - ОК 4, ОК 9</w:t>
+            </w:r>
+          </w:p>
         </w:tc>
         <w:tc>
           <w:tcPr>
             <w:tcW w:w="937895" w:type="dxa"/>
           </w:tcPr>
-          <w:p/>
+          <w:p>
+            <w:pPr>
+              <w:spacing w:before="0" w:after="0" w:line="180" w:lineRule="exact"/>
+              <w:jc w:val="center"/>
+            </w:pPr>
+            <w:r/>
+            <w:r>
+              <w:rPr>
+                <w:rFonts w:ascii="Times New Roman" w:hAnsi="Times New Roman" w:eastAsia="Times New Roman" w:cs="Times New Roman"/>
+                <w:b w:val="0"/>
+                <w:sz w:val="12"/>
+              </w:rPr>
+              <w:t>ПК 5.1 - ПК 5.7</w:t>
+            </w:r>
+          </w:p>
         </w:tc>
         <w:tc>
           <w:tcPr>
@@ -7763,13 +8463,41 @@
           <w:tcPr>
             <w:tcW w:w="937895" w:type="dxa"/>
           </w:tcPr>
-          <w:p/>
+          <w:p>
+            <w:pPr>
+              <w:spacing w:before="0" w:after="0" w:line="180" w:lineRule="exact"/>
+              <w:jc w:val="center"/>
+            </w:pPr>
+            <w:r/>
+            <w:r>
+              <w:rPr>
+                <w:rFonts w:ascii="Times New Roman" w:hAnsi="Times New Roman" w:eastAsia="Times New Roman" w:cs="Times New Roman"/>
+                <w:b w:val="0"/>
+                <w:sz w:val="12"/>
+              </w:rPr>
+              <w:t>ОК 1 - ОК 4, ОК 9</w:t>
+            </w:r>
+          </w:p>
         </w:tc>
         <w:tc>
           <w:tcPr>
             <w:tcW w:w="937895" w:type="dxa"/>
           </w:tcPr>
-          <w:p/>
+          <w:p>
+            <w:pPr>
+              <w:spacing w:before="0" w:after="0" w:line="180" w:lineRule="exact"/>
+              <w:jc w:val="center"/>
+            </w:pPr>
+            <w:r/>
+            <w:r>
+              <w:rPr>
+                <w:rFonts w:ascii="Times New Roman" w:hAnsi="Times New Roman" w:eastAsia="Times New Roman" w:cs="Times New Roman"/>
+                <w:b w:val="0"/>
+                <w:sz w:val="12"/>
+              </w:rPr>
+              <w:t>ПК 5.1 - ПК 5.7</w:t>
+            </w:r>
+          </w:p>
         </w:tc>
         <w:tc>
           <w:tcPr>
@@ -8050,13 +8778,41 @@
           <w:tcPr>
             <w:tcW w:w="937895" w:type="dxa"/>
           </w:tcPr>
-          <w:p/>
+          <w:p>
+            <w:pPr>
+              <w:spacing w:before="0" w:after="0" w:line="180" w:lineRule="exact"/>
+              <w:jc w:val="center"/>
+            </w:pPr>
+            <w:r/>
+            <w:r>
+              <w:rPr>
+                <w:rFonts w:ascii="Times New Roman" w:hAnsi="Times New Roman" w:eastAsia="Times New Roman" w:cs="Times New Roman"/>
+                <w:b w:val="0"/>
+                <w:sz w:val="12"/>
+              </w:rPr>
+              <w:t>ОК 1 - ОК 4, ОК 9</w:t>
+            </w:r>
+          </w:p>
         </w:tc>
         <w:tc>
           <w:tcPr>
             <w:tcW w:w="937895" w:type="dxa"/>
           </w:tcPr>
-          <w:p/>
+          <w:p>
+            <w:pPr>
+              <w:spacing w:before="0" w:after="0" w:line="180" w:lineRule="exact"/>
+              <w:jc w:val="center"/>
+            </w:pPr>
+            <w:r/>
+            <w:r>
+              <w:rPr>
+                <w:rFonts w:ascii="Times New Roman" w:hAnsi="Times New Roman" w:eastAsia="Times New Roman" w:cs="Times New Roman"/>
+                <w:b w:val="0"/>
+                <w:sz w:val="12"/>
+              </w:rPr>
+              <w:t>ПК 5.1 - ПК 5.7</w:t>
+            </w:r>
+          </w:p>
         </w:tc>
         <w:tc>
           <w:tcPr>
@@ -8216,13 +8972,41 @@
           <w:tcPr>
             <w:tcW w:w="937895" w:type="dxa"/>
           </w:tcPr>
-          <w:p/>
+          <w:p>
+            <w:pPr>
+              <w:spacing w:before="0" w:after="0" w:line="180" w:lineRule="exact"/>
+              <w:jc w:val="center"/>
+            </w:pPr>
+            <w:r/>
+            <w:r>
+              <w:rPr>
+                <w:rFonts w:ascii="Times New Roman" w:hAnsi="Times New Roman" w:eastAsia="Times New Roman" w:cs="Times New Roman"/>
+                <w:b w:val="0"/>
+                <w:sz w:val="12"/>
+              </w:rPr>
+              <w:t>ОК 1 - ОК 4, ОК 9</w:t>
+            </w:r>
+          </w:p>
         </w:tc>
         <w:tc>
           <w:tcPr>
             <w:tcW w:w="937895" w:type="dxa"/>
           </w:tcPr>
-          <w:p/>
+          <w:p>
+            <w:pPr>
+              <w:spacing w:before="0" w:after="0" w:line="180" w:lineRule="exact"/>
+              <w:jc w:val="center"/>
+            </w:pPr>
+            <w:r/>
+            <w:r>
+              <w:rPr>
+                <w:rFonts w:ascii="Times New Roman" w:hAnsi="Times New Roman" w:eastAsia="Times New Roman" w:cs="Times New Roman"/>
+                <w:b w:val="0"/>
+                <w:sz w:val="12"/>
+              </w:rPr>
+              <w:t>ПК 5.1 - ПК 5.7</w:t>
+            </w:r>
+          </w:p>
         </w:tc>
         <w:tc>
           <w:tcPr>
@@ -8382,13 +9166,41 @@
           <w:tcPr>
             <w:tcW w:w="937895" w:type="dxa"/>
           </w:tcPr>
-          <w:p/>
+          <w:p>
+            <w:pPr>
+              <w:spacing w:before="0" w:after="0" w:line="180" w:lineRule="exact"/>
+              <w:jc w:val="center"/>
+            </w:pPr>
+            <w:r/>
+            <w:r>
+              <w:rPr>
+                <w:rFonts w:ascii="Times New Roman" w:hAnsi="Times New Roman" w:eastAsia="Times New Roman" w:cs="Times New Roman"/>
+                <w:b w:val="0"/>
+                <w:sz w:val="12"/>
+              </w:rPr>
+              <w:t>ОК 1 - ОК 4, ОК 9</w:t>
+            </w:r>
+          </w:p>
         </w:tc>
         <w:tc>
           <w:tcPr>
             <w:tcW w:w="937895" w:type="dxa"/>
           </w:tcPr>
-          <w:p/>
+          <w:p>
+            <w:pPr>
+              <w:spacing w:before="0" w:after="0" w:line="180" w:lineRule="exact"/>
+              <w:jc w:val="center"/>
+            </w:pPr>
+            <w:r/>
+            <w:r>
+              <w:rPr>
+                <w:rFonts w:ascii="Times New Roman" w:hAnsi="Times New Roman" w:eastAsia="Times New Roman" w:cs="Times New Roman"/>
+                <w:b w:val="0"/>
+                <w:sz w:val="12"/>
+              </w:rPr>
+              <w:t>ПК 5.1 - ПК 5.7</w:t>
+            </w:r>
+          </w:p>
         </w:tc>
         <w:tc>
           <w:tcPr>
@@ -8548,13 +9360,41 @@
           <w:tcPr>
             <w:tcW w:w="937895" w:type="dxa"/>
           </w:tcPr>
-          <w:p/>
+          <w:p>
+            <w:pPr>
+              <w:spacing w:before="0" w:after="0" w:line="180" w:lineRule="exact"/>
+              <w:jc w:val="center"/>
+            </w:pPr>
+            <w:r/>
+            <w:r>
+              <w:rPr>
+                <w:rFonts w:ascii="Times New Roman" w:hAnsi="Times New Roman" w:eastAsia="Times New Roman" w:cs="Times New Roman"/>
+                <w:b w:val="0"/>
+                <w:sz w:val="12"/>
+              </w:rPr>
+              <w:t>ОК 1 - ОК 4, ОК 9</w:t>
+            </w:r>
+          </w:p>
         </w:tc>
         <w:tc>
           <w:tcPr>
             <w:tcW w:w="937895" w:type="dxa"/>
           </w:tcPr>
-          <w:p/>
+          <w:p>
+            <w:pPr>
+              <w:spacing w:before="0" w:after="0" w:line="180" w:lineRule="exact"/>
+              <w:jc w:val="center"/>
+            </w:pPr>
+            <w:r/>
+            <w:r>
+              <w:rPr>
+                <w:rFonts w:ascii="Times New Roman" w:hAnsi="Times New Roman" w:eastAsia="Times New Roman" w:cs="Times New Roman"/>
+                <w:b w:val="0"/>
+                <w:sz w:val="12"/>
+              </w:rPr>
+              <w:t>ПК 5.1 - ПК 5.7</w:t>
+            </w:r>
+          </w:p>
         </w:tc>
         <w:tc>
           <w:tcPr>
@@ -8728,13 +9568,41 @@
           <w:tcPr>
             <w:tcW w:w="937895" w:type="dxa"/>
           </w:tcPr>
-          <w:p/>
+          <w:p>
+            <w:pPr>
+              <w:spacing w:before="0" w:after="0" w:line="180" w:lineRule="exact"/>
+              <w:jc w:val="center"/>
+            </w:pPr>
+            <w:r/>
+            <w:r>
+              <w:rPr>
+                <w:rFonts w:ascii="Times New Roman" w:hAnsi="Times New Roman" w:eastAsia="Times New Roman" w:cs="Times New Roman"/>
+                <w:b w:val="0"/>
+                <w:sz w:val="12"/>
+              </w:rPr>
+              <w:t>ОК 1 - ОК 4, ОК 9</w:t>
+            </w:r>
+          </w:p>
         </w:tc>
         <w:tc>
           <w:tcPr>
             <w:tcW w:w="937895" w:type="dxa"/>
           </w:tcPr>
-          <w:p/>
+          <w:p>
+            <w:pPr>
+              <w:spacing w:before="0" w:after="0" w:line="180" w:lineRule="exact"/>
+              <w:jc w:val="center"/>
+            </w:pPr>
+            <w:r/>
+            <w:r>
+              <w:rPr>
+                <w:rFonts w:ascii="Times New Roman" w:hAnsi="Times New Roman" w:eastAsia="Times New Roman" w:cs="Times New Roman"/>
+                <w:b w:val="0"/>
+                <w:sz w:val="12"/>
+              </w:rPr>
+              <w:t>ПК 5.1 - ПК 5.7</w:t>
+            </w:r>
+          </w:p>
         </w:tc>
         <w:tc>
           <w:tcPr>
@@ -8908,13 +9776,41 @@
           <w:tcPr>
             <w:tcW w:w="937895" w:type="dxa"/>
           </w:tcPr>
-          <w:p/>
+          <w:p>
+            <w:pPr>
+              <w:spacing w:before="0" w:after="0" w:line="180" w:lineRule="exact"/>
+              <w:jc w:val="center"/>
+            </w:pPr>
+            <w:r/>
+            <w:r>
+              <w:rPr>
+                <w:rFonts w:ascii="Times New Roman" w:hAnsi="Times New Roman" w:eastAsia="Times New Roman" w:cs="Times New Roman"/>
+                <w:b w:val="0"/>
+                <w:sz w:val="12"/>
+              </w:rPr>
+              <w:t>ОК 1 - ОК 4, ОК 9</w:t>
+            </w:r>
+          </w:p>
         </w:tc>
         <w:tc>
           <w:tcPr>
             <w:tcW w:w="937895" w:type="dxa"/>
           </w:tcPr>
-          <w:p/>
+          <w:p>
+            <w:pPr>
+              <w:spacing w:before="0" w:after="0" w:line="180" w:lineRule="exact"/>
+              <w:jc w:val="center"/>
+            </w:pPr>
+            <w:r/>
+            <w:r>
+              <w:rPr>
+                <w:rFonts w:ascii="Times New Roman" w:hAnsi="Times New Roman" w:eastAsia="Times New Roman" w:cs="Times New Roman"/>
+                <w:b w:val="0"/>
+                <w:sz w:val="12"/>
+              </w:rPr>
+              <w:t>ПК 5.1 - ПК 5.7</w:t>
+            </w:r>
+          </w:p>
         </w:tc>
         <w:tc>
           <w:tcPr>
@@ -9088,13 +9984,41 @@
           <w:tcPr>
             <w:tcW w:w="937895" w:type="dxa"/>
           </w:tcPr>
-          <w:p/>
+          <w:p>
+            <w:pPr>
+              <w:spacing w:before="0" w:after="0" w:line="180" w:lineRule="exact"/>
+              <w:jc w:val="center"/>
+            </w:pPr>
+            <w:r/>
+            <w:r>
+              <w:rPr>
+                <w:rFonts w:ascii="Times New Roman" w:hAnsi="Times New Roman" w:eastAsia="Times New Roman" w:cs="Times New Roman"/>
+                <w:b w:val="0"/>
+                <w:sz w:val="12"/>
+              </w:rPr>
+              <w:t>ОК 1 - ОК 4, ОК 9</w:t>
+            </w:r>
+          </w:p>
         </w:tc>
         <w:tc>
           <w:tcPr>
             <w:tcW w:w="937895" w:type="dxa"/>
           </w:tcPr>
-          <w:p/>
+          <w:p>
+            <w:pPr>
+              <w:spacing w:before="0" w:after="0" w:line="180" w:lineRule="exact"/>
+              <w:jc w:val="center"/>
+            </w:pPr>
+            <w:r/>
+            <w:r>
+              <w:rPr>
+                <w:rFonts w:ascii="Times New Roman" w:hAnsi="Times New Roman" w:eastAsia="Times New Roman" w:cs="Times New Roman"/>
+                <w:b w:val="0"/>
+                <w:sz w:val="12"/>
+              </w:rPr>
+              <w:t>ПК 5.1 - ПК 5.7</w:t>
+            </w:r>
+          </w:p>
         </w:tc>
         <w:tc>
           <w:tcPr>
@@ -9268,13 +10192,41 @@
           <w:tcPr>
             <w:tcW w:w="937895" w:type="dxa"/>
           </w:tcPr>
-          <w:p/>
+          <w:p>
+            <w:pPr>
+              <w:spacing w:before="0" w:after="0" w:line="180" w:lineRule="exact"/>
+              <w:jc w:val="center"/>
+            </w:pPr>
+            <w:r/>
+            <w:r>
+              <w:rPr>
+                <w:rFonts w:ascii="Times New Roman" w:hAnsi="Times New Roman" w:eastAsia="Times New Roman" w:cs="Times New Roman"/>
+                <w:b w:val="0"/>
+                <w:sz w:val="12"/>
+              </w:rPr>
+              <w:t>ОК 1 - ОК 4, ОК 9</w:t>
+            </w:r>
+          </w:p>
         </w:tc>
         <w:tc>
           <w:tcPr>
             <w:tcW w:w="937895" w:type="dxa"/>
           </w:tcPr>
-          <w:p/>
+          <w:p>
+            <w:pPr>
+              <w:spacing w:before="0" w:after="0" w:line="180" w:lineRule="exact"/>
+              <w:jc w:val="center"/>
+            </w:pPr>
+            <w:r/>
+            <w:r>
+              <w:rPr>
+                <w:rFonts w:ascii="Times New Roman" w:hAnsi="Times New Roman" w:eastAsia="Times New Roman" w:cs="Times New Roman"/>
+                <w:b w:val="0"/>
+                <w:sz w:val="12"/>
+              </w:rPr>
+              <w:t>ПК 5.1 - ПК 5.7</w:t>
+            </w:r>
+          </w:p>
         </w:tc>
         <w:tc>
           <w:tcPr>
@@ -9555,13 +10507,41 @@
           <w:tcPr>
             <w:tcW w:w="937895" w:type="dxa"/>
           </w:tcPr>
-          <w:p/>
+          <w:p>
+            <w:pPr>
+              <w:spacing w:before="0" w:after="0" w:line="180" w:lineRule="exact"/>
+              <w:jc w:val="center"/>
+            </w:pPr>
+            <w:r/>
+            <w:r>
+              <w:rPr>
+                <w:rFonts w:ascii="Times New Roman" w:hAnsi="Times New Roman" w:eastAsia="Times New Roman" w:cs="Times New Roman"/>
+                <w:b w:val="0"/>
+                <w:sz w:val="12"/>
+              </w:rPr>
+              <w:t>ОК 1 - ОК 4, ОК 9</w:t>
+            </w:r>
+          </w:p>
         </w:tc>
         <w:tc>
           <w:tcPr>
             <w:tcW w:w="937895" w:type="dxa"/>
           </w:tcPr>
-          <w:p/>
+          <w:p>
+            <w:pPr>
+              <w:spacing w:before="0" w:after="0" w:line="180" w:lineRule="exact"/>
+              <w:jc w:val="center"/>
+            </w:pPr>
+            <w:r/>
+            <w:r>
+              <w:rPr>
+                <w:rFonts w:ascii="Times New Roman" w:hAnsi="Times New Roman" w:eastAsia="Times New Roman" w:cs="Times New Roman"/>
+                <w:b w:val="0"/>
+                <w:sz w:val="12"/>
+              </w:rPr>
+              <w:t>ПК 5.1 - ПК 5.7</w:t>
+            </w:r>
+          </w:p>
         </w:tc>
         <w:tc>
           <w:tcPr>
@@ -9721,13 +10701,41 @@
           <w:tcPr>
             <w:tcW w:w="937895" w:type="dxa"/>
           </w:tcPr>
-          <w:p/>
+          <w:p>
+            <w:pPr>
+              <w:spacing w:before="0" w:after="0" w:line="180" w:lineRule="exact"/>
+              <w:jc w:val="center"/>
+            </w:pPr>
+            <w:r/>
+            <w:r>
+              <w:rPr>
+                <w:rFonts w:ascii="Times New Roman" w:hAnsi="Times New Roman" w:eastAsia="Times New Roman" w:cs="Times New Roman"/>
+                <w:b w:val="0"/>
+                <w:sz w:val="12"/>
+              </w:rPr>
+              <w:t>ОК 1 - ОК 4, ОК 9</w:t>
+            </w:r>
+          </w:p>
         </w:tc>
         <w:tc>
           <w:tcPr>
             <w:tcW w:w="937895" w:type="dxa"/>
           </w:tcPr>
-          <w:p/>
+          <w:p>
+            <w:pPr>
+              <w:spacing w:before="0" w:after="0" w:line="180" w:lineRule="exact"/>
+              <w:jc w:val="center"/>
+            </w:pPr>
+            <w:r/>
+            <w:r>
+              <w:rPr>
+                <w:rFonts w:ascii="Times New Roman" w:hAnsi="Times New Roman" w:eastAsia="Times New Roman" w:cs="Times New Roman"/>
+                <w:b w:val="0"/>
+                <w:sz w:val="12"/>
+              </w:rPr>
+              <w:t>ПК 5.1 - ПК 5.7</w:t>
+            </w:r>
+          </w:p>
         </w:tc>
         <w:tc>
           <w:tcPr>
@@ -9887,13 +10895,41 @@
           <w:tcPr>
             <w:tcW w:w="937895" w:type="dxa"/>
           </w:tcPr>
-          <w:p/>
+          <w:p>
+            <w:pPr>
+              <w:spacing w:before="0" w:after="0" w:line="180" w:lineRule="exact"/>
+              <w:jc w:val="center"/>
+            </w:pPr>
+            <w:r/>
+            <w:r>
+              <w:rPr>
+                <w:rFonts w:ascii="Times New Roman" w:hAnsi="Times New Roman" w:eastAsia="Times New Roman" w:cs="Times New Roman"/>
+                <w:b w:val="0"/>
+                <w:sz w:val="12"/>
+              </w:rPr>
+              <w:t>ОК 1 - ОК 4, ОК 9</w:t>
+            </w:r>
+          </w:p>
         </w:tc>
         <w:tc>
           <w:tcPr>
             <w:tcW w:w="937895" w:type="dxa"/>
           </w:tcPr>
-          <w:p/>
+          <w:p>
+            <w:pPr>
+              <w:spacing w:before="0" w:after="0" w:line="180" w:lineRule="exact"/>
+              <w:jc w:val="center"/>
+            </w:pPr>
+            <w:r/>
+            <w:r>
+              <w:rPr>
+                <w:rFonts w:ascii="Times New Roman" w:hAnsi="Times New Roman" w:eastAsia="Times New Roman" w:cs="Times New Roman"/>
+                <w:b w:val="0"/>
+                <w:sz w:val="12"/>
+              </w:rPr>
+              <w:t>ПК 5.1 - ПК 5.7</w:t>
+            </w:r>
+          </w:p>
         </w:tc>
         <w:tc>
           <w:tcPr>
@@ -10067,13 +11103,41 @@
           <w:tcPr>
             <w:tcW w:w="937895" w:type="dxa"/>
           </w:tcPr>
-          <w:p/>
+          <w:p>
+            <w:pPr>
+              <w:spacing w:before="0" w:after="0" w:line="180" w:lineRule="exact"/>
+              <w:jc w:val="center"/>
+            </w:pPr>
+            <w:r/>
+            <w:r>
+              <w:rPr>
+                <w:rFonts w:ascii="Times New Roman" w:hAnsi="Times New Roman" w:eastAsia="Times New Roman" w:cs="Times New Roman"/>
+                <w:b w:val="0"/>
+                <w:sz w:val="12"/>
+              </w:rPr>
+              <w:t>ОК 1 - ОК 4, ОК 9</w:t>
+            </w:r>
+          </w:p>
         </w:tc>
         <w:tc>
           <w:tcPr>
             <w:tcW w:w="937895" w:type="dxa"/>
           </w:tcPr>
-          <w:p/>
+          <w:p>
+            <w:pPr>
+              <w:spacing w:before="0" w:after="0" w:line="180" w:lineRule="exact"/>
+              <w:jc w:val="center"/>
+            </w:pPr>
+            <w:r/>
+            <w:r>
+              <w:rPr>
+                <w:rFonts w:ascii="Times New Roman" w:hAnsi="Times New Roman" w:eastAsia="Times New Roman" w:cs="Times New Roman"/>
+                <w:b w:val="0"/>
+                <w:sz w:val="12"/>
+              </w:rPr>
+              <w:t>ПК 5.1 - ПК 5.7</w:t>
+            </w:r>
+          </w:p>
         </w:tc>
         <w:tc>
           <w:tcPr>
@@ -10247,13 +11311,41 @@
           <w:tcPr>
             <w:tcW w:w="937895" w:type="dxa"/>
           </w:tcPr>
-          <w:p/>
+          <w:p>
+            <w:pPr>
+              <w:spacing w:before="0" w:after="0" w:line="180" w:lineRule="exact"/>
+              <w:jc w:val="center"/>
+            </w:pPr>
+            <w:r/>
+            <w:r>
+              <w:rPr>
+                <w:rFonts w:ascii="Times New Roman" w:hAnsi="Times New Roman" w:eastAsia="Times New Roman" w:cs="Times New Roman"/>
+                <w:b w:val="0"/>
+                <w:sz w:val="12"/>
+              </w:rPr>
+              <w:t>ОК 1 - ОК 4, ОК 9</w:t>
+            </w:r>
+          </w:p>
         </w:tc>
         <w:tc>
           <w:tcPr>
             <w:tcW w:w="937895" w:type="dxa"/>
           </w:tcPr>
-          <w:p/>
+          <w:p>
+            <w:pPr>
+              <w:spacing w:before="0" w:after="0" w:line="180" w:lineRule="exact"/>
+              <w:jc w:val="center"/>
+            </w:pPr>
+            <w:r/>
+            <w:r>
+              <w:rPr>
+                <w:rFonts w:ascii="Times New Roman" w:hAnsi="Times New Roman" w:eastAsia="Times New Roman" w:cs="Times New Roman"/>
+                <w:b w:val="0"/>
+                <w:sz w:val="12"/>
+              </w:rPr>
+              <w:t>ПК 5.1 - ПК 5.7</w:t>
+            </w:r>
+          </w:p>
         </w:tc>
         <w:tc>
           <w:tcPr>
@@ -10534,13 +11626,41 @@
           <w:tcPr>
             <w:tcW w:w="937895" w:type="dxa"/>
           </w:tcPr>
-          <w:p/>
+          <w:p>
+            <w:pPr>
+              <w:spacing w:before="0" w:after="0" w:line="180" w:lineRule="exact"/>
+              <w:jc w:val="center"/>
+            </w:pPr>
+            <w:r/>
+            <w:r>
+              <w:rPr>
+                <w:rFonts w:ascii="Times New Roman" w:hAnsi="Times New Roman" w:eastAsia="Times New Roman" w:cs="Times New Roman"/>
+                <w:b w:val="0"/>
+                <w:sz w:val="12"/>
+              </w:rPr>
+              <w:t>ОК 1 - ОК 4, ОК 9</w:t>
+            </w:r>
+          </w:p>
         </w:tc>
         <w:tc>
           <w:tcPr>
             <w:tcW w:w="937895" w:type="dxa"/>
           </w:tcPr>
-          <w:p/>
+          <w:p>
+            <w:pPr>
+              <w:spacing w:before="0" w:after="0" w:line="180" w:lineRule="exact"/>
+              <w:jc w:val="center"/>
+            </w:pPr>
+            <w:r/>
+            <w:r>
+              <w:rPr>
+                <w:rFonts w:ascii="Times New Roman" w:hAnsi="Times New Roman" w:eastAsia="Times New Roman" w:cs="Times New Roman"/>
+                <w:b w:val="0"/>
+                <w:sz w:val="12"/>
+              </w:rPr>
+              <w:t>ПК 5.1 - ПК 5.7</w:t>
+            </w:r>
+          </w:p>
         </w:tc>
         <w:tc>
           <w:tcPr>
@@ -10700,13 +11820,41 @@
           <w:tcPr>
             <w:tcW w:w="937895" w:type="dxa"/>
           </w:tcPr>
-          <w:p/>
+          <w:p>
+            <w:pPr>
+              <w:spacing w:before="0" w:after="0" w:line="180" w:lineRule="exact"/>
+              <w:jc w:val="center"/>
+            </w:pPr>
+            <w:r/>
+            <w:r>
+              <w:rPr>
+                <w:rFonts w:ascii="Times New Roman" w:hAnsi="Times New Roman" w:eastAsia="Times New Roman" w:cs="Times New Roman"/>
+                <w:b w:val="0"/>
+                <w:sz w:val="12"/>
+              </w:rPr>
+              <w:t>ОК 1 - ОК 4, ОК 9</w:t>
+            </w:r>
+          </w:p>
         </w:tc>
         <w:tc>
           <w:tcPr>
             <w:tcW w:w="937895" w:type="dxa"/>
           </w:tcPr>
-          <w:p/>
+          <w:p>
+            <w:pPr>
+              <w:spacing w:before="0" w:after="0" w:line="180" w:lineRule="exact"/>
+              <w:jc w:val="center"/>
+            </w:pPr>
+            <w:r/>
+            <w:r>
+              <w:rPr>
+                <w:rFonts w:ascii="Times New Roman" w:hAnsi="Times New Roman" w:eastAsia="Times New Roman" w:cs="Times New Roman"/>
+                <w:b w:val="0"/>
+                <w:sz w:val="12"/>
+              </w:rPr>
+              <w:t>ПК 5.1 - ПК 5.7</w:t>
+            </w:r>
+          </w:p>
         </w:tc>
         <w:tc>
           <w:tcPr>
@@ -10866,13 +12014,41 @@
           <w:tcPr>
             <w:tcW w:w="937895" w:type="dxa"/>
           </w:tcPr>
-          <w:p/>
+          <w:p>
+            <w:pPr>
+              <w:spacing w:before="0" w:after="0" w:line="180" w:lineRule="exact"/>
+              <w:jc w:val="center"/>
+            </w:pPr>
+            <w:r/>
+            <w:r>
+              <w:rPr>
+                <w:rFonts w:ascii="Times New Roman" w:hAnsi="Times New Roman" w:eastAsia="Times New Roman" w:cs="Times New Roman"/>
+                <w:b w:val="0"/>
+                <w:sz w:val="12"/>
+              </w:rPr>
+              <w:t>ОК 1 - ОК 4, ОК 9</w:t>
+            </w:r>
+          </w:p>
         </w:tc>
         <w:tc>
           <w:tcPr>
             <w:tcW w:w="937895" w:type="dxa"/>
           </w:tcPr>
-          <w:p/>
+          <w:p>
+            <w:pPr>
+              <w:spacing w:before="0" w:after="0" w:line="180" w:lineRule="exact"/>
+              <w:jc w:val="center"/>
+            </w:pPr>
+            <w:r/>
+            <w:r>
+              <w:rPr>
+                <w:rFonts w:ascii="Times New Roman" w:hAnsi="Times New Roman" w:eastAsia="Times New Roman" w:cs="Times New Roman"/>
+                <w:b w:val="0"/>
+                <w:sz w:val="12"/>
+              </w:rPr>
+              <w:t>ПК 5.1 - ПК 5.7</w:t>
+            </w:r>
+          </w:p>
         </w:tc>
         <w:tc>
           <w:tcPr>
@@ -11046,13 +12222,41 @@
           <w:tcPr>
             <w:tcW w:w="937895" w:type="dxa"/>
           </w:tcPr>
-          <w:p/>
+          <w:p>
+            <w:pPr>
+              <w:spacing w:before="0" w:after="0" w:line="180" w:lineRule="exact"/>
+              <w:jc w:val="center"/>
+            </w:pPr>
+            <w:r/>
+            <w:r>
+              <w:rPr>
+                <w:rFonts w:ascii="Times New Roman" w:hAnsi="Times New Roman" w:eastAsia="Times New Roman" w:cs="Times New Roman"/>
+                <w:b w:val="0"/>
+                <w:sz w:val="12"/>
+              </w:rPr>
+              <w:t>ОК 1 - ОК 4, ОК 9</w:t>
+            </w:r>
+          </w:p>
         </w:tc>
         <w:tc>
           <w:tcPr>
             <w:tcW w:w="937895" w:type="dxa"/>
           </w:tcPr>
-          <w:p/>
+          <w:p>
+            <w:pPr>
+              <w:spacing w:before="0" w:after="0" w:line="180" w:lineRule="exact"/>
+              <w:jc w:val="center"/>
+            </w:pPr>
+            <w:r/>
+            <w:r>
+              <w:rPr>
+                <w:rFonts w:ascii="Times New Roman" w:hAnsi="Times New Roman" w:eastAsia="Times New Roman" w:cs="Times New Roman"/>
+                <w:b w:val="0"/>
+                <w:sz w:val="12"/>
+              </w:rPr>
+              <w:t>ПК 5.1 - ПК 5.7</w:t>
+            </w:r>
+          </w:p>
         </w:tc>
         <w:tc>
           <w:tcPr>
@@ -11226,13 +12430,41 @@
           <w:tcPr>
             <w:tcW w:w="937895" w:type="dxa"/>
           </w:tcPr>
-          <w:p/>
+          <w:p>
+            <w:pPr>
+              <w:spacing w:before="0" w:after="0" w:line="180" w:lineRule="exact"/>
+              <w:jc w:val="center"/>
+            </w:pPr>
+            <w:r/>
+            <w:r>
+              <w:rPr>
+                <w:rFonts w:ascii="Times New Roman" w:hAnsi="Times New Roman" w:eastAsia="Times New Roman" w:cs="Times New Roman"/>
+                <w:b w:val="0"/>
+                <w:sz w:val="12"/>
+              </w:rPr>
+              <w:t>ОК 1 - ОК 4, ОК 9</w:t>
+            </w:r>
+          </w:p>
         </w:tc>
         <w:tc>
           <w:tcPr>
             <w:tcW w:w="937895" w:type="dxa"/>
           </w:tcPr>
-          <w:p/>
+          <w:p>
+            <w:pPr>
+              <w:spacing w:before="0" w:after="0" w:line="180" w:lineRule="exact"/>
+              <w:jc w:val="center"/>
+            </w:pPr>
+            <w:r/>
+            <w:r>
+              <w:rPr>
+                <w:rFonts w:ascii="Times New Roman" w:hAnsi="Times New Roman" w:eastAsia="Times New Roman" w:cs="Times New Roman"/>
+                <w:b w:val="0"/>
+                <w:sz w:val="12"/>
+              </w:rPr>
+              <w:t>ПК 5.1 - ПК 5.7</w:t>
+            </w:r>
+          </w:p>
         </w:tc>
         <w:tc>
           <w:tcPr>
@@ -11513,13 +12745,41 @@
           <w:tcPr>
             <w:tcW w:w="937895" w:type="dxa"/>
           </w:tcPr>
-          <w:p/>
+          <w:p>
+            <w:pPr>
+              <w:spacing w:before="0" w:after="0" w:line="180" w:lineRule="exact"/>
+              <w:jc w:val="center"/>
+            </w:pPr>
+            <w:r/>
+            <w:r>
+              <w:rPr>
+                <w:rFonts w:ascii="Times New Roman" w:hAnsi="Times New Roman" w:eastAsia="Times New Roman" w:cs="Times New Roman"/>
+                <w:b w:val="0"/>
+                <w:sz w:val="12"/>
+              </w:rPr>
+              <w:t>ОК 1 - ОК 4, ОК 9</w:t>
+            </w:r>
+          </w:p>
         </w:tc>
         <w:tc>
           <w:tcPr>
             <w:tcW w:w="937895" w:type="dxa"/>
           </w:tcPr>
-          <w:p/>
+          <w:p>
+            <w:pPr>
+              <w:spacing w:before="0" w:after="0" w:line="180" w:lineRule="exact"/>
+              <w:jc w:val="center"/>
+            </w:pPr>
+            <w:r/>
+            <w:r>
+              <w:rPr>
+                <w:rFonts w:ascii="Times New Roman" w:hAnsi="Times New Roman" w:eastAsia="Times New Roman" w:cs="Times New Roman"/>
+                <w:b w:val="0"/>
+                <w:sz w:val="12"/>
+              </w:rPr>
+              <w:t>ПК 5.1 - ПК 5.7</w:t>
+            </w:r>
+          </w:p>
         </w:tc>
         <w:tc>
           <w:tcPr>
@@ -11679,13 +12939,41 @@
           <w:tcPr>
             <w:tcW w:w="937895" w:type="dxa"/>
           </w:tcPr>
-          <w:p/>
+          <w:p>
+            <w:pPr>
+              <w:spacing w:before="0" w:after="0" w:line="180" w:lineRule="exact"/>
+              <w:jc w:val="center"/>
+            </w:pPr>
+            <w:r/>
+            <w:r>
+              <w:rPr>
+                <w:rFonts w:ascii="Times New Roman" w:hAnsi="Times New Roman" w:eastAsia="Times New Roman" w:cs="Times New Roman"/>
+                <w:b w:val="0"/>
+                <w:sz w:val="12"/>
+              </w:rPr>
+              <w:t>ОК 1 - ОК 4, ОК 9</w:t>
+            </w:r>
+          </w:p>
         </w:tc>
         <w:tc>
           <w:tcPr>
             <w:tcW w:w="937895" w:type="dxa"/>
           </w:tcPr>
-          <w:p/>
+          <w:p>
+            <w:pPr>
+              <w:spacing w:before="0" w:after="0" w:line="180" w:lineRule="exact"/>
+              <w:jc w:val="center"/>
+            </w:pPr>
+            <w:r/>
+            <w:r>
+              <w:rPr>
+                <w:rFonts w:ascii="Times New Roman" w:hAnsi="Times New Roman" w:eastAsia="Times New Roman" w:cs="Times New Roman"/>
+                <w:b w:val="0"/>
+                <w:sz w:val="12"/>
+              </w:rPr>
+              <w:t>ПК 5.1 - ПК 5.7</w:t>
+            </w:r>
+          </w:p>
         </w:tc>
         <w:tc>
           <w:tcPr>
@@ -11845,13 +13133,41 @@
           <w:tcPr>
             <w:tcW w:w="937895" w:type="dxa"/>
           </w:tcPr>
-          <w:p/>
+          <w:p>
+            <w:pPr>
+              <w:spacing w:before="0" w:after="0" w:line="180" w:lineRule="exact"/>
+              <w:jc w:val="center"/>
+            </w:pPr>
+            <w:r/>
+            <w:r>
+              <w:rPr>
+                <w:rFonts w:ascii="Times New Roman" w:hAnsi="Times New Roman" w:eastAsia="Times New Roman" w:cs="Times New Roman"/>
+                <w:b w:val="0"/>
+                <w:sz w:val="12"/>
+              </w:rPr>
+              <w:t>ОК 1 - ОК 4, ОК 9</w:t>
+            </w:r>
+          </w:p>
         </w:tc>
         <w:tc>
           <w:tcPr>
             <w:tcW w:w="937895" w:type="dxa"/>
           </w:tcPr>
-          <w:p/>
+          <w:p>
+            <w:pPr>
+              <w:spacing w:before="0" w:after="0" w:line="180" w:lineRule="exact"/>
+              <w:jc w:val="center"/>
+            </w:pPr>
+            <w:r/>
+            <w:r>
+              <w:rPr>
+                <w:rFonts w:ascii="Times New Roman" w:hAnsi="Times New Roman" w:eastAsia="Times New Roman" w:cs="Times New Roman"/>
+                <w:b w:val="0"/>
+                <w:sz w:val="12"/>
+              </w:rPr>
+              <w:t>ПК 5.1 - ПК 5.7</w:t>
+            </w:r>
+          </w:p>
         </w:tc>
         <w:tc>
           <w:tcPr>
@@ -12025,13 +13341,41 @@
           <w:tcPr>
             <w:tcW w:w="937895" w:type="dxa"/>
           </w:tcPr>
-          <w:p/>
+          <w:p>
+            <w:pPr>
+              <w:spacing w:before="0" w:after="0" w:line="180" w:lineRule="exact"/>
+              <w:jc w:val="center"/>
+            </w:pPr>
+            <w:r/>
+            <w:r>
+              <w:rPr>
+                <w:rFonts w:ascii="Times New Roman" w:hAnsi="Times New Roman" w:eastAsia="Times New Roman" w:cs="Times New Roman"/>
+                <w:b w:val="0"/>
+                <w:sz w:val="12"/>
+              </w:rPr>
+              <w:t>ОК 1 - ОК 4, ОК 9</w:t>
+            </w:r>
+          </w:p>
         </w:tc>
         <w:tc>
           <w:tcPr>
             <w:tcW w:w="937895" w:type="dxa"/>
           </w:tcPr>
-          <w:p/>
+          <w:p>
+            <w:pPr>
+              <w:spacing w:before="0" w:after="0" w:line="180" w:lineRule="exact"/>
+              <w:jc w:val="center"/>
+            </w:pPr>
+            <w:r/>
+            <w:r>
+              <w:rPr>
+                <w:rFonts w:ascii="Times New Roman" w:hAnsi="Times New Roman" w:eastAsia="Times New Roman" w:cs="Times New Roman"/>
+                <w:b w:val="0"/>
+                <w:sz w:val="12"/>
+              </w:rPr>
+              <w:t>ПК 5.1 - ПК 5.7</w:t>
+            </w:r>
+          </w:p>
         </w:tc>
         <w:tc>
           <w:tcPr>
@@ -12205,13 +13549,41 @@
           <w:tcPr>
             <w:tcW w:w="937895" w:type="dxa"/>
           </w:tcPr>
-          <w:p/>
+          <w:p>
+            <w:pPr>
+              <w:spacing w:before="0" w:after="0" w:line="180" w:lineRule="exact"/>
+              <w:jc w:val="center"/>
+            </w:pPr>
+            <w:r/>
+            <w:r>
+              <w:rPr>
+                <w:rFonts w:ascii="Times New Roman" w:hAnsi="Times New Roman" w:eastAsia="Times New Roman" w:cs="Times New Roman"/>
+                <w:b w:val="0"/>
+                <w:sz w:val="12"/>
+              </w:rPr>
+              <w:t>ОК 1 - ОК 4, ОК 9</w:t>
+            </w:r>
+          </w:p>
         </w:tc>
         <w:tc>
           <w:tcPr>
             <w:tcW w:w="937895" w:type="dxa"/>
           </w:tcPr>
-          <w:p/>
+          <w:p>
+            <w:pPr>
+              <w:spacing w:before="0" w:after="0" w:line="180" w:lineRule="exact"/>
+              <w:jc w:val="center"/>
+            </w:pPr>
+            <w:r/>
+            <w:r>
+              <w:rPr>
+                <w:rFonts w:ascii="Times New Roman" w:hAnsi="Times New Roman" w:eastAsia="Times New Roman" w:cs="Times New Roman"/>
+                <w:b w:val="0"/>
+                <w:sz w:val="12"/>
+              </w:rPr>
+              <w:t>ПК 5.1 - ПК 5.7</w:t>
+            </w:r>
+          </w:p>
         </w:tc>
         <w:tc>
           <w:tcPr>
@@ -12385,13 +13757,41 @@
           <w:tcPr>
             <w:tcW w:w="937895" w:type="dxa"/>
           </w:tcPr>
-          <w:p/>
+          <w:p>
+            <w:pPr>
+              <w:spacing w:before="0" w:after="0" w:line="180" w:lineRule="exact"/>
+              <w:jc w:val="center"/>
+            </w:pPr>
+            <w:r/>
+            <w:r>
+              <w:rPr>
+                <w:rFonts w:ascii="Times New Roman" w:hAnsi="Times New Roman" w:eastAsia="Times New Roman" w:cs="Times New Roman"/>
+                <w:b w:val="0"/>
+                <w:sz w:val="12"/>
+              </w:rPr>
+              <w:t>ОК 1 - ОК 4, ОК 9</w:t>
+            </w:r>
+          </w:p>
         </w:tc>
         <w:tc>
           <w:tcPr>
             <w:tcW w:w="937895" w:type="dxa"/>
           </w:tcPr>
-          <w:p/>
+          <w:p>
+            <w:pPr>
+              <w:spacing w:before="0" w:after="0" w:line="180" w:lineRule="exact"/>
+              <w:jc w:val="center"/>
+            </w:pPr>
+            <w:r/>
+            <w:r>
+              <w:rPr>
+                <w:rFonts w:ascii="Times New Roman" w:hAnsi="Times New Roman" w:eastAsia="Times New Roman" w:cs="Times New Roman"/>
+                <w:b w:val="0"/>
+                <w:sz w:val="12"/>
+              </w:rPr>
+              <w:t>ПК 5.1 - ПК 5.7</w:t>
+            </w:r>
+          </w:p>
         </w:tc>
         <w:tc>
           <w:tcPr>
@@ -12565,13 +13965,41 @@
           <w:tcPr>
             <w:tcW w:w="937895" w:type="dxa"/>
           </w:tcPr>
-          <w:p/>
+          <w:p>
+            <w:pPr>
+              <w:spacing w:before="0" w:after="0" w:line="180" w:lineRule="exact"/>
+              <w:jc w:val="center"/>
+            </w:pPr>
+            <w:r/>
+            <w:r>
+              <w:rPr>
+                <w:rFonts w:ascii="Times New Roman" w:hAnsi="Times New Roman" w:eastAsia="Times New Roman" w:cs="Times New Roman"/>
+                <w:b w:val="0"/>
+                <w:sz w:val="12"/>
+              </w:rPr>
+              <w:t>ОК 1 - ОК 4, ОК 9</w:t>
+            </w:r>
+          </w:p>
         </w:tc>
         <w:tc>
           <w:tcPr>
             <w:tcW w:w="937895" w:type="dxa"/>
           </w:tcPr>
-          <w:p/>
+          <w:p>
+            <w:pPr>
+              <w:spacing w:before="0" w:after="0" w:line="180" w:lineRule="exact"/>
+              <w:jc w:val="center"/>
+            </w:pPr>
+            <w:r/>
+            <w:r>
+              <w:rPr>
+                <w:rFonts w:ascii="Times New Roman" w:hAnsi="Times New Roman" w:eastAsia="Times New Roman" w:cs="Times New Roman"/>
+                <w:b w:val="0"/>
+                <w:sz w:val="12"/>
+              </w:rPr>
+              <w:t>ПК 5.1 - ПК 5.7</w:t>
+            </w:r>
+          </w:p>
         </w:tc>
         <w:tc>
           <w:tcPr>
@@ -12745,13 +14173,41 @@
           <w:tcPr>
             <w:tcW w:w="937895" w:type="dxa"/>
           </w:tcPr>
-          <w:p/>
+          <w:p>
+            <w:pPr>
+              <w:spacing w:before="0" w:after="0" w:line="180" w:lineRule="exact"/>
+              <w:jc w:val="center"/>
+            </w:pPr>
+            <w:r/>
+            <w:r>
+              <w:rPr>
+                <w:rFonts w:ascii="Times New Roman" w:hAnsi="Times New Roman" w:eastAsia="Times New Roman" w:cs="Times New Roman"/>
+                <w:b w:val="0"/>
+                <w:sz w:val="12"/>
+              </w:rPr>
+              <w:t>ОК 1 - ОК 4, ОК 9</w:t>
+            </w:r>
+          </w:p>
         </w:tc>
         <w:tc>
           <w:tcPr>
             <w:tcW w:w="937895" w:type="dxa"/>
           </w:tcPr>
-          <w:p/>
+          <w:p>
+            <w:pPr>
+              <w:spacing w:before="0" w:after="0" w:line="180" w:lineRule="exact"/>
+              <w:jc w:val="center"/>
+            </w:pPr>
+            <w:r/>
+            <w:r>
+              <w:rPr>
+                <w:rFonts w:ascii="Times New Roman" w:hAnsi="Times New Roman" w:eastAsia="Times New Roman" w:cs="Times New Roman"/>
+                <w:b w:val="0"/>
+                <w:sz w:val="12"/>
+              </w:rPr>
+              <w:t>ПК 5.1 - ПК 5.7</w:t>
+            </w:r>
+          </w:p>
         </w:tc>
         <w:tc>
           <w:tcPr>
@@ -12925,13 +14381,41 @@
           <w:tcPr>
             <w:tcW w:w="937895" w:type="dxa"/>
           </w:tcPr>
-          <w:p/>
+          <w:p>
+            <w:pPr>
+              <w:spacing w:before="0" w:after="0" w:line="180" w:lineRule="exact"/>
+              <w:jc w:val="center"/>
+            </w:pPr>
+            <w:r/>
+            <w:r>
+              <w:rPr>
+                <w:rFonts w:ascii="Times New Roman" w:hAnsi="Times New Roman" w:eastAsia="Times New Roman" w:cs="Times New Roman"/>
+                <w:b w:val="0"/>
+                <w:sz w:val="12"/>
+              </w:rPr>
+              <w:t>ОК 1 - ОК 4, ОК 9</w:t>
+            </w:r>
+          </w:p>
         </w:tc>
         <w:tc>
           <w:tcPr>
             <w:tcW w:w="937895" w:type="dxa"/>
           </w:tcPr>
-          <w:p/>
+          <w:p>
+            <w:pPr>
+              <w:spacing w:before="0" w:after="0" w:line="180" w:lineRule="exact"/>
+              <w:jc w:val="center"/>
+            </w:pPr>
+            <w:r/>
+            <w:r>
+              <w:rPr>
+                <w:rFonts w:ascii="Times New Roman" w:hAnsi="Times New Roman" w:eastAsia="Times New Roman" w:cs="Times New Roman"/>
+                <w:b w:val="0"/>
+                <w:sz w:val="12"/>
+              </w:rPr>
+              <w:t>ПК 5.1 - ПК 5.7</w:t>
+            </w:r>
+          </w:p>
         </w:tc>
         <w:tc>
           <w:tcPr>
@@ -13105,13 +14589,41 @@
           <w:tcPr>
             <w:tcW w:w="937895" w:type="dxa"/>
           </w:tcPr>
-          <w:p/>
+          <w:p>
+            <w:pPr>
+              <w:spacing w:before="0" w:after="0" w:line="180" w:lineRule="exact"/>
+              <w:jc w:val="center"/>
+            </w:pPr>
+            <w:r/>
+            <w:r>
+              <w:rPr>
+                <w:rFonts w:ascii="Times New Roman" w:hAnsi="Times New Roman" w:eastAsia="Times New Roman" w:cs="Times New Roman"/>
+                <w:b w:val="0"/>
+                <w:sz w:val="12"/>
+              </w:rPr>
+              <w:t>ОК 1 - ОК 4, ОК 9</w:t>
+            </w:r>
+          </w:p>
         </w:tc>
         <w:tc>
           <w:tcPr>
             <w:tcW w:w="937895" w:type="dxa"/>
           </w:tcPr>
-          <w:p/>
+          <w:p>
+            <w:pPr>
+              <w:spacing w:before="0" w:after="0" w:line="180" w:lineRule="exact"/>
+              <w:jc w:val="center"/>
+            </w:pPr>
+            <w:r/>
+            <w:r>
+              <w:rPr>
+                <w:rFonts w:ascii="Times New Roman" w:hAnsi="Times New Roman" w:eastAsia="Times New Roman" w:cs="Times New Roman"/>
+                <w:b w:val="0"/>
+                <w:sz w:val="12"/>
+              </w:rPr>
+              <w:t>ПК 5.1 - ПК 5.7</w:t>
+            </w:r>
+          </w:p>
         </w:tc>
         <w:tc>
           <w:tcPr>
@@ -13285,13 +14797,41 @@
           <w:tcPr>
             <w:tcW w:w="937895" w:type="dxa"/>
           </w:tcPr>
-          <w:p/>
+          <w:p>
+            <w:pPr>
+              <w:spacing w:before="0" w:after="0" w:line="180" w:lineRule="exact"/>
+              <w:jc w:val="center"/>
+            </w:pPr>
+            <w:r/>
+            <w:r>
+              <w:rPr>
+                <w:rFonts w:ascii="Times New Roman" w:hAnsi="Times New Roman" w:eastAsia="Times New Roman" w:cs="Times New Roman"/>
+                <w:b w:val="0"/>
+                <w:sz w:val="12"/>
+              </w:rPr>
+              <w:t>ОК 1 - ОК 4, ОК 9</w:t>
+            </w:r>
+          </w:p>
         </w:tc>
         <w:tc>
           <w:tcPr>
             <w:tcW w:w="937895" w:type="dxa"/>
           </w:tcPr>
-          <w:p/>
+          <w:p>
+            <w:pPr>
+              <w:spacing w:before="0" w:after="0" w:line="180" w:lineRule="exact"/>
+              <w:jc w:val="center"/>
+            </w:pPr>
+            <w:r/>
+            <w:r>
+              <w:rPr>
+                <w:rFonts w:ascii="Times New Roman" w:hAnsi="Times New Roman" w:eastAsia="Times New Roman" w:cs="Times New Roman"/>
+                <w:b w:val="0"/>
+                <w:sz w:val="12"/>
+              </w:rPr>
+              <w:t>ПК 5.1 - ПК 5.7</w:t>
+            </w:r>
+          </w:p>
         </w:tc>
         <w:tc>
           <w:tcPr>
@@ -13571,13 +15111,41 @@
           <w:tcPr>
             <w:tcW w:w="937895" w:type="dxa"/>
           </w:tcPr>
-          <w:p/>
+          <w:p>
+            <w:pPr>
+              <w:spacing w:before="0" w:after="0" w:line="180" w:lineRule="exact"/>
+              <w:jc w:val="center"/>
+            </w:pPr>
+            <w:r/>
+            <w:r>
+              <w:rPr>
+                <w:rFonts w:ascii="Times New Roman" w:hAnsi="Times New Roman" w:eastAsia="Times New Roman" w:cs="Times New Roman"/>
+                <w:b w:val="0"/>
+                <w:sz w:val="12"/>
+              </w:rPr>
+              <w:t>ОК 1 - ОК 4, ОК 9</w:t>
+            </w:r>
+          </w:p>
         </w:tc>
         <w:tc>
           <w:tcPr>
             <w:tcW w:w="937895" w:type="dxa"/>
           </w:tcPr>
-          <w:p/>
+          <w:p>
+            <w:pPr>
+              <w:spacing w:before="0" w:after="0" w:line="180" w:lineRule="exact"/>
+              <w:jc w:val="center"/>
+            </w:pPr>
+            <w:r/>
+            <w:r>
+              <w:rPr>
+                <w:rFonts w:ascii="Times New Roman" w:hAnsi="Times New Roman" w:eastAsia="Times New Roman" w:cs="Times New Roman"/>
+                <w:b w:val="0"/>
+                <w:sz w:val="12"/>
+              </w:rPr>
+              <w:t>ПК 5.1 - ПК 5.7</w:t>
+            </w:r>
+          </w:p>
         </w:tc>
         <w:tc>
           <w:tcPr>

--- a/KTP/МДК_05_02_КТП.docx
+++ b/KTP/МДК_05_02_КТП.docx
@@ -3106,7 +3106,7 @@
                 <w:b w:val="0"/>
                 <w:sz w:val="16"/>
               </w:rPr>
-              <w:t>ОИ3</w:t>
+              <w:t>ОИ2</w:t>
             </w:r>
           </w:p>
         </w:tc>
@@ -3629,7 +3629,7 @@
                 <w:b w:val="0"/>
                 <w:sz w:val="16"/>
               </w:rPr>
-              <w:t>ОИ2</w:t>
+              <w:t>ОИ1</w:t>
             </w:r>
           </w:p>
         </w:tc>
@@ -3823,7 +3823,7 @@
                 <w:b w:val="0"/>
                 <w:sz w:val="16"/>
               </w:rPr>
-              <w:t>ОИ2</w:t>
+              <w:t>ОИ1</w:t>
             </w:r>
           </w:p>
         </w:tc>
@@ -4017,7 +4017,7 @@
                 <w:b w:val="0"/>
                 <w:sz w:val="16"/>
               </w:rPr>
-              <w:t>ОИ2</w:t>
+              <w:t>ОИ1</w:t>
             </w:r>
           </w:p>
         </w:tc>
@@ -4211,7 +4211,7 @@
                 <w:b w:val="0"/>
                 <w:sz w:val="16"/>
               </w:rPr>
-              <w:t>ОИ2</w:t>
+              <w:t>ОИ1</w:t>
             </w:r>
           </w:p>
         </w:tc>
@@ -4405,7 +4405,7 @@
                 <w:b w:val="0"/>
                 <w:sz w:val="16"/>
               </w:rPr>
-              <w:t>ОИ2</w:t>
+              <w:t>ОИ1</w:t>
             </w:r>
           </w:p>
         </w:tc>
@@ -4599,7 +4599,7 @@
                 <w:b w:val="0"/>
                 <w:sz w:val="16"/>
               </w:rPr>
-              <w:t>ОИ2</w:t>
+              <w:t>ОИ1</w:t>
             </w:r>
           </w:p>
         </w:tc>
@@ -6786,7 +6786,7 @@
                 <w:b w:val="0"/>
                 <w:sz w:val="16"/>
               </w:rPr>
-              <w:t>ОИ2</w:t>
+              <w:t>ОИ1</w:t>
             </w:r>
           </w:p>
         </w:tc>
@@ -6980,7 +6980,7 @@
                 <w:b w:val="0"/>
                 <w:sz w:val="16"/>
               </w:rPr>
-              <w:t>ОИ2</w:t>
+              <w:t>ОИ1</w:t>
             </w:r>
           </w:p>
         </w:tc>
@@ -7174,7 +7174,7 @@
                 <w:b w:val="0"/>
                 <w:sz w:val="16"/>
               </w:rPr>
-              <w:t>ОИ2</w:t>
+              <w:t>ОИ1</w:t>
             </w:r>
           </w:p>
         </w:tc>
@@ -7368,7 +7368,7 @@
                 <w:b w:val="0"/>
                 <w:sz w:val="16"/>
               </w:rPr>
-              <w:t>ОИ2</w:t>
+              <w:t>ОИ1</w:t>
             </w:r>
           </w:p>
         </w:tc>
@@ -8307,7 +8307,7 @@
                 <w:b w:val="0"/>
                 <w:sz w:val="16"/>
               </w:rPr>
-              <w:t>ОИ2</w:t>
+              <w:t>ОИ1</w:t>
             </w:r>
           </w:p>
         </w:tc>
@@ -8830,7 +8830,7 @@
                 <w:b w:val="0"/>
                 <w:sz w:val="16"/>
               </w:rPr>
-              <w:t>ОИ3</w:t>
+              <w:t>ОИ2</w:t>
             </w:r>
           </w:p>
         </w:tc>
@@ -9024,7 +9024,7 @@
                 <w:b w:val="0"/>
                 <w:sz w:val="16"/>
               </w:rPr>
-              <w:t>ОИ3</w:t>
+              <w:t>ОИ2</w:t>
             </w:r>
           </w:p>
         </w:tc>
@@ -9218,7 +9218,7 @@
                 <w:b w:val="0"/>
                 <w:sz w:val="16"/>
               </w:rPr>
-              <w:t>ОИ3</w:t>
+              <w:t>ОИ2</w:t>
             </w:r>
           </w:p>
         </w:tc>
@@ -9412,7 +9412,7 @@
                 <w:b w:val="0"/>
                 <w:sz w:val="16"/>
               </w:rPr>
-              <w:t>ОИ3</w:t>
+              <w:t>ОИ2</w:t>
             </w:r>
           </w:p>
         </w:tc>
@@ -10559,7 +10559,7 @@
                 <w:b w:val="0"/>
                 <w:sz w:val="16"/>
               </w:rPr>
-              <w:t>ОИ3</w:t>
+              <w:t>ОИ2</w:t>
             </w:r>
           </w:p>
         </w:tc>
@@ -10753,7 +10753,7 @@
                 <w:b w:val="0"/>
                 <w:sz w:val="16"/>
               </w:rPr>
-              <w:t>ОИ3</w:t>
+              <w:t>ОИ2</w:t>
             </w:r>
           </w:p>
         </w:tc>
@@ -10947,7 +10947,7 @@
                 <w:b w:val="0"/>
                 <w:sz w:val="16"/>
               </w:rPr>
-              <w:t>ОИ3</w:t>
+              <w:t>ОИ2</w:t>
             </w:r>
           </w:p>
         </w:tc>
@@ -11678,7 +11678,7 @@
                 <w:b w:val="0"/>
                 <w:sz w:val="16"/>
               </w:rPr>
-              <w:t>ОИ3</w:t>
+              <w:t>ОИ2</w:t>
             </w:r>
           </w:p>
         </w:tc>
@@ -11872,7 +11872,7 @@
                 <w:b w:val="0"/>
                 <w:sz w:val="16"/>
               </w:rPr>
-              <w:t>ОИ3</w:t>
+              <w:t>ОИ2</w:t>
             </w:r>
           </w:p>
         </w:tc>
@@ -12066,7 +12066,7 @@
                 <w:b w:val="0"/>
                 <w:sz w:val="16"/>
               </w:rPr>
-              <w:t>ОИ3</w:t>
+              <w:t>ОИ2</w:t>
             </w:r>
           </w:p>
         </w:tc>
@@ -12797,7 +12797,7 @@
                 <w:b w:val="0"/>
                 <w:sz w:val="16"/>
               </w:rPr>
-              <w:t>ОИ3</w:t>
+              <w:t>ОИ2</w:t>
             </w:r>
           </w:p>
         </w:tc>
@@ -12991,7 +12991,7 @@
                 <w:b w:val="0"/>
                 <w:sz w:val="16"/>
               </w:rPr>
-              <w:t>ОИ3</w:t>
+              <w:t>ОИ2</w:t>
             </w:r>
           </w:p>
         </w:tc>
@@ -13185,7 +13185,7 @@
                 <w:b w:val="0"/>
                 <w:sz w:val="16"/>
               </w:rPr>
-              <w:t>ОИ3</w:t>
+              <w:t>ОИ2</w:t>
             </w:r>
           </w:p>
         </w:tc>
@@ -16016,7 +16016,7 @@
                 <w:b w:val="0"/>
                 <w:sz w:val="18"/>
               </w:rPr>
-              <w:t>Общая технология электромонтажных работ: учебник для СПО</w:t>
+              <w:t>Технология электромонтажных работ: учеб. пособие для СПО</w:t>
             </w:r>
           </w:p>
         </w:tc>
@@ -16036,7 +16036,7 @@
                 <w:b w:val="0"/>
                 <w:sz w:val="18"/>
               </w:rPr>
-              <w:t>Григорьева С.В.</w:t>
+              <w:t>Нестеренко В.М.</w:t>
             </w:r>
           </w:p>
         </w:tc>
@@ -16056,7 +16056,7 @@
                 <w:b w:val="0"/>
                 <w:sz w:val="18"/>
               </w:rPr>
-              <w:t>М.: ИЦ "Академия", 2020</w:t>
+              <w:t>М.: ИЦ "Академия", 2022</w:t>
             </w:r>
           </w:p>
         </w:tc>
@@ -16098,7 +16098,7 @@
                 <w:b w:val="0"/>
                 <w:sz w:val="18"/>
               </w:rPr>
-              <w:t>Технология электромонтажных работ: учеб. пособие для СПО</w:t>
+              <w:t>Сборка, монтаж, регулировка и ремонт узлов и механизмов оборудования, агрегатов, машин, станков и другого электрооборудования промышленных организаций: учебник</w:t>
             </w:r>
           </w:p>
         </w:tc>
@@ -16118,7 +16118,7 @@
                 <w:b w:val="0"/>
                 <w:sz w:val="18"/>
               </w:rPr>
-              <w:t>Нестеренко В.М.</w:t>
+              <w:t>Сидорова Л.Г.</w:t>
             </w:r>
           </w:p>
         </w:tc>
@@ -16180,7 +16180,7 @@
                 <w:b w:val="0"/>
                 <w:sz w:val="18"/>
               </w:rPr>
-              <w:t>Сборка, монтаж, регулировка и ремонт узлов и механизмов оборудования, агрегатов, машин, станков и другого электрооборудования промышленных организаций: учебник</w:t>
+              <w:t>Проверка и наладка электрооборудования: учебник</w:t>
             </w:r>
           </w:p>
         </w:tc>
@@ -16200,7 +16200,7 @@
                 <w:b w:val="0"/>
                 <w:sz w:val="18"/>
               </w:rPr>
-              <w:t>Сидорова Л.Г.</w:t>
+              <w:t>Ярочкина Г.В.</w:t>
             </w:r>
           </w:p>
         </w:tc>
@@ -16243,252 +16243,6 @@
                 <w:sz w:val="18"/>
               </w:rPr>
               <w:t>ОИ 4</w:t>
-            </w:r>
-          </w:p>
-        </w:tc>
-        <w:tc>
-          <w:tcPr>
-            <w:tcW w:type="dxa" w:w="2564"/>
-          </w:tcPr>
-          <w:p>
-            <w:pPr>
-              <w:spacing w:before="0" w:after="0" w:line="240" w:lineRule="exact"/>
-              <w:jc w:val="left"/>
-            </w:pPr>
-            <w:r/>
-            <w:r>
-              <w:rPr>
-                <w:rFonts w:ascii="Times New Roman" w:hAnsi="Times New Roman" w:eastAsia="Times New Roman" w:cs="Times New Roman"/>
-                <w:b w:val="0"/>
-                <w:sz w:val="18"/>
-              </w:rPr>
-              <w:t>Проверка и наладка электрооборудования: учебник</w:t>
-            </w:r>
-          </w:p>
-        </w:tc>
-        <w:tc>
-          <w:tcPr>
-            <w:tcW w:type="dxa" w:w="2564"/>
-          </w:tcPr>
-          <w:p>
-            <w:pPr>
-              <w:spacing w:before="0" w:after="0" w:line="240" w:lineRule="exact"/>
-              <w:jc w:val="left"/>
-            </w:pPr>
-            <w:r/>
-            <w:r>
-              <w:rPr>
-                <w:rFonts w:ascii="Times New Roman" w:hAnsi="Times New Roman" w:eastAsia="Times New Roman" w:cs="Times New Roman"/>
-                <w:b w:val="0"/>
-                <w:sz w:val="18"/>
-              </w:rPr>
-              <w:t>Ярочкина Г.В.</w:t>
-            </w:r>
-          </w:p>
-        </w:tc>
-        <w:tc>
-          <w:tcPr>
-            <w:tcW w:type="dxa" w:w="2564"/>
-          </w:tcPr>
-          <w:p>
-            <w:pPr>
-              <w:spacing w:before="0" w:after="0" w:line="240" w:lineRule="exact"/>
-              <w:jc w:val="left"/>
-            </w:pPr>
-            <w:r/>
-            <w:r>
-              <w:rPr>
-                <w:rFonts w:ascii="Times New Roman" w:hAnsi="Times New Roman" w:eastAsia="Times New Roman" w:cs="Times New Roman"/>
-                <w:b w:val="0"/>
-                <w:sz w:val="18"/>
-              </w:rPr>
-              <w:t>М.: ИЦ "Академия", 2022</w:t>
-            </w:r>
-          </w:p>
-        </w:tc>
-      </w:tr>
-      <w:tr>
-        <w:tc>
-          <w:tcPr>
-            <w:tcW w:type="dxa" w:w="2564"/>
-          </w:tcPr>
-          <w:p>
-            <w:pPr>
-              <w:spacing w:before="0" w:after="0" w:line="240" w:lineRule="exact"/>
-              <w:jc w:val="left"/>
-            </w:pPr>
-            <w:r/>
-            <w:r>
-              <w:rPr>
-                <w:rFonts w:ascii="Times New Roman" w:hAnsi="Times New Roman" w:eastAsia="Times New Roman" w:cs="Times New Roman"/>
-                <w:b w:val="0"/>
-                <w:sz w:val="18"/>
-              </w:rPr>
-              <w:t>ОИ 5</w:t>
-            </w:r>
-          </w:p>
-        </w:tc>
-        <w:tc>
-          <w:tcPr>
-            <w:tcW w:type="dxa" w:w="2564"/>
-          </w:tcPr>
-          <w:p>
-            <w:pPr>
-              <w:spacing w:before="0" w:after="0" w:line="240" w:lineRule="exact"/>
-              <w:jc w:val="left"/>
-            </w:pPr>
-            <w:r/>
-            <w:r>
-              <w:rPr>
-                <w:rFonts w:ascii="Times New Roman" w:hAnsi="Times New Roman" w:eastAsia="Times New Roman" w:cs="Times New Roman"/>
-                <w:b w:val="0"/>
-                <w:sz w:val="18"/>
-              </w:rPr>
-              <w:t>Организация и выполнение работ по монтажу и наладке электрооборудования промышленных и гражданских зданий. В двух частях. Часть 1. Внутреннее электроснабжение промышленных и гражданских зданий: учебник</w:t>
-            </w:r>
-          </w:p>
-        </w:tc>
-        <w:tc>
-          <w:tcPr>
-            <w:tcW w:type="dxa" w:w="2564"/>
-          </w:tcPr>
-          <w:p>
-            <w:pPr>
-              <w:spacing w:before="0" w:after="0" w:line="240" w:lineRule="exact"/>
-              <w:jc w:val="left"/>
-            </w:pPr>
-            <w:r/>
-            <w:r>
-              <w:rPr>
-                <w:rFonts w:ascii="Times New Roman" w:hAnsi="Times New Roman" w:eastAsia="Times New Roman" w:cs="Times New Roman"/>
-                <w:b w:val="0"/>
-                <w:sz w:val="18"/>
-              </w:rPr>
-              <w:t>Бычков А.В.</w:t>
-            </w:r>
-          </w:p>
-        </w:tc>
-        <w:tc>
-          <w:tcPr>
-            <w:tcW w:type="dxa" w:w="2564"/>
-          </w:tcPr>
-          <w:p>
-            <w:pPr>
-              <w:spacing w:before="0" w:after="0" w:line="240" w:lineRule="exact"/>
-              <w:jc w:val="left"/>
-            </w:pPr>
-            <w:r/>
-            <w:r>
-              <w:rPr>
-                <w:rFonts w:ascii="Times New Roman" w:hAnsi="Times New Roman" w:eastAsia="Times New Roman" w:cs="Times New Roman"/>
-                <w:b w:val="0"/>
-                <w:sz w:val="18"/>
-              </w:rPr>
-              <w:t>М.: ИЦ "Академия", 2020</w:t>
-            </w:r>
-          </w:p>
-        </w:tc>
-      </w:tr>
-      <w:tr>
-        <w:tc>
-          <w:tcPr>
-            <w:tcW w:type="dxa" w:w="2564"/>
-          </w:tcPr>
-          <w:p>
-            <w:pPr>
-              <w:spacing w:before="0" w:after="0" w:line="240" w:lineRule="exact"/>
-              <w:jc w:val="left"/>
-            </w:pPr>
-            <w:r/>
-            <w:r>
-              <w:rPr>
-                <w:rFonts w:ascii="Times New Roman" w:hAnsi="Times New Roman" w:eastAsia="Times New Roman" w:cs="Times New Roman"/>
-                <w:b w:val="0"/>
-                <w:sz w:val="18"/>
-              </w:rPr>
-              <w:t>ОИ 6</w:t>
-            </w:r>
-          </w:p>
-        </w:tc>
-        <w:tc>
-          <w:tcPr>
-            <w:tcW w:type="dxa" w:w="2564"/>
-          </w:tcPr>
-          <w:p>
-            <w:pPr>
-              <w:spacing w:before="0" w:after="0" w:line="240" w:lineRule="exact"/>
-              <w:jc w:val="left"/>
-            </w:pPr>
-            <w:r/>
-            <w:r>
-              <w:rPr>
-                <w:rFonts w:ascii="Times New Roman" w:hAnsi="Times New Roman" w:eastAsia="Times New Roman" w:cs="Times New Roman"/>
-                <w:b w:val="0"/>
-                <w:sz w:val="18"/>
-              </w:rPr>
-              <w:t>Организация и выполнение работ по монтажу и наладке электрооборудования промышленных и гражданских зданий. В двух частях. Часть 2. Монтаж и наладка электрооборудования промышленных и гражданских зданий: учебник</w:t>
-            </w:r>
-          </w:p>
-        </w:tc>
-        <w:tc>
-          <w:tcPr>
-            <w:tcW w:type="dxa" w:w="2564"/>
-          </w:tcPr>
-          <w:p>
-            <w:pPr>
-              <w:spacing w:before="0" w:after="0" w:line="240" w:lineRule="exact"/>
-              <w:jc w:val="left"/>
-            </w:pPr>
-            <w:r/>
-            <w:r>
-              <w:rPr>
-                <w:rFonts w:ascii="Times New Roman" w:hAnsi="Times New Roman" w:eastAsia="Times New Roman" w:cs="Times New Roman"/>
-                <w:b w:val="0"/>
-                <w:sz w:val="18"/>
-              </w:rPr>
-              <w:t>Шашкова И.В., Бычков А.В.</w:t>
-            </w:r>
-          </w:p>
-        </w:tc>
-        <w:tc>
-          <w:tcPr>
-            <w:tcW w:type="dxa" w:w="2564"/>
-          </w:tcPr>
-          <w:p>
-            <w:pPr>
-              <w:spacing w:before="0" w:after="0" w:line="240" w:lineRule="exact"/>
-              <w:jc w:val="left"/>
-            </w:pPr>
-            <w:r/>
-            <w:r>
-              <w:rPr>
-                <w:rFonts w:ascii="Times New Roman" w:hAnsi="Times New Roman" w:eastAsia="Times New Roman" w:cs="Times New Roman"/>
-                <w:b w:val="0"/>
-                <w:sz w:val="18"/>
-              </w:rPr>
-              <w:t>М.: ИЦ "Академия", 2020</w:t>
-            </w:r>
-          </w:p>
-        </w:tc>
-      </w:tr>
-      <w:tr>
-        <w:tc>
-          <w:tcPr>
-            <w:tcW w:type="dxa" w:w="2564"/>
-          </w:tcPr>
-          <w:p>
-            <w:pPr>
-              <w:spacing w:before="0" w:after="0" w:line="240" w:lineRule="exact"/>
-              <w:jc w:val="left"/>
-            </w:pPr>
-            <w:r/>
-            <w:r>
-              <w:rPr>
-                <w:rFonts w:ascii="Times New Roman" w:hAnsi="Times New Roman" w:eastAsia="Times New Roman" w:cs="Times New Roman"/>
-                <w:b w:val="0"/>
-                <w:sz w:val="18"/>
-              </w:rPr>
-              <w:t>ОИ 7</w:t>
             </w:r>
           </w:p>
         </w:tc>
@@ -17109,6 +16863,252 @@
                 <w:sz w:val="18"/>
               </w:rPr>
               <w:t>http://electrolibrary.info</w:t>
+            </w:r>
+          </w:p>
+        </w:tc>
+      </w:tr>
+      <w:tr>
+        <w:tc>
+          <w:tcPr>
+            <w:tcW w:type="dxa" w:w="2564"/>
+          </w:tcPr>
+          <w:p>
+            <w:pPr>
+              <w:spacing w:before="0" w:after="0" w:line="240" w:lineRule="exact"/>
+              <w:jc w:val="left"/>
+            </w:pPr>
+            <w:r/>
+            <w:r>
+              <w:rPr>
+                <w:rFonts w:ascii="Times New Roman" w:hAnsi="Times New Roman" w:eastAsia="Times New Roman" w:cs="Times New Roman"/>
+                <w:b w:val="0"/>
+                <w:sz w:val="18"/>
+              </w:rPr>
+              <w:t>ДИ 6</w:t>
+            </w:r>
+          </w:p>
+        </w:tc>
+        <w:tc>
+          <w:tcPr>
+            <w:tcW w:type="dxa" w:w="2564"/>
+          </w:tcPr>
+          <w:p>
+            <w:pPr>
+              <w:spacing w:before="0" w:after="0" w:line="240" w:lineRule="exact"/>
+              <w:jc w:val="left"/>
+            </w:pPr>
+            <w:r/>
+            <w:r>
+              <w:rPr>
+                <w:rFonts w:ascii="Times New Roman" w:hAnsi="Times New Roman" w:eastAsia="Times New Roman" w:cs="Times New Roman"/>
+                <w:b w:val="0"/>
+                <w:sz w:val="18"/>
+              </w:rPr>
+              <w:t>Общая технология электромонтажных работ: учебник для СПО</w:t>
+            </w:r>
+          </w:p>
+        </w:tc>
+        <w:tc>
+          <w:tcPr>
+            <w:tcW w:type="dxa" w:w="2564"/>
+          </w:tcPr>
+          <w:p>
+            <w:pPr>
+              <w:spacing w:before="0" w:after="0" w:line="240" w:lineRule="exact"/>
+              <w:jc w:val="left"/>
+            </w:pPr>
+            <w:r/>
+            <w:r>
+              <w:rPr>
+                <w:rFonts w:ascii="Times New Roman" w:hAnsi="Times New Roman" w:eastAsia="Times New Roman" w:cs="Times New Roman"/>
+                <w:b w:val="0"/>
+                <w:sz w:val="18"/>
+              </w:rPr>
+              <w:t>Григорьева С.В.</w:t>
+            </w:r>
+          </w:p>
+        </w:tc>
+        <w:tc>
+          <w:tcPr>
+            <w:tcW w:type="dxa" w:w="2564"/>
+          </w:tcPr>
+          <w:p>
+            <w:pPr>
+              <w:spacing w:before="0" w:after="0" w:line="240" w:lineRule="exact"/>
+              <w:jc w:val="left"/>
+            </w:pPr>
+            <w:r/>
+            <w:r>
+              <w:rPr>
+                <w:rFonts w:ascii="Times New Roman" w:hAnsi="Times New Roman" w:eastAsia="Times New Roman" w:cs="Times New Roman"/>
+                <w:b w:val="0"/>
+                <w:sz w:val="18"/>
+              </w:rPr>
+              <w:t>М.: ИЦ "Академия", 2020</w:t>
+            </w:r>
+          </w:p>
+        </w:tc>
+      </w:tr>
+      <w:tr>
+        <w:tc>
+          <w:tcPr>
+            <w:tcW w:type="dxa" w:w="2564"/>
+          </w:tcPr>
+          <w:p>
+            <w:pPr>
+              <w:spacing w:before="0" w:after="0" w:line="240" w:lineRule="exact"/>
+              <w:jc w:val="left"/>
+            </w:pPr>
+            <w:r/>
+            <w:r>
+              <w:rPr>
+                <w:rFonts w:ascii="Times New Roman" w:hAnsi="Times New Roman" w:eastAsia="Times New Roman" w:cs="Times New Roman"/>
+                <w:b w:val="0"/>
+                <w:sz w:val="18"/>
+              </w:rPr>
+              <w:t>ДИ 7</w:t>
+            </w:r>
+          </w:p>
+        </w:tc>
+        <w:tc>
+          <w:tcPr>
+            <w:tcW w:type="dxa" w:w="2564"/>
+          </w:tcPr>
+          <w:p>
+            <w:pPr>
+              <w:spacing w:before="0" w:after="0" w:line="240" w:lineRule="exact"/>
+              <w:jc w:val="left"/>
+            </w:pPr>
+            <w:r/>
+            <w:r>
+              <w:rPr>
+                <w:rFonts w:ascii="Times New Roman" w:hAnsi="Times New Roman" w:eastAsia="Times New Roman" w:cs="Times New Roman"/>
+                <w:b w:val="0"/>
+                <w:sz w:val="18"/>
+              </w:rPr>
+              <w:t>Организация и выполнение работ по монтажу и наладке электрооборудования промышленных и гражданских зданий. В двух частях. Часть 1. Внутреннее электроснабжение промышленных и гражданских зданий: учебник</w:t>
+            </w:r>
+          </w:p>
+        </w:tc>
+        <w:tc>
+          <w:tcPr>
+            <w:tcW w:type="dxa" w:w="2564"/>
+          </w:tcPr>
+          <w:p>
+            <w:pPr>
+              <w:spacing w:before="0" w:after="0" w:line="240" w:lineRule="exact"/>
+              <w:jc w:val="left"/>
+            </w:pPr>
+            <w:r/>
+            <w:r>
+              <w:rPr>
+                <w:rFonts w:ascii="Times New Roman" w:hAnsi="Times New Roman" w:eastAsia="Times New Roman" w:cs="Times New Roman"/>
+                <w:b w:val="0"/>
+                <w:sz w:val="18"/>
+              </w:rPr>
+              <w:t>Бычков А.В.</w:t>
+            </w:r>
+          </w:p>
+        </w:tc>
+        <w:tc>
+          <w:tcPr>
+            <w:tcW w:type="dxa" w:w="2564"/>
+          </w:tcPr>
+          <w:p>
+            <w:pPr>
+              <w:spacing w:before="0" w:after="0" w:line="240" w:lineRule="exact"/>
+              <w:jc w:val="left"/>
+            </w:pPr>
+            <w:r/>
+            <w:r>
+              <w:rPr>
+                <w:rFonts w:ascii="Times New Roman" w:hAnsi="Times New Roman" w:eastAsia="Times New Roman" w:cs="Times New Roman"/>
+                <w:b w:val="0"/>
+                <w:sz w:val="18"/>
+              </w:rPr>
+              <w:t>М.: ИЦ "Академия", 2020</w:t>
+            </w:r>
+          </w:p>
+        </w:tc>
+      </w:tr>
+      <w:tr>
+        <w:tc>
+          <w:tcPr>
+            <w:tcW w:type="dxa" w:w="2564"/>
+          </w:tcPr>
+          <w:p>
+            <w:pPr>
+              <w:spacing w:before="0" w:after="0" w:line="240" w:lineRule="exact"/>
+              <w:jc w:val="left"/>
+            </w:pPr>
+            <w:r/>
+            <w:r>
+              <w:rPr>
+                <w:rFonts w:ascii="Times New Roman" w:hAnsi="Times New Roman" w:eastAsia="Times New Roman" w:cs="Times New Roman"/>
+                <w:b w:val="0"/>
+                <w:sz w:val="18"/>
+              </w:rPr>
+              <w:t>ДИ 8</w:t>
+            </w:r>
+          </w:p>
+        </w:tc>
+        <w:tc>
+          <w:tcPr>
+            <w:tcW w:type="dxa" w:w="2564"/>
+          </w:tcPr>
+          <w:p>
+            <w:pPr>
+              <w:spacing w:before="0" w:after="0" w:line="240" w:lineRule="exact"/>
+              <w:jc w:val="left"/>
+            </w:pPr>
+            <w:r/>
+            <w:r>
+              <w:rPr>
+                <w:rFonts w:ascii="Times New Roman" w:hAnsi="Times New Roman" w:eastAsia="Times New Roman" w:cs="Times New Roman"/>
+                <w:b w:val="0"/>
+                <w:sz w:val="18"/>
+              </w:rPr>
+              <w:t>Организация и выполнение работ по монтажу и наладке электрооборудования промышленных и гражданских зданий. В двух частях. Часть 2. Монтаж и наладка электрооборудования промышленных и гражданских зданий: учебник</w:t>
+            </w:r>
+          </w:p>
+        </w:tc>
+        <w:tc>
+          <w:tcPr>
+            <w:tcW w:type="dxa" w:w="2564"/>
+          </w:tcPr>
+          <w:p>
+            <w:pPr>
+              <w:spacing w:before="0" w:after="0" w:line="240" w:lineRule="exact"/>
+              <w:jc w:val="left"/>
+            </w:pPr>
+            <w:r/>
+            <w:r>
+              <w:rPr>
+                <w:rFonts w:ascii="Times New Roman" w:hAnsi="Times New Roman" w:eastAsia="Times New Roman" w:cs="Times New Roman"/>
+                <w:b w:val="0"/>
+                <w:sz w:val="18"/>
+              </w:rPr>
+              <w:t>Шашкова И.В., Бычков А.В.</w:t>
+            </w:r>
+          </w:p>
+        </w:tc>
+        <w:tc>
+          <w:tcPr>
+            <w:tcW w:type="dxa" w:w="2564"/>
+          </w:tcPr>
+          <w:p>
+            <w:pPr>
+              <w:spacing w:before="0" w:after="0" w:line="240" w:lineRule="exact"/>
+              <w:jc w:val="left"/>
+            </w:pPr>
+            <w:r/>
+            <w:r>
+              <w:rPr>
+                <w:rFonts w:ascii="Times New Roman" w:hAnsi="Times New Roman" w:eastAsia="Times New Roman" w:cs="Times New Roman"/>
+                <w:b w:val="0"/>
+                <w:sz w:val="18"/>
+              </w:rPr>
+              <w:t>М.: ИЦ "Академия", 2020</w:t>
             </w:r>
           </w:p>
         </w:tc>

--- a/KTP/МДК_05_02_КТП.docx
+++ b/KTP/МДК_05_02_КТП.docx
@@ -4,16 +4,17 @@
   <w:body>
     <w:p>
       <w:pPr>
+        <w:pStyle w:val="12"/>
         <w:spacing w:after="120" w:before="0"/>
         <w:jc w:val="center"/>
       </w:pPr>
       <w:r>
         <w:rPr>
-          <w:rFonts w:ascii="Times New Roman" w:hAnsi="Times New Roman" w:eastAsia="Times New Roman" w:cs="Times New Roman"/>
+          <w:rFonts w:ascii="Times New Roman" w:hAnsi="Times New Roman" w:eastAsia="Times New Roman"/>
           <w:b/>
-          <w:sz w:val="22"/>
+          <w:sz w:val="24"/>
         </w:rPr>
-        <w:t>МИНИСТЕРСТВО ОБЩЕГО И ПРОФЕССИОНАЛЬНОГО ОБРАЗОВАНИЯ РОСТОВСКОЙ ОБЛАСТИ</w:t>
+        <w:t>МИНИСТЕРСТВО ОБРАЗОВАНИЯ РОСТОВСКОЙ ОБЛАСТИ</w:t>
       </w:r>
     </w:p>
     <w:p>
@@ -31,6 +32,7 @@
     </w:p>
     <w:p>
       <w:pPr>
+        <w:pStyle w:val="12"/>
         <w:spacing w:after="120" w:before="0"/>
         <w:jc w:val="center"/>
       </w:pPr>
@@ -38,13 +40,14 @@
         <w:rPr>
           <w:rFonts w:ascii="Times New Roman" w:hAnsi="Times New Roman" w:eastAsia="Times New Roman" w:cs="Times New Roman"/>
           <w:b/>
-          <w:sz w:val="22"/>
+          <w:sz w:val="24"/>
         </w:rPr>
         <w:t>ГОСУДАРСТВЕННОЕ БЮДЖЕТНОЕ ПРОФЕССИОНАЛЬНОЕ ОБРАЗОВАТЕЛЬНОЕ УЧРЕЖДЕНИЕ РОСТОВСКОЙ ОБЛАСТИ</w:t>
       </w:r>
     </w:p>
     <w:p>
       <w:pPr>
+        <w:pStyle w:val="12"/>
         <w:spacing w:after="120" w:before="0"/>
         <w:jc w:val="center"/>
       </w:pPr>
@@ -59,16 +62,33 @@
     </w:p>
     <w:p>
       <w:pPr>
+        <w:pStyle w:val="12"/>
         <w:spacing w:after="120" w:before="0"/>
         <w:jc w:val="center"/>
       </w:pPr>
       <w:r>
         <w:rPr>
-          <w:rFonts w:ascii="Times New Roman" w:hAnsi="Times New Roman" w:eastAsia="Times New Roman" w:cs="Times New Roman"/>
-          <w:b w:val="0"/>
-          <w:sz w:val="22"/>
+          <w:rFonts w:ascii="Times New Roman" w:hAnsi="Times New Roman" w:eastAsia="Times New Roman"/>
+          <w:b/>
+          <w:sz w:val="24"/>
         </w:rPr>
-        <w:t>(ГБПОУ РО «СИТ»)</w:t>
+        <w:t xml:space="preserve">(ГБПОУ </w:t>
+      </w:r>
+      <w:r>
+        <w:rPr>
+          <w:rFonts w:ascii="Times New Roman" w:hAnsi="Times New Roman" w:eastAsia="Times New Roman"/>
+          <w:b/>
+          <w:sz w:val="24"/>
+        </w:rPr>
+        <w:t>РО «СИТ</w:t>
+      </w:r>
+      <w:r>
+        <w:rPr>
+          <w:rFonts w:ascii="Times New Roman" w:hAnsi="Times New Roman" w:eastAsia="Times New Roman"/>
+          <w:b/>
+          <w:sz w:val="24"/>
+        </w:rPr>
+        <w:t>»)</w:t>
       </w:r>
     </w:p>
     <w:p>
@@ -260,14 +280,15 @@
     </w:p>
     <w:p>
       <w:pPr>
+        <w:pStyle w:val="12"/>
         <w:spacing w:after="120" w:before="0"/>
         <w:jc w:val="center"/>
       </w:pPr>
       <w:r>
         <w:rPr>
-          <w:rFonts w:ascii="Times New Roman" w:hAnsi="Times New Roman" w:eastAsia="Times New Roman" w:cs="Times New Roman"/>
+          <w:rFonts w:ascii="Times New Roman" w:hAnsi="Times New Roman" w:eastAsia="Times New Roman"/>
           <w:b/>
-          <w:sz w:val="28"/>
+          <w:sz w:val="24"/>
         </w:rPr>
         <w:t>КАЛЕНДАРНО-ТЕМАТИЧЕСКИЙ ПЛАН</w:t>
       </w:r>
@@ -287,8 +308,118 @@
     </w:p>
     <w:p>
       <w:pPr>
+        <w:pStyle w:val="12"/>
         <w:spacing w:after="120" w:before="0"/>
-        <w:jc w:val="left"/>
+      </w:pPr>
+      <w:r>
+        <w:rPr>
+          <w:rFonts w:ascii="Times New Roman" w:hAnsi="Times New Roman" w:eastAsia="Times New Roman"/>
+          <w:sz w:val="22"/>
+          <w:u w:val="none"/>
+        </w:rPr>
+        <w:t>на __</w:t>
+      </w:r>
+      <w:r>
+        <w:rPr>
+          <w:rFonts w:ascii="Times New Roman" w:hAnsi="Times New Roman" w:eastAsia="Times New Roman"/>
+          <w:sz w:val="22"/>
+          <w:u w:val="single"/>
+        </w:rPr>
+        <w:t>3-4</w:t>
+      </w:r>
+      <w:r>
+        <w:rPr>
+          <w:rFonts w:ascii="Times New Roman" w:hAnsi="Times New Roman" w:eastAsia="Times New Roman"/>
+          <w:sz w:val="22"/>
+          <w:u w:val="none"/>
+        </w:rPr>
+        <w:t>__ семест</w:t>
+      </w:r>
+      <w:r>
+        <w:rPr>
+          <w:rFonts w:ascii="Times New Roman" w:hAnsi="Times New Roman" w:eastAsia="Times New Roman"/>
+          <w:sz w:val="22"/>
+          <w:u w:val="none"/>
+        </w:rPr>
+        <w:t>р(</w:t>
+      </w:r>
+      <w:r>
+        <w:rPr>
+          <w:rFonts w:ascii="Times New Roman" w:hAnsi="Times New Roman" w:eastAsia="Times New Roman"/>
+          <w:sz w:val="22"/>
+          <w:u w:val="none"/>
+        </w:rPr>
+        <w:t>ы) _</w:t>
+      </w:r>
+      <w:r>
+        <w:rPr>
+          <w:rFonts w:ascii="Times New Roman" w:hAnsi="Times New Roman" w:eastAsia="Times New Roman"/>
+          <w:sz w:val="22"/>
+          <w:u w:val="single"/>
+        </w:rPr>
+        <w:t>202</w:t>
+      </w:r>
+      <w:r>
+        <w:rPr>
+          <w:rFonts w:ascii="Times New Roman" w:hAnsi="Times New Roman" w:eastAsia="Times New Roman"/>
+          <w:sz w:val="22"/>
+          <w:u w:val="single"/>
+        </w:rPr>
+        <w:t>6</w:t>
+      </w:r>
+      <w:r>
+        <w:rPr>
+          <w:rFonts w:ascii="Times New Roman" w:hAnsi="Times New Roman" w:eastAsia="Times New Roman"/>
+          <w:sz w:val="22"/>
+          <w:u w:val="none"/>
+        </w:rPr>
+        <w:t>___ - __</w:t>
+      </w:r>
+      <w:r>
+        <w:rPr>
+          <w:rFonts w:ascii="Times New Roman" w:hAnsi="Times New Roman" w:eastAsia="Times New Roman"/>
+          <w:sz w:val="22"/>
+          <w:u w:val="single"/>
+        </w:rPr>
+        <w:t>202</w:t>
+      </w:r>
+      <w:r>
+        <w:rPr>
+          <w:rFonts w:ascii="Times New Roman" w:hAnsi="Times New Roman" w:eastAsia="Times New Roman"/>
+          <w:sz w:val="22"/>
+          <w:u w:val="single"/>
+        </w:rPr>
+        <w:t>7</w:t>
+      </w:r>
+      <w:r>
+        <w:rPr>
+          <w:rFonts w:ascii="Times New Roman" w:hAnsi="Times New Roman" w:eastAsia="Times New Roman"/>
+          <w:sz w:val="22"/>
+          <w:u w:val="none"/>
+        </w:rPr>
+        <w:t>___ учебного года _____</w:t>
+      </w:r>
+      <w:r>
+        <w:rPr>
+          <w:rFonts w:ascii="Times New Roman" w:hAnsi="Times New Roman" w:eastAsia="Times New Roman"/>
+          <w:sz w:val="22"/>
+          <w:u w:val="single"/>
+        </w:rPr>
+        <w:t>2</w:t>
+      </w:r>
+      <w:r>
+        <w:rPr>
+          <w:rFonts w:ascii="Times New Roman" w:hAnsi="Times New Roman" w:eastAsia="Times New Roman"/>
+          <w:sz w:val="22"/>
+          <w:u w:val="none"/>
+        </w:rPr>
+        <w:t>______ курс</w:t>
+      </w:r>
+    </w:p>
+    <w:p>
+      <w:pPr>
+        <w:spacing w:after="120" w:before="0"/>
+        <w:jc w:val="center"/>
       </w:pPr>
       <w:r>
         <w:rPr>
@@ -296,7 +427,68 @@
           <w:b w:val="0"/>
           <w:sz w:val="22"/>
         </w:rPr>
-        <w:t>на 3, 4 семестры 2026-2027 учебного года 2 курс</w:t>
+      </w:r>
+    </w:p>
+    <w:p>
+      <w:pPr>
+        <w:pStyle w:val="12"/>
+        <w:spacing w:after="120" w:before="0"/>
+      </w:pPr>
+      <w:r>
+        <w:rPr>
+          <w:rFonts w:ascii="Times New Roman" w:hAnsi="Times New Roman" w:eastAsia="Times New Roman"/>
+          <w:sz w:val="22"/>
+          <w:u w:val="none"/>
+        </w:rPr>
+        <w:t>учебной группы (учебных групп) ___________</w:t>
+      </w:r>
+      <w:r>
+        <w:rPr>
+          <w:rFonts w:ascii="Times New Roman" w:hAnsi="Times New Roman" w:eastAsia="Times New Roman"/>
+          <w:sz w:val="22"/>
+          <w:u w:val="single"/>
+        </w:rPr>
+        <w:t xml:space="preserve"> </w:t>
+      </w:r>
+      <w:r>
+        <w:rPr>
+          <w:rFonts w:ascii="Times New Roman" w:hAnsi="Times New Roman" w:eastAsia="Times New Roman"/>
+          <w:sz w:val="22"/>
+          <w:u w:val="single"/>
+        </w:rPr>
+        <w:t>М</w:t>
+      </w:r>
+      <w:r>
+        <w:rPr>
+          <w:rFonts w:ascii="Times New Roman" w:hAnsi="Times New Roman" w:eastAsia="Times New Roman"/>
+          <w:sz w:val="22"/>
+          <w:u w:val="single"/>
+        </w:rPr>
+        <w:t>-</w:t>
+      </w:r>
+      <w:r>
+        <w:rPr>
+          <w:rFonts w:ascii="Times New Roman" w:hAnsi="Times New Roman" w:eastAsia="Times New Roman"/>
+          <w:sz w:val="22"/>
+          <w:u w:val="single"/>
+        </w:rPr>
+        <w:t>2</w:t>
+      </w:r>
+      <w:r>
+        <w:rPr>
+          <w:rFonts w:ascii="Times New Roman" w:hAnsi="Times New Roman" w:eastAsia="Times New Roman"/>
+          <w:sz w:val="22"/>
+          <w:u w:val="single"/>
+        </w:rPr>
+        <w:t>1</w:t>
+      </w:r>
+      <w:r>
+        <w:rPr>
+          <w:rFonts w:ascii="Times New Roman" w:hAnsi="Times New Roman" w:eastAsia="Times New Roman"/>
+          <w:sz w:val="22"/>
+          <w:u w:val="none"/>
+        </w:rPr>
+        <w:t>____________________</w:t>
       </w:r>
     </w:p>
     <w:p>
@@ -315,15 +507,21 @@
     <w:p>
       <w:pPr>
         <w:spacing w:after="120" w:before="0"/>
-        <w:jc w:val="left"/>
       </w:pPr>
       <w:r>
         <w:rPr>
-          <w:rFonts w:ascii="Times New Roman" w:hAnsi="Times New Roman" w:eastAsia="Times New Roman" w:cs="Times New Roman"/>
-          <w:b w:val="0"/>
+          <w:rFonts w:ascii="Times New Roman" w:hAnsi="Times New Roman" w:eastAsia="Times New Roman"/>
           <w:sz w:val="22"/>
         </w:rPr>
-        <w:t>учебной группы (учебных групп) М-21</w:t>
+        <w:t xml:space="preserve">Профессиональный модуль: </w:t>
+      </w:r>
+      <w:r>
+        <w:rPr>
+          <w:rFonts w:ascii="Times New Roman" w:hAnsi="Times New Roman" w:eastAsia="Times New Roman"/>
+          <w:sz w:val="22"/>
+          <w:u w:val="single"/>
+        </w:rPr>
+        <w:t>ПМ.05 Выполнение работ по профессии 19861 Электромонтер по ремонту и обслуживанию электрооборудования промышленных и гражданских зданий и сооружений</w:t>
       </w:r>
     </w:p>
     <w:p>
@@ -342,15 +540,22 @@
     <w:p>
       <w:pPr>
         <w:spacing w:after="120" w:before="0"/>
-        <w:jc w:val="left"/>
+        <w:jc w:val="both"/>
       </w:pPr>
       <w:r>
         <w:rPr>
-          <w:rFonts w:ascii="Times New Roman" w:hAnsi="Times New Roman" w:eastAsia="Times New Roman" w:cs="Times New Roman"/>
-          <w:b w:val="0"/>
+          <w:rFonts w:ascii="Times New Roman" w:hAnsi="Times New Roman" w:eastAsia="Times New Roman"/>
           <w:sz w:val="22"/>
         </w:rPr>
-        <w:t>Профессиональный модуль: ПМ.05 Выполнение работ по профессии 19861 Электромонтер по ремонту и обслуживанию электрооборудования</w:t>
+        <w:t xml:space="preserve">Междисциплинарные курсы: </w:t>
+      </w:r>
+      <w:r>
+        <w:rPr>
+          <w:rFonts w:ascii="Times New Roman" w:hAnsi="Times New Roman" w:eastAsia="Times New Roman"/>
+          <w:sz w:val="22"/>
+          <w:u w:val="single"/>
+        </w:rPr>
+        <w:t>МДК 05.02 Организация и выполнение работ по сборке и монтажу электрооборудования по профессии 19861 Электромонтер по ремонту и обслуживанию электрооборудования промышленных и гражданских зданий и сооружений</w:t>
       </w:r>
     </w:p>
     <w:p>
@@ -369,42 +574,21 @@
     <w:p>
       <w:pPr>
         <w:spacing w:after="120" w:before="0"/>
-        <w:jc w:val="left"/>
       </w:pPr>
       <w:r>
         <w:rPr>
-          <w:rFonts w:ascii="Times New Roman" w:hAnsi="Times New Roman" w:eastAsia="Times New Roman" w:cs="Times New Roman"/>
-          <w:b w:val="0"/>
+          <w:rFonts w:ascii="Times New Roman" w:hAnsi="Times New Roman" w:eastAsia="Times New Roman"/>
           <w:sz w:val="22"/>
         </w:rPr>
-        <w:t>Междисциплинарные курсы: МДК 05.02 Организация и выполнение работ по сборке и монтажу электрооборудования и распределительных устройств</w:t>
+        <w:t xml:space="preserve">по профессии: </w:t>
       </w:r>
-    </w:p>
-    <w:p>
-      <w:pPr>
-        <w:spacing w:after="120" w:before="0"/>
-        <w:jc w:val="center"/>
-      </w:pPr>
       <w:r>
         <w:rPr>
-          <w:rFonts w:ascii="Times New Roman" w:hAnsi="Times New Roman" w:eastAsia="Times New Roman" w:cs="Times New Roman"/>
-          <w:b w:val="0"/>
+          <w:rFonts w:ascii="Times New Roman" w:hAnsi="Times New Roman" w:eastAsia="Times New Roman"/>
           <w:sz w:val="22"/>
+          <w:u w:val="single"/>
         </w:rPr>
-      </w:r>
-    </w:p>
-    <w:p>
-      <w:pPr>
-        <w:spacing w:after="120" w:before="0"/>
-        <w:jc w:val="left"/>
-      </w:pPr>
-      <w:r>
-        <w:rPr>
-          <w:rFonts w:ascii="Times New Roman" w:hAnsi="Times New Roman" w:eastAsia="Times New Roman" w:cs="Times New Roman"/>
-          <w:b w:val="0"/>
-          <w:sz w:val="22"/>
-        </w:rPr>
-        <w:t>по профессии: 08.02.09 Монтаж, наладка и эксплуатация электрооборудования промышленных и гражданских зданий</w:t>
+        <w:t>08.02.09 Монтаж, наладка и эксплуатация электрооборудования промышленных и гражданских зданий и сооружений</w:t>
       </w:r>
     </w:p>
     <w:p>
@@ -779,19 +963,17 @@
         <w:tc>
           <w:tcPr>
             <w:tcW w:type="dxa" w:w="855"/>
-            <w:shd w:fill="D9E2F3" w:val="clear"/>
-          </w:tcPr>
-          <w:p>
-            <w:pPr>
-              <w:spacing w:before="0" w:after="0" w:line="200" w:lineRule="exact"/>
-              <w:jc w:val="center"/>
-            </w:pPr>
-            <w:r/>
-            <w:r>
-              <w:rPr>
-                <w:rFonts w:ascii="Times New Roman" w:hAnsi="Times New Roman" w:eastAsia="Times New Roman" w:cs="Times New Roman"/>
+          </w:tcPr>
+          <w:p>
+            <w:pPr>
+              <w:jc w:val="center"/>
+            </w:pPr>
+            <w:r/>
+            <w:r>
+              <w:rPr>
+                <w:rFonts w:ascii="Times New Roman" w:hAnsi="Times New Roman"/>
                 <w:b/>
-                <w:sz w:val="14"/>
+                <w:sz w:val="20"/>
               </w:rPr>
               <w:t>Междисциплинарный курс (индекс МДК)</w:t>
             </w:r>
@@ -800,19 +982,17 @@
         <w:tc>
           <w:tcPr>
             <w:tcW w:type="dxa" w:w="855"/>
-            <w:shd w:fill="D9E2F3" w:val="clear"/>
-          </w:tcPr>
-          <w:p>
-            <w:pPr>
-              <w:spacing w:before="0" w:after="0" w:line="200" w:lineRule="exact"/>
-              <w:jc w:val="center"/>
-            </w:pPr>
-            <w:r/>
-            <w:r>
-              <w:rPr>
-                <w:rFonts w:ascii="Times New Roman" w:hAnsi="Times New Roman" w:eastAsia="Times New Roman" w:cs="Times New Roman"/>
+          </w:tcPr>
+          <w:p>
+            <w:pPr>
+              <w:jc w:val="center"/>
+            </w:pPr>
+            <w:r/>
+            <w:r>
+              <w:rPr>
+                <w:rFonts w:ascii="Times New Roman" w:hAnsi="Times New Roman"/>
                 <w:b/>
-                <w:sz w:val="14"/>
+                <w:sz w:val="20"/>
               </w:rPr>
               <w:t>Курс</w:t>
             </w:r>
@@ -821,19 +1001,17 @@
         <w:tc>
           <w:tcPr>
             <w:tcW w:type="dxa" w:w="855"/>
-            <w:shd w:fill="D9E2F3" w:val="clear"/>
-          </w:tcPr>
-          <w:p>
-            <w:pPr>
-              <w:spacing w:before="0" w:after="0" w:line="200" w:lineRule="exact"/>
-              <w:jc w:val="center"/>
-            </w:pPr>
-            <w:r/>
-            <w:r>
-              <w:rPr>
-                <w:rFonts w:ascii="Times New Roman" w:hAnsi="Times New Roman" w:eastAsia="Times New Roman" w:cs="Times New Roman"/>
+          </w:tcPr>
+          <w:p>
+            <w:pPr>
+              <w:jc w:val="center"/>
+            </w:pPr>
+            <w:r/>
+            <w:r>
+              <w:rPr>
+                <w:rFonts w:ascii="Times New Roman" w:hAnsi="Times New Roman"/>
                 <w:b/>
-                <w:sz w:val="14"/>
+                <w:sz w:val="20"/>
               </w:rPr>
               <w:t>Семестр</w:t>
             </w:r>
@@ -841,190 +1019,41 @@
         </w:tc>
         <w:tc>
           <w:tcPr>
-            <w:tcW w:type="dxa" w:w="855"/>
-            <w:shd w:fill="D9E2F3" w:val="clear"/>
-          </w:tcPr>
-          <w:p>
-            <w:pPr>
-              <w:spacing w:before="0" w:after="0" w:line="200" w:lineRule="exact"/>
-              <w:jc w:val="center"/>
-            </w:pPr>
-            <w:r/>
-            <w:r>
-              <w:rPr>
-                <w:rFonts w:ascii="Times New Roman" w:hAnsi="Times New Roman" w:eastAsia="Times New Roman" w:cs="Times New Roman"/>
+            <w:tcW w:type="dxa" w:w="5985"/>
+            <w:gridSpan w:val="7"/>
+          </w:tcPr>
+          <w:p>
+            <w:pPr>
+              <w:jc w:val="center"/>
+            </w:pPr>
+            <w:r/>
+            <w:r>
+              <w:rPr>
+                <w:rFonts w:ascii="Times New Roman" w:hAnsi="Times New Roman"/>
                 <w:b/>
-                <w:sz w:val="14"/>
-              </w:rPr>
-              <w:t>Объём образовательной программы</w:t>
-            </w:r>
-          </w:p>
-        </w:tc>
-        <w:tc>
-          <w:tcPr>
-            <w:tcW w:type="dxa" w:w="855"/>
-            <w:shd w:fill="D9E2F3" w:val="clear"/>
-          </w:tcPr>
-          <w:p>
-            <w:pPr>
-              <w:spacing w:before="0" w:after="0" w:line="200" w:lineRule="exact"/>
-              <w:jc w:val="center"/>
-            </w:pPr>
-            <w:r/>
-            <w:r>
-              <w:rPr>
-                <w:rFonts w:ascii="Times New Roman" w:hAnsi="Times New Roman" w:eastAsia="Times New Roman" w:cs="Times New Roman"/>
+                <w:sz w:val="20"/>
+              </w:rPr>
+              <w:t>Объём времени, отведённый на освоение междисциплинарного курса (по ФГОС)</w:t>
+            </w:r>
+          </w:p>
+        </w:tc>
+        <w:tc>
+          <w:tcPr>
+            <w:tcW w:type="dxa" w:w="1710"/>
+            <w:gridSpan w:val="2"/>
+          </w:tcPr>
+          <w:p>
+            <w:pPr>
+              <w:jc w:val="center"/>
+            </w:pPr>
+            <w:r/>
+            <w:r>
+              <w:rPr>
+                <w:rFonts w:ascii="Times New Roman" w:hAnsi="Times New Roman"/>
                 <w:b/>
-                <w:sz w:val="14"/>
-              </w:rPr>
-              <w:t>Всего, часов</w:t>
-            </w:r>
-          </w:p>
-        </w:tc>
-        <w:tc>
-          <w:tcPr>
-            <w:tcW w:type="dxa" w:w="855"/>
-            <w:shd w:fill="D9E2F3" w:val="clear"/>
-          </w:tcPr>
-          <w:p>
-            <w:pPr>
-              <w:spacing w:before="0" w:after="0" w:line="200" w:lineRule="exact"/>
-              <w:jc w:val="center"/>
-            </w:pPr>
-            <w:r/>
-            <w:r>
-              <w:rPr>
-                <w:rFonts w:ascii="Times New Roman" w:hAnsi="Times New Roman" w:eastAsia="Times New Roman" w:cs="Times New Roman"/>
-                <w:b/>
-                <w:sz w:val="14"/>
-              </w:rPr>
-              <w:t>Теоретические занятия</w:t>
-            </w:r>
-          </w:p>
-        </w:tc>
-        <w:tc>
-          <w:tcPr>
-            <w:tcW w:type="dxa" w:w="855"/>
-            <w:shd w:fill="D9E2F3" w:val="clear"/>
-          </w:tcPr>
-          <w:p>
-            <w:pPr>
-              <w:spacing w:before="0" w:after="0" w:line="200" w:lineRule="exact"/>
-              <w:jc w:val="center"/>
-            </w:pPr>
-            <w:r/>
-            <w:r>
-              <w:rPr>
-                <w:rFonts w:ascii="Times New Roman" w:hAnsi="Times New Roman" w:eastAsia="Times New Roman" w:cs="Times New Roman"/>
-                <w:b/>
-                <w:sz w:val="14"/>
-              </w:rPr>
-              <w:t>Лабораторные работы, часов</w:t>
-            </w:r>
-          </w:p>
-        </w:tc>
-        <w:tc>
-          <w:tcPr>
-            <w:tcW w:type="dxa" w:w="855"/>
-            <w:shd w:fill="D9E2F3" w:val="clear"/>
-          </w:tcPr>
-          <w:p>
-            <w:pPr>
-              <w:spacing w:before="0" w:after="0" w:line="200" w:lineRule="exact"/>
-              <w:jc w:val="center"/>
-            </w:pPr>
-            <w:r/>
-            <w:r>
-              <w:rPr>
-                <w:rFonts w:ascii="Times New Roman" w:hAnsi="Times New Roman" w:eastAsia="Times New Roman" w:cs="Times New Roman"/>
-                <w:b/>
-                <w:sz w:val="14"/>
-              </w:rPr>
-              <w:t>Практические занятия, часов</w:t>
-            </w:r>
-          </w:p>
-        </w:tc>
-        <w:tc>
-          <w:tcPr>
-            <w:tcW w:type="dxa" w:w="855"/>
-            <w:shd w:fill="D9E2F3" w:val="clear"/>
-          </w:tcPr>
-          <w:p>
-            <w:pPr>
-              <w:spacing w:before="0" w:after="0" w:line="200" w:lineRule="exact"/>
-              <w:jc w:val="center"/>
-            </w:pPr>
-            <w:r/>
-            <w:r>
-              <w:rPr>
-                <w:rFonts w:ascii="Times New Roman" w:hAnsi="Times New Roman" w:eastAsia="Times New Roman" w:cs="Times New Roman"/>
-                <w:b/>
-                <w:sz w:val="14"/>
-              </w:rPr>
-              <w:t>Курсовые работы (проекты), часов</w:t>
-            </w:r>
-          </w:p>
-        </w:tc>
-        <w:tc>
-          <w:tcPr>
-            <w:tcW w:type="dxa" w:w="855"/>
-            <w:shd w:fill="D9E2F3" w:val="clear"/>
-          </w:tcPr>
-          <w:p>
-            <w:pPr>
-              <w:spacing w:before="0" w:after="0" w:line="200" w:lineRule="exact"/>
-              <w:jc w:val="center"/>
-            </w:pPr>
-            <w:r/>
-            <w:r>
-              <w:rPr>
-                <w:rFonts w:ascii="Times New Roman" w:hAnsi="Times New Roman" w:eastAsia="Times New Roman" w:cs="Times New Roman"/>
-                <w:b/>
-                <w:sz w:val="14"/>
-              </w:rPr>
-              <w:t>Самостоятельная работа обучающегося, часов</w:t>
-            </w:r>
-          </w:p>
-        </w:tc>
-        <w:tc>
-          <w:tcPr>
-            <w:tcW w:type="dxa" w:w="855"/>
-            <w:shd w:fill="D9E2F3" w:val="clear"/>
-          </w:tcPr>
-          <w:p>
-            <w:pPr>
-              <w:spacing w:before="0" w:after="0" w:line="200" w:lineRule="exact"/>
-              <w:jc w:val="center"/>
-            </w:pPr>
-            <w:r/>
-            <w:r>
-              <w:rPr>
-                <w:rFonts w:ascii="Times New Roman" w:hAnsi="Times New Roman" w:eastAsia="Times New Roman" w:cs="Times New Roman"/>
-                <w:b/>
-                <w:sz w:val="14"/>
-              </w:rPr>
-              <w:t>Учебная практика, часов</w:t>
-            </w:r>
-          </w:p>
-        </w:tc>
-        <w:tc>
-          <w:tcPr>
-            <w:tcW w:type="dxa" w:w="855"/>
-            <w:shd w:fill="D9E2F3" w:val="clear"/>
-          </w:tcPr>
-          <w:p>
-            <w:pPr>
-              <w:spacing w:before="0" w:after="0" w:line="200" w:lineRule="exact"/>
-              <w:jc w:val="center"/>
-            </w:pPr>
-            <w:r/>
-            <w:r>
-              <w:rPr>
-                <w:rFonts w:ascii="Times New Roman" w:hAnsi="Times New Roman" w:eastAsia="Times New Roman" w:cs="Times New Roman"/>
-                <w:b/>
-                <w:sz w:val="14"/>
-              </w:rPr>
-              <w:t>Производственная практика, часов</w:t>
+                <w:sz w:val="20"/>
+              </w:rPr>
+              <w:t>Практика</w:t>
             </w:r>
           </w:p>
         </w:tc>
@@ -1036,17 +1065,16 @@
           </w:tcPr>
           <w:p>
             <w:pPr>
-              <w:spacing w:before="0" w:after="0" w:line="220" w:lineRule="exact"/>
-              <w:jc w:val="left"/>
-            </w:pPr>
-            <w:r/>
-            <w:r>
-              <w:rPr>
-                <w:rFonts w:ascii="Times New Roman" w:hAnsi="Times New Roman" w:eastAsia="Times New Roman" w:cs="Times New Roman"/>
-                <w:b w:val="0"/>
-                <w:sz w:val="16"/>
-              </w:rPr>
-              <w:t>МДК 05.02</w:t>
+              <w:jc w:val="center"/>
+            </w:pPr>
+            <w:r/>
+            <w:r>
+              <w:rPr>
+                <w:rFonts w:ascii="Times New Roman" w:hAnsi="Times New Roman"/>
+                <w:b/>
+                <w:sz w:val="20"/>
+              </w:rPr>
+              <w:t>Междисциплинарный курс (индекс МДК)</w:t>
             </w:r>
           </w:p>
         </w:tc>
@@ -1056,17 +1084,16 @@
           </w:tcPr>
           <w:p>
             <w:pPr>
-              <w:spacing w:before="0" w:after="0" w:line="220" w:lineRule="exact"/>
-              <w:jc w:val="center"/>
-            </w:pPr>
-            <w:r/>
-            <w:r>
-              <w:rPr>
-                <w:rFonts w:ascii="Times New Roman" w:hAnsi="Times New Roman" w:eastAsia="Times New Roman" w:cs="Times New Roman"/>
-                <w:b w:val="0"/>
-                <w:sz w:val="16"/>
-              </w:rPr>
-              <w:t>2</w:t>
+              <w:jc w:val="center"/>
+            </w:pPr>
+            <w:r/>
+            <w:r>
+              <w:rPr>
+                <w:rFonts w:ascii="Times New Roman" w:hAnsi="Times New Roman"/>
+                <w:b/>
+                <w:sz w:val="20"/>
+              </w:rPr>
+              <w:t>Курс</w:t>
             </w:r>
           </w:p>
         </w:tc>
@@ -1076,17 +1103,16 @@
           </w:tcPr>
           <w:p>
             <w:pPr>
-              <w:spacing w:before="0" w:after="0" w:line="220" w:lineRule="exact"/>
-              <w:jc w:val="center"/>
-            </w:pPr>
-            <w:r/>
-            <w:r>
-              <w:rPr>
-                <w:rFonts w:ascii="Times New Roman" w:hAnsi="Times New Roman" w:eastAsia="Times New Roman" w:cs="Times New Roman"/>
-                <w:b w:val="0"/>
-                <w:sz w:val="16"/>
-              </w:rPr>
-              <w:t>3</w:t>
+              <w:jc w:val="center"/>
+            </w:pPr>
+            <w:r/>
+            <w:r>
+              <w:rPr>
+                <w:rFonts w:ascii="Times New Roman" w:hAnsi="Times New Roman"/>
+                <w:b/>
+                <w:sz w:val="20"/>
+              </w:rPr>
+              <w:t>Семестр</w:t>
             </w:r>
           </w:p>
         </w:tc>
@@ -1096,17 +1122,36 @@
           </w:tcPr>
           <w:p>
             <w:pPr>
-              <w:spacing w:before="0" w:after="0" w:line="220" w:lineRule="exact"/>
-              <w:jc w:val="center"/>
-            </w:pPr>
-            <w:r/>
-            <w:r>
-              <w:rPr>
-                <w:rFonts w:ascii="Times New Roman" w:hAnsi="Times New Roman" w:eastAsia="Times New Roman" w:cs="Times New Roman"/>
-                <w:b w:val="0"/>
-                <w:sz w:val="16"/>
-              </w:rPr>
-              <w:t>36</w:t>
+              <w:jc w:val="center"/>
+            </w:pPr>
+            <w:r/>
+            <w:r>
+              <w:rPr>
+                <w:rFonts w:ascii="Times New Roman" w:hAnsi="Times New Roman"/>
+                <w:b/>
+                <w:sz w:val="20"/>
+              </w:rPr>
+              <w:t>Объем образовательной программы</w:t>
+            </w:r>
+          </w:p>
+        </w:tc>
+        <w:tc>
+          <w:tcPr>
+            <w:tcW w:type="dxa" w:w="4275"/>
+            <w:gridSpan w:val="5"/>
+          </w:tcPr>
+          <w:p>
+            <w:pPr>
+              <w:jc w:val="center"/>
+            </w:pPr>
+            <w:r/>
+            <w:r>
+              <w:rPr>
+                <w:rFonts w:ascii="Times New Roman" w:hAnsi="Times New Roman"/>
+                <w:b/>
+                <w:sz w:val="20"/>
+              </w:rPr>
+              <w:t>Учебная нагрузка во взаимодействии с преподавателем</w:t>
             </w:r>
           </w:p>
         </w:tc>
@@ -1116,17 +1161,16 @@
           </w:tcPr>
           <w:p>
             <w:pPr>
-              <w:spacing w:before="0" w:after="0" w:line="220" w:lineRule="exact"/>
-              <w:jc w:val="center"/>
-            </w:pPr>
-            <w:r/>
-            <w:r>
-              <w:rPr>
-                <w:rFonts w:ascii="Times New Roman" w:hAnsi="Times New Roman" w:eastAsia="Times New Roman" w:cs="Times New Roman"/>
-                <w:b w:val="0"/>
-                <w:sz w:val="16"/>
-              </w:rPr>
-              <w:t>36</w:t>
+              <w:jc w:val="center"/>
+            </w:pPr>
+            <w:r/>
+            <w:r>
+              <w:rPr>
+                <w:rFonts w:ascii="Times New Roman" w:hAnsi="Times New Roman"/>
+                <w:b/>
+                <w:sz w:val="20"/>
+              </w:rPr>
+              <w:t>Самостоятельная работа обучающегося, часов</w:t>
             </w:r>
           </w:p>
         </w:tc>
@@ -1136,17 +1180,16 @@
           </w:tcPr>
           <w:p>
             <w:pPr>
-              <w:spacing w:before="0" w:after="0" w:line="220" w:lineRule="exact"/>
-              <w:jc w:val="center"/>
-            </w:pPr>
-            <w:r/>
-            <w:r>
-              <w:rPr>
-                <w:rFonts w:ascii="Times New Roman" w:hAnsi="Times New Roman" w:eastAsia="Times New Roman" w:cs="Times New Roman"/>
-                <w:b w:val="0"/>
-                <w:sz w:val="16"/>
-              </w:rPr>
-              <w:t>16</w:t>
+              <w:jc w:val="center"/>
+            </w:pPr>
+            <w:r/>
+            <w:r>
+              <w:rPr>
+                <w:rFonts w:ascii="Times New Roman" w:hAnsi="Times New Roman"/>
+                <w:b/>
+                <w:sz w:val="20"/>
+              </w:rPr>
+              <w:t>Учебная</w:t>
             </w:r>
           </w:p>
         </w:tc>
@@ -1156,117 +1199,16 @@
           </w:tcPr>
           <w:p>
             <w:pPr>
-              <w:spacing w:before="0" w:after="0" w:line="220" w:lineRule="exact"/>
-              <w:jc w:val="center"/>
-            </w:pPr>
-            <w:r/>
-            <w:r>
-              <w:rPr>
-                <w:rFonts w:ascii="Times New Roman" w:hAnsi="Times New Roman" w:eastAsia="Times New Roman" w:cs="Times New Roman"/>
-                <w:b w:val="0"/>
-                <w:sz w:val="16"/>
-              </w:rPr>
-              <w:t>-</w:t>
-            </w:r>
-          </w:p>
-        </w:tc>
-        <w:tc>
-          <w:tcPr>
-            <w:tcW w:type="dxa" w:w="855"/>
-          </w:tcPr>
-          <w:p>
-            <w:pPr>
-              <w:spacing w:before="0" w:after="0" w:line="220" w:lineRule="exact"/>
-              <w:jc w:val="center"/>
-            </w:pPr>
-            <w:r/>
-            <w:r>
-              <w:rPr>
-                <w:rFonts w:ascii="Times New Roman" w:hAnsi="Times New Roman" w:eastAsia="Times New Roman" w:cs="Times New Roman"/>
-                <w:b w:val="0"/>
-                <w:sz w:val="16"/>
-              </w:rPr>
-              <w:t>20</w:t>
-            </w:r>
-          </w:p>
-        </w:tc>
-        <w:tc>
-          <w:tcPr>
-            <w:tcW w:type="dxa" w:w="855"/>
-          </w:tcPr>
-          <w:p>
-            <w:pPr>
-              <w:spacing w:before="0" w:after="0" w:line="220" w:lineRule="exact"/>
-              <w:jc w:val="center"/>
-            </w:pPr>
-            <w:r/>
-            <w:r>
-              <w:rPr>
-                <w:rFonts w:ascii="Times New Roman" w:hAnsi="Times New Roman" w:eastAsia="Times New Roman" w:cs="Times New Roman"/>
-                <w:b w:val="0"/>
-                <w:sz w:val="16"/>
-              </w:rPr>
-              <w:t>-</w:t>
-            </w:r>
-          </w:p>
-        </w:tc>
-        <w:tc>
-          <w:tcPr>
-            <w:tcW w:type="dxa" w:w="855"/>
-          </w:tcPr>
-          <w:p>
-            <w:pPr>
-              <w:spacing w:before="0" w:after="0" w:line="220" w:lineRule="exact"/>
-              <w:jc w:val="center"/>
-            </w:pPr>
-            <w:r/>
-            <w:r>
-              <w:rPr>
-                <w:rFonts w:ascii="Times New Roman" w:hAnsi="Times New Roman" w:eastAsia="Times New Roman" w:cs="Times New Roman"/>
-                <w:b w:val="0"/>
-                <w:sz w:val="16"/>
-              </w:rPr>
-              <w:t>-</w:t>
-            </w:r>
-          </w:p>
-        </w:tc>
-        <w:tc>
-          <w:tcPr>
-            <w:tcW w:type="dxa" w:w="855"/>
-          </w:tcPr>
-          <w:p>
-            <w:pPr>
-              <w:spacing w:before="0" w:after="0" w:line="220" w:lineRule="exact"/>
-              <w:jc w:val="center"/>
-            </w:pPr>
-            <w:r/>
-            <w:r>
-              <w:rPr>
-                <w:rFonts w:ascii="Times New Roman" w:hAnsi="Times New Roman" w:eastAsia="Times New Roman" w:cs="Times New Roman"/>
-                <w:b w:val="0"/>
-                <w:sz w:val="16"/>
-              </w:rPr>
-              <w:t>-</w:t>
-            </w:r>
-          </w:p>
-        </w:tc>
-        <w:tc>
-          <w:tcPr>
-            <w:tcW w:type="dxa" w:w="855"/>
-          </w:tcPr>
-          <w:p>
-            <w:pPr>
-              <w:spacing w:before="0" w:after="0" w:line="220" w:lineRule="exact"/>
-              <w:jc w:val="center"/>
-            </w:pPr>
-            <w:r/>
-            <w:r>
-              <w:rPr>
-                <w:rFonts w:ascii="Times New Roman" w:hAnsi="Times New Roman" w:eastAsia="Times New Roman" w:cs="Times New Roman"/>
-                <w:b w:val="0"/>
-                <w:sz w:val="16"/>
-              </w:rPr>
-              <w:t>-</w:t>
+              <w:jc w:val="center"/>
+            </w:pPr>
+            <w:r/>
+            <w:r>
+              <w:rPr>
+                <w:rFonts w:ascii="Times New Roman" w:hAnsi="Times New Roman"/>
+                <w:b/>
+                <w:sz w:val="20"/>
+              </w:rPr>
+              <w:t>Производственная</w:t>
             </w:r>
           </w:p>
         </w:tc>
@@ -1278,17 +1220,16 @@
           </w:tcPr>
           <w:p>
             <w:pPr>
-              <w:spacing w:before="0" w:after="0" w:line="220" w:lineRule="exact"/>
-              <w:jc w:val="left"/>
-            </w:pPr>
-            <w:r/>
-            <w:r>
-              <w:rPr>
-                <w:rFonts w:ascii="Times New Roman" w:hAnsi="Times New Roman" w:eastAsia="Times New Roman" w:cs="Times New Roman"/>
-                <w:b w:val="0"/>
-                <w:sz w:val="16"/>
-              </w:rPr>
-              <w:t>МДК 05.02</w:t>
+              <w:jc w:val="center"/>
+            </w:pPr>
+            <w:r/>
+            <w:r>
+              <w:rPr>
+                <w:rFonts w:ascii="Times New Roman" w:hAnsi="Times New Roman"/>
+                <w:b/>
+                <w:sz w:val="20"/>
+              </w:rPr>
+              <w:t>Междисциплинарный курс (индекс МДК)</w:t>
             </w:r>
           </w:p>
         </w:tc>
@@ -1298,17 +1239,16 @@
           </w:tcPr>
           <w:p>
             <w:pPr>
-              <w:spacing w:before="0" w:after="0" w:line="220" w:lineRule="exact"/>
-              <w:jc w:val="center"/>
-            </w:pPr>
-            <w:r/>
-            <w:r>
-              <w:rPr>
-                <w:rFonts w:ascii="Times New Roman" w:hAnsi="Times New Roman" w:eastAsia="Times New Roman" w:cs="Times New Roman"/>
-                <w:b w:val="0"/>
-                <w:sz w:val="16"/>
-              </w:rPr>
-              <w:t>2</w:t>
+              <w:jc w:val="center"/>
+            </w:pPr>
+            <w:r/>
+            <w:r>
+              <w:rPr>
+                <w:rFonts w:ascii="Times New Roman" w:hAnsi="Times New Roman"/>
+                <w:b/>
+                <w:sz w:val="20"/>
+              </w:rPr>
+              <w:t>Курс</w:t>
             </w:r>
           </w:p>
         </w:tc>
@@ -1318,17 +1258,16 @@
           </w:tcPr>
           <w:p>
             <w:pPr>
-              <w:spacing w:before="0" w:after="0" w:line="220" w:lineRule="exact"/>
-              <w:jc w:val="center"/>
-            </w:pPr>
-            <w:r/>
-            <w:r>
-              <w:rPr>
-                <w:rFonts w:ascii="Times New Roman" w:hAnsi="Times New Roman" w:eastAsia="Times New Roman" w:cs="Times New Roman"/>
-                <w:b w:val="0"/>
-                <w:sz w:val="16"/>
-              </w:rPr>
-              <w:t>4</w:t>
+              <w:jc w:val="center"/>
+            </w:pPr>
+            <w:r/>
+            <w:r>
+              <w:rPr>
+                <w:rFonts w:ascii="Times New Roman" w:hAnsi="Times New Roman"/>
+                <w:b/>
+                <w:sz w:val="20"/>
+              </w:rPr>
+              <w:t>Семестр</w:t>
             </w:r>
           </w:p>
         </w:tc>
@@ -1338,17 +1277,16 @@
           </w:tcPr>
           <w:p>
             <w:pPr>
-              <w:spacing w:before="0" w:after="0" w:line="220" w:lineRule="exact"/>
-              <w:jc w:val="center"/>
-            </w:pPr>
-            <w:r/>
-            <w:r>
-              <w:rPr>
-                <w:rFonts w:ascii="Times New Roman" w:hAnsi="Times New Roman" w:eastAsia="Times New Roman" w:cs="Times New Roman"/>
-                <w:b w:val="0"/>
-                <w:sz w:val="16"/>
-              </w:rPr>
-              <w:t>76</w:t>
+              <w:jc w:val="center"/>
+            </w:pPr>
+            <w:r/>
+            <w:r>
+              <w:rPr>
+                <w:rFonts w:ascii="Times New Roman" w:hAnsi="Times New Roman"/>
+                <w:b/>
+                <w:sz w:val="20"/>
+              </w:rPr>
+              <w:t>Объем образовательной программы</w:t>
             </w:r>
           </w:p>
         </w:tc>
@@ -1358,17 +1296,36 @@
           </w:tcPr>
           <w:p>
             <w:pPr>
-              <w:spacing w:before="0" w:after="0" w:line="220" w:lineRule="exact"/>
-              <w:jc w:val="center"/>
-            </w:pPr>
-            <w:r/>
-            <w:r>
-              <w:rPr>
-                <w:rFonts w:ascii="Times New Roman" w:hAnsi="Times New Roman" w:eastAsia="Times New Roman" w:cs="Times New Roman"/>
-                <w:b w:val="0"/>
-                <w:sz w:val="16"/>
-              </w:rPr>
-              <w:t>76</w:t>
+              <w:jc w:val="center"/>
+            </w:pPr>
+            <w:r/>
+            <w:r>
+              <w:rPr>
+                <w:rFonts w:ascii="Times New Roman" w:hAnsi="Times New Roman"/>
+                <w:b/>
+                <w:sz w:val="20"/>
+              </w:rPr>
+              <w:t>Всего, часов</w:t>
+            </w:r>
+          </w:p>
+        </w:tc>
+        <w:tc>
+          <w:tcPr>
+            <w:tcW w:type="dxa" w:w="3420"/>
+            <w:gridSpan w:val="4"/>
+          </w:tcPr>
+          <w:p>
+            <w:pPr>
+              <w:jc w:val="center"/>
+            </w:pPr>
+            <w:r/>
+            <w:r>
+              <w:rPr>
+                <w:rFonts w:ascii="Times New Roman" w:hAnsi="Times New Roman"/>
+                <w:b/>
+                <w:sz w:val="20"/>
+              </w:rPr>
+              <w:t>в т.ч.</w:t>
             </w:r>
           </w:p>
         </w:tc>
@@ -1378,17 +1335,16 @@
           </w:tcPr>
           <w:p>
             <w:pPr>
-              <w:spacing w:before="0" w:after="0" w:line="220" w:lineRule="exact"/>
-              <w:jc w:val="center"/>
-            </w:pPr>
-            <w:r/>
-            <w:r>
-              <w:rPr>
-                <w:rFonts w:ascii="Times New Roman" w:hAnsi="Times New Roman" w:eastAsia="Times New Roman" w:cs="Times New Roman"/>
-                <w:b w:val="0"/>
-                <w:sz w:val="16"/>
-              </w:rPr>
-              <w:t>36</w:t>
+              <w:jc w:val="center"/>
+            </w:pPr>
+            <w:r/>
+            <w:r>
+              <w:rPr>
+                <w:rFonts w:ascii="Times New Roman" w:hAnsi="Times New Roman"/>
+                <w:b/>
+                <w:sz w:val="20"/>
+              </w:rPr>
+              <w:t>Самостоятельная работа обучающегося, часов</w:t>
             </w:r>
           </w:p>
         </w:tc>
@@ -1398,17 +1354,16 @@
           </w:tcPr>
           <w:p>
             <w:pPr>
-              <w:spacing w:before="0" w:after="0" w:line="220" w:lineRule="exact"/>
-              <w:jc w:val="center"/>
-            </w:pPr>
-            <w:r/>
-            <w:r>
-              <w:rPr>
-                <w:rFonts w:ascii="Times New Roman" w:hAnsi="Times New Roman" w:eastAsia="Times New Roman" w:cs="Times New Roman"/>
-                <w:b w:val="0"/>
-                <w:sz w:val="16"/>
-              </w:rPr>
-              <w:t>-</w:t>
+              <w:jc w:val="center"/>
+            </w:pPr>
+            <w:r/>
+            <w:r>
+              <w:rPr>
+                <w:rFonts w:ascii="Times New Roman" w:hAnsi="Times New Roman"/>
+                <w:b/>
+                <w:sz w:val="20"/>
+              </w:rPr>
+              <w:t>Учебная</w:t>
             </w:r>
           </w:p>
         </w:tc>
@@ -1418,97 +1373,16 @@
           </w:tcPr>
           <w:p>
             <w:pPr>
-              <w:spacing w:before="0" w:after="0" w:line="220" w:lineRule="exact"/>
-              <w:jc w:val="center"/>
-            </w:pPr>
-            <w:r/>
-            <w:r>
-              <w:rPr>
-                <w:rFonts w:ascii="Times New Roman" w:hAnsi="Times New Roman" w:eastAsia="Times New Roman" w:cs="Times New Roman"/>
-                <w:b w:val="0"/>
-                <w:sz w:val="16"/>
-              </w:rPr>
-              <w:t>40</w:t>
-            </w:r>
-          </w:p>
-        </w:tc>
-        <w:tc>
-          <w:tcPr>
-            <w:tcW w:type="dxa" w:w="855"/>
-          </w:tcPr>
-          <w:p>
-            <w:pPr>
-              <w:spacing w:before="0" w:after="0" w:line="220" w:lineRule="exact"/>
-              <w:jc w:val="center"/>
-            </w:pPr>
-            <w:r/>
-            <w:r>
-              <w:rPr>
-                <w:rFonts w:ascii="Times New Roman" w:hAnsi="Times New Roman" w:eastAsia="Times New Roman" w:cs="Times New Roman"/>
-                <w:b w:val="0"/>
-                <w:sz w:val="16"/>
-              </w:rPr>
-              <w:t>-</w:t>
-            </w:r>
-          </w:p>
-        </w:tc>
-        <w:tc>
-          <w:tcPr>
-            <w:tcW w:type="dxa" w:w="855"/>
-          </w:tcPr>
-          <w:p>
-            <w:pPr>
-              <w:spacing w:before="0" w:after="0" w:line="220" w:lineRule="exact"/>
-              <w:jc w:val="center"/>
-            </w:pPr>
-            <w:r/>
-            <w:r>
-              <w:rPr>
-                <w:rFonts w:ascii="Times New Roman" w:hAnsi="Times New Roman" w:eastAsia="Times New Roman" w:cs="Times New Roman"/>
-                <w:b w:val="0"/>
-                <w:sz w:val="16"/>
-              </w:rPr>
-              <w:t>-</w:t>
-            </w:r>
-          </w:p>
-        </w:tc>
-        <w:tc>
-          <w:tcPr>
-            <w:tcW w:type="dxa" w:w="855"/>
-          </w:tcPr>
-          <w:p>
-            <w:pPr>
-              <w:spacing w:before="0" w:after="0" w:line="220" w:lineRule="exact"/>
-              <w:jc w:val="center"/>
-            </w:pPr>
-            <w:r/>
-            <w:r>
-              <w:rPr>
-                <w:rFonts w:ascii="Times New Roman" w:hAnsi="Times New Roman" w:eastAsia="Times New Roman" w:cs="Times New Roman"/>
-                <w:b w:val="0"/>
-                <w:sz w:val="16"/>
-              </w:rPr>
-              <w:t>-</w:t>
-            </w:r>
-          </w:p>
-        </w:tc>
-        <w:tc>
-          <w:tcPr>
-            <w:tcW w:type="dxa" w:w="855"/>
-          </w:tcPr>
-          <w:p>
-            <w:pPr>
-              <w:spacing w:before="0" w:after="0" w:line="220" w:lineRule="exact"/>
-              <w:jc w:val="center"/>
-            </w:pPr>
-            <w:r/>
-            <w:r>
-              <w:rPr>
-                <w:rFonts w:ascii="Times New Roman" w:hAnsi="Times New Roman" w:eastAsia="Times New Roman" w:cs="Times New Roman"/>
-                <w:b w:val="0"/>
-                <w:sz w:val="16"/>
-              </w:rPr>
-              <w:t>-</w:t>
+              <w:jc w:val="center"/>
+            </w:pPr>
+            <w:r/>
+            <w:r>
+              <w:rPr>
+                <w:rFonts w:ascii="Times New Roman" w:hAnsi="Times New Roman"/>
+                <w:b/>
+                <w:sz w:val="20"/>
+              </w:rPr>
+              <w:t>Производственная</w:t>
             </w:r>
           </w:p>
         </w:tc>
@@ -1520,17 +1394,16 @@
           </w:tcPr>
           <w:p>
             <w:pPr>
-              <w:spacing w:before="0" w:after="0" w:line="220" w:lineRule="exact"/>
-              <w:jc w:val="left"/>
-            </w:pPr>
-            <w:r/>
-            <w:r>
-              <w:rPr>
-                <w:rFonts w:ascii="Times New Roman" w:hAnsi="Times New Roman" w:eastAsia="Times New Roman" w:cs="Times New Roman"/>
-                <w:b w:val="0"/>
-                <w:sz w:val="16"/>
-              </w:rPr>
-              <w:t>Практика</w:t>
+              <w:jc w:val="center"/>
+            </w:pPr>
+            <w:r/>
+            <w:r>
+              <w:rPr>
+                <w:rFonts w:ascii="Times New Roman" w:hAnsi="Times New Roman"/>
+                <w:b/>
+                <w:sz w:val="20"/>
+              </w:rPr>
+              <w:t>Междисциплинарный курс (индекс МДК)</w:t>
             </w:r>
           </w:p>
         </w:tc>
@@ -1540,17 +1413,16 @@
           </w:tcPr>
           <w:p>
             <w:pPr>
-              <w:spacing w:before="0" w:after="0" w:line="220" w:lineRule="exact"/>
-              <w:jc w:val="center"/>
-            </w:pPr>
-            <w:r/>
-            <w:r>
-              <w:rPr>
-                <w:rFonts w:ascii="Times New Roman" w:hAnsi="Times New Roman" w:eastAsia="Times New Roman" w:cs="Times New Roman"/>
-                <w:b w:val="0"/>
-                <w:sz w:val="16"/>
-              </w:rPr>
-              <w:t>-</w:t>
+              <w:jc w:val="center"/>
+            </w:pPr>
+            <w:r/>
+            <w:r>
+              <w:rPr>
+                <w:rFonts w:ascii="Times New Roman" w:hAnsi="Times New Roman"/>
+                <w:b/>
+                <w:sz w:val="20"/>
+              </w:rPr>
+              <w:t>Курс</w:t>
             </w:r>
           </w:p>
         </w:tc>
@@ -1560,17 +1432,16 @@
           </w:tcPr>
           <w:p>
             <w:pPr>
-              <w:spacing w:before="0" w:after="0" w:line="220" w:lineRule="exact"/>
-              <w:jc w:val="center"/>
-            </w:pPr>
-            <w:r/>
-            <w:r>
-              <w:rPr>
-                <w:rFonts w:ascii="Times New Roman" w:hAnsi="Times New Roman" w:eastAsia="Times New Roman" w:cs="Times New Roman"/>
-                <w:b w:val="0"/>
-                <w:sz w:val="16"/>
-              </w:rPr>
-              <w:t>-</w:t>
+              <w:jc w:val="center"/>
+            </w:pPr>
+            <w:r/>
+            <w:r>
+              <w:rPr>
+                <w:rFonts w:ascii="Times New Roman" w:hAnsi="Times New Roman"/>
+                <w:b/>
+                <w:sz w:val="20"/>
+              </w:rPr>
+              <w:t>Семестр</w:t>
             </w:r>
           </w:p>
         </w:tc>
@@ -1580,17 +1451,16 @@
           </w:tcPr>
           <w:p>
             <w:pPr>
-              <w:spacing w:before="0" w:after="0" w:line="220" w:lineRule="exact"/>
-              <w:jc w:val="center"/>
-            </w:pPr>
-            <w:r/>
-            <w:r>
-              <w:rPr>
-                <w:rFonts w:ascii="Times New Roman" w:hAnsi="Times New Roman" w:eastAsia="Times New Roman" w:cs="Times New Roman"/>
-                <w:b w:val="0"/>
-                <w:sz w:val="16"/>
-              </w:rPr>
-              <w:t>-</w:t>
+              <w:jc w:val="center"/>
+            </w:pPr>
+            <w:r/>
+            <w:r>
+              <w:rPr>
+                <w:rFonts w:ascii="Times New Roman" w:hAnsi="Times New Roman"/>
+                <w:b/>
+                <w:sz w:val="20"/>
+              </w:rPr>
+              <w:t>Объем образовательной программы</w:t>
             </w:r>
           </w:p>
         </w:tc>
@@ -1600,17 +1470,16 @@
           </w:tcPr>
           <w:p>
             <w:pPr>
-              <w:spacing w:before="0" w:after="0" w:line="220" w:lineRule="exact"/>
-              <w:jc w:val="center"/>
-            </w:pPr>
-            <w:r/>
-            <w:r>
-              <w:rPr>
-                <w:rFonts w:ascii="Times New Roman" w:hAnsi="Times New Roman" w:eastAsia="Times New Roman" w:cs="Times New Roman"/>
-                <w:b w:val="0"/>
-                <w:sz w:val="16"/>
-              </w:rPr>
-              <w:t>-</w:t>
+              <w:jc w:val="center"/>
+            </w:pPr>
+            <w:r/>
+            <w:r>
+              <w:rPr>
+                <w:rFonts w:ascii="Times New Roman" w:hAnsi="Times New Roman"/>
+                <w:b/>
+                <w:sz w:val="20"/>
+              </w:rPr>
+              <w:t>Всего, часов</w:t>
             </w:r>
           </w:p>
         </w:tc>
@@ -1620,17 +1489,16 @@
           </w:tcPr>
           <w:p>
             <w:pPr>
-              <w:spacing w:before="0" w:after="0" w:line="220" w:lineRule="exact"/>
-              <w:jc w:val="center"/>
-            </w:pPr>
-            <w:r/>
-            <w:r>
-              <w:rPr>
-                <w:rFonts w:ascii="Times New Roman" w:hAnsi="Times New Roman" w:eastAsia="Times New Roman" w:cs="Times New Roman"/>
-                <w:b w:val="0"/>
-                <w:sz w:val="16"/>
-              </w:rPr>
-              <w:t>-</w:t>
+              <w:jc w:val="center"/>
+            </w:pPr>
+            <w:r/>
+            <w:r>
+              <w:rPr>
+                <w:rFonts w:ascii="Times New Roman" w:hAnsi="Times New Roman"/>
+                <w:b/>
+                <w:sz w:val="20"/>
+              </w:rPr>
+              <w:t>Теоретические занятия</w:t>
             </w:r>
           </w:p>
         </w:tc>
@@ -1640,17 +1508,16 @@
           </w:tcPr>
           <w:p>
             <w:pPr>
-              <w:spacing w:before="0" w:after="0" w:line="220" w:lineRule="exact"/>
-              <w:jc w:val="center"/>
-            </w:pPr>
-            <w:r/>
-            <w:r>
-              <w:rPr>
-                <w:rFonts w:ascii="Times New Roman" w:hAnsi="Times New Roman" w:eastAsia="Times New Roman" w:cs="Times New Roman"/>
-                <w:b w:val="0"/>
-                <w:sz w:val="16"/>
-              </w:rPr>
-              <w:t>-</w:t>
+              <w:jc w:val="center"/>
+            </w:pPr>
+            <w:r/>
+            <w:r>
+              <w:rPr>
+                <w:rFonts w:ascii="Times New Roman" w:hAnsi="Times New Roman"/>
+                <w:b/>
+                <w:sz w:val="20"/>
+              </w:rPr>
+              <w:t>лабораторные работы, часов</w:t>
             </w:r>
           </w:p>
         </w:tc>
@@ -1660,17 +1527,16 @@
           </w:tcPr>
           <w:p>
             <w:pPr>
-              <w:spacing w:before="0" w:after="0" w:line="220" w:lineRule="exact"/>
-              <w:jc w:val="center"/>
-            </w:pPr>
-            <w:r/>
-            <w:r>
-              <w:rPr>
-                <w:rFonts w:ascii="Times New Roman" w:hAnsi="Times New Roman" w:eastAsia="Times New Roman" w:cs="Times New Roman"/>
-                <w:b w:val="0"/>
-                <w:sz w:val="16"/>
-              </w:rPr>
-              <w:t>-</w:t>
+              <w:jc w:val="center"/>
+            </w:pPr>
+            <w:r/>
+            <w:r>
+              <w:rPr>
+                <w:rFonts w:ascii="Times New Roman" w:hAnsi="Times New Roman"/>
+                <w:b/>
+                <w:sz w:val="20"/>
+              </w:rPr>
+              <w:t>практические занятия, часов</w:t>
             </w:r>
           </w:p>
         </w:tc>
@@ -1680,17 +1546,16 @@
           </w:tcPr>
           <w:p>
             <w:pPr>
-              <w:spacing w:before="0" w:after="0" w:line="220" w:lineRule="exact"/>
-              <w:jc w:val="center"/>
-            </w:pPr>
-            <w:r/>
-            <w:r>
-              <w:rPr>
-                <w:rFonts w:ascii="Times New Roman" w:hAnsi="Times New Roman" w:eastAsia="Times New Roman" w:cs="Times New Roman"/>
-                <w:b w:val="0"/>
-                <w:sz w:val="16"/>
-              </w:rPr>
-              <w:t>-</w:t>
+              <w:jc w:val="center"/>
+            </w:pPr>
+            <w:r/>
+            <w:r>
+              <w:rPr>
+                <w:rFonts w:ascii="Times New Roman" w:hAnsi="Times New Roman"/>
+                <w:b/>
+                <w:sz w:val="20"/>
+              </w:rPr>
+              <w:t>Курсовые работы (проекты), часов</w:t>
             </w:r>
           </w:p>
         </w:tc>
@@ -1700,17 +1565,16 @@
           </w:tcPr>
           <w:p>
             <w:pPr>
-              <w:spacing w:before="0" w:after="0" w:line="220" w:lineRule="exact"/>
-              <w:jc w:val="center"/>
-            </w:pPr>
-            <w:r/>
-            <w:r>
-              <w:rPr>
-                <w:rFonts w:ascii="Times New Roman" w:hAnsi="Times New Roman" w:eastAsia="Times New Roman" w:cs="Times New Roman"/>
-                <w:b w:val="0"/>
-                <w:sz w:val="16"/>
-              </w:rPr>
-              <w:t>-</w:t>
+              <w:jc w:val="center"/>
+            </w:pPr>
+            <w:r/>
+            <w:r>
+              <w:rPr>
+                <w:rFonts w:ascii="Times New Roman" w:hAnsi="Times New Roman"/>
+                <w:b/>
+                <w:sz w:val="20"/>
+              </w:rPr>
+              <w:t>Самостоятельная работа обучающегося, часов</w:t>
             </w:r>
           </w:p>
         </w:tc>
@@ -1720,17 +1584,16 @@
           </w:tcPr>
           <w:p>
             <w:pPr>
-              <w:spacing w:before="0" w:after="0" w:line="220" w:lineRule="exact"/>
-              <w:jc w:val="center"/>
-            </w:pPr>
-            <w:r/>
-            <w:r>
-              <w:rPr>
-                <w:rFonts w:ascii="Times New Roman" w:hAnsi="Times New Roman" w:eastAsia="Times New Roman" w:cs="Times New Roman"/>
-                <w:b w:val="0"/>
-                <w:sz w:val="16"/>
-              </w:rPr>
-              <w:t>-</w:t>
+              <w:jc w:val="center"/>
+            </w:pPr>
+            <w:r/>
+            <w:r>
+              <w:rPr>
+                <w:rFonts w:ascii="Times New Roman" w:hAnsi="Times New Roman"/>
+                <w:b/>
+                <w:sz w:val="20"/>
+              </w:rPr>
+              <w:t>Учебная</w:t>
             </w:r>
           </w:p>
         </w:tc>
@@ -1740,17 +1603,16 @@
           </w:tcPr>
           <w:p>
             <w:pPr>
-              <w:spacing w:before="0" w:after="0" w:line="220" w:lineRule="exact"/>
-              <w:jc w:val="center"/>
-            </w:pPr>
-            <w:r/>
-            <w:r>
-              <w:rPr>
-                <w:rFonts w:ascii="Times New Roman" w:hAnsi="Times New Roman" w:eastAsia="Times New Roman" w:cs="Times New Roman"/>
-                <w:b w:val="0"/>
-                <w:sz w:val="16"/>
-              </w:rPr>
-              <w:t>-</w:t>
+              <w:jc w:val="center"/>
+            </w:pPr>
+            <w:r/>
+            <w:r>
+              <w:rPr>
+                <w:rFonts w:ascii="Times New Roman" w:hAnsi="Times New Roman"/>
+                <w:b/>
+                <w:sz w:val="20"/>
+              </w:rPr>
+              <w:t>Производственная</w:t>
             </w:r>
           </w:p>
         </w:tc>
@@ -1762,15 +1624,1228 @@
           </w:tcPr>
           <w:p>
             <w:pPr>
-              <w:spacing w:before="0" w:after="0" w:line="220" w:lineRule="exact"/>
-              <w:jc w:val="left"/>
-            </w:pPr>
-            <w:r/>
-            <w:r>
-              <w:rPr>
-                <w:rFonts w:ascii="Times New Roman" w:hAnsi="Times New Roman" w:eastAsia="Times New Roman" w:cs="Times New Roman"/>
+              <w:jc w:val="center"/>
+            </w:pPr>
+            <w:r/>
+            <w:r>
+              <w:rPr>
+                <w:rFonts w:ascii="Times New Roman" w:hAnsi="Times New Roman"/>
                 <w:b/>
-                <w:sz w:val="16"/>
+                <w:sz w:val="20"/>
+              </w:rPr>
+              <w:t>1</w:t>
+            </w:r>
+          </w:p>
+        </w:tc>
+        <w:tc>
+          <w:tcPr>
+            <w:tcW w:type="dxa" w:w="855"/>
+          </w:tcPr>
+          <w:p>
+            <w:pPr>
+              <w:jc w:val="center"/>
+            </w:pPr>
+            <w:r/>
+            <w:r>
+              <w:rPr>
+                <w:rFonts w:ascii="Times New Roman" w:hAnsi="Times New Roman"/>
+                <w:b/>
+                <w:sz w:val="20"/>
+              </w:rPr>
+              <w:t>2</w:t>
+            </w:r>
+          </w:p>
+        </w:tc>
+        <w:tc>
+          <w:tcPr>
+            <w:tcW w:type="dxa" w:w="855"/>
+          </w:tcPr>
+          <w:p>
+            <w:pPr>
+              <w:jc w:val="center"/>
+            </w:pPr>
+            <w:r/>
+            <w:r>
+              <w:rPr>
+                <w:rFonts w:ascii="Times New Roman" w:hAnsi="Times New Roman"/>
+                <w:b/>
+                <w:sz w:val="20"/>
+              </w:rPr>
+              <w:t>3</w:t>
+            </w:r>
+          </w:p>
+        </w:tc>
+        <w:tc>
+          <w:tcPr>
+            <w:tcW w:type="dxa" w:w="855"/>
+          </w:tcPr>
+          <w:p>
+            <w:pPr>
+              <w:jc w:val="center"/>
+            </w:pPr>
+            <w:r/>
+            <w:r>
+              <w:rPr>
+                <w:rFonts w:ascii="Times New Roman" w:hAnsi="Times New Roman"/>
+                <w:b/>
+                <w:sz w:val="20"/>
+              </w:rPr>
+              <w:t>4</w:t>
+            </w:r>
+          </w:p>
+        </w:tc>
+        <w:tc>
+          <w:tcPr>
+            <w:tcW w:type="dxa" w:w="855"/>
+          </w:tcPr>
+          <w:p>
+            <w:pPr>
+              <w:jc w:val="center"/>
+            </w:pPr>
+            <w:r/>
+            <w:r>
+              <w:rPr>
+                <w:rFonts w:ascii="Times New Roman" w:hAnsi="Times New Roman"/>
+                <w:b/>
+                <w:sz w:val="20"/>
+              </w:rPr>
+              <w:t>5</w:t>
+            </w:r>
+          </w:p>
+        </w:tc>
+        <w:tc>
+          <w:tcPr>
+            <w:tcW w:type="dxa" w:w="855"/>
+          </w:tcPr>
+          <w:p>
+            <w:pPr>
+              <w:jc w:val="center"/>
+            </w:pPr>
+            <w:r/>
+            <w:r>
+              <w:rPr>
+                <w:rFonts w:ascii="Times New Roman" w:hAnsi="Times New Roman"/>
+                <w:b/>
+                <w:sz w:val="20"/>
+              </w:rPr>
+              <w:t>6</w:t>
+            </w:r>
+          </w:p>
+        </w:tc>
+        <w:tc>
+          <w:tcPr>
+            <w:tcW w:type="dxa" w:w="855"/>
+          </w:tcPr>
+          <w:p>
+            <w:pPr>
+              <w:jc w:val="center"/>
+            </w:pPr>
+            <w:r/>
+            <w:r>
+              <w:rPr>
+                <w:rFonts w:ascii="Times New Roman" w:hAnsi="Times New Roman"/>
+                <w:b/>
+                <w:sz w:val="20"/>
+              </w:rPr>
+              <w:t>7</w:t>
+            </w:r>
+          </w:p>
+        </w:tc>
+        <w:tc>
+          <w:tcPr>
+            <w:tcW w:type="dxa" w:w="855"/>
+          </w:tcPr>
+          <w:p>
+            <w:pPr>
+              <w:jc w:val="center"/>
+            </w:pPr>
+            <w:r/>
+            <w:r>
+              <w:rPr>
+                <w:rFonts w:ascii="Times New Roman" w:hAnsi="Times New Roman"/>
+                <w:b/>
+                <w:sz w:val="20"/>
+              </w:rPr>
+              <w:t>8</w:t>
+            </w:r>
+          </w:p>
+        </w:tc>
+        <w:tc>
+          <w:tcPr>
+            <w:tcW w:type="dxa" w:w="855"/>
+          </w:tcPr>
+          <w:p>
+            <w:pPr>
+              <w:jc w:val="center"/>
+            </w:pPr>
+            <w:r/>
+            <w:r>
+              <w:rPr>
+                <w:rFonts w:ascii="Times New Roman" w:hAnsi="Times New Roman"/>
+                <w:b/>
+                <w:sz w:val="20"/>
+              </w:rPr>
+              <w:t>9</w:t>
+            </w:r>
+          </w:p>
+        </w:tc>
+        <w:tc>
+          <w:tcPr>
+            <w:tcW w:type="dxa" w:w="855"/>
+          </w:tcPr>
+          <w:p>
+            <w:pPr>
+              <w:jc w:val="center"/>
+            </w:pPr>
+            <w:r/>
+            <w:r>
+              <w:rPr>
+                <w:rFonts w:ascii="Times New Roman" w:hAnsi="Times New Roman"/>
+                <w:b/>
+                <w:sz w:val="20"/>
+              </w:rPr>
+              <w:t>10</w:t>
+            </w:r>
+          </w:p>
+        </w:tc>
+        <w:tc>
+          <w:tcPr>
+            <w:tcW w:type="dxa" w:w="855"/>
+          </w:tcPr>
+          <w:p>
+            <w:pPr>
+              <w:jc w:val="center"/>
+            </w:pPr>
+            <w:r/>
+            <w:r>
+              <w:rPr>
+                <w:rFonts w:ascii="Times New Roman" w:hAnsi="Times New Roman"/>
+                <w:b/>
+                <w:sz w:val="20"/>
+              </w:rPr>
+              <w:t>11</w:t>
+            </w:r>
+          </w:p>
+        </w:tc>
+        <w:tc>
+          <w:tcPr>
+            <w:tcW w:type="dxa" w:w="855"/>
+          </w:tcPr>
+          <w:p>
+            <w:pPr>
+              <w:jc w:val="center"/>
+            </w:pPr>
+            <w:r/>
+            <w:r>
+              <w:rPr>
+                <w:rFonts w:ascii="Times New Roman" w:hAnsi="Times New Roman"/>
+                <w:b/>
+                <w:sz w:val="20"/>
+              </w:rPr>
+              <w:t>12</w:t>
+            </w:r>
+          </w:p>
+        </w:tc>
+      </w:tr>
+      <w:tr>
+        <w:tc>
+          <w:tcPr>
+            <w:tcW w:type="dxa" w:w="855"/>
+          </w:tcPr>
+          <w:p>
+            <w:pPr>
+              <w:jc w:val="center"/>
+            </w:pPr>
+            <w:r/>
+            <w:r>
+              <w:rPr>
+                <w:rFonts w:ascii="Times New Roman" w:hAnsi="Times New Roman"/>
+                <w:b w:val="0"/>
+                <w:sz w:val="20"/>
+              </w:rPr>
+              <w:t>МДК 05.02</w:t>
+            </w:r>
+          </w:p>
+        </w:tc>
+        <w:tc>
+          <w:tcPr>
+            <w:tcW w:type="dxa" w:w="855"/>
+          </w:tcPr>
+          <w:p>
+            <w:pPr>
+              <w:jc w:val="center"/>
+            </w:pPr>
+            <w:r/>
+            <w:r>
+              <w:rPr>
+                <w:rFonts w:ascii="Times New Roman" w:hAnsi="Times New Roman"/>
+                <w:b w:val="0"/>
+                <w:sz w:val="20"/>
+              </w:rPr>
+              <w:t>2</w:t>
+            </w:r>
+          </w:p>
+        </w:tc>
+        <w:tc>
+          <w:tcPr>
+            <w:tcW w:type="dxa" w:w="855"/>
+          </w:tcPr>
+          <w:p>
+            <w:pPr>
+              <w:jc w:val="center"/>
+            </w:pPr>
+            <w:r/>
+            <w:r>
+              <w:rPr>
+                <w:rFonts w:ascii="Times New Roman" w:hAnsi="Times New Roman"/>
+                <w:b w:val="0"/>
+                <w:sz w:val="20"/>
+              </w:rPr>
+              <w:t>3</w:t>
+            </w:r>
+          </w:p>
+        </w:tc>
+        <w:tc>
+          <w:tcPr>
+            <w:tcW w:type="dxa" w:w="855"/>
+          </w:tcPr>
+          <w:p>
+            <w:pPr>
+              <w:jc w:val="center"/>
+            </w:pPr>
+            <w:r/>
+            <w:r>
+              <w:rPr>
+                <w:rFonts w:ascii="Times New Roman" w:hAnsi="Times New Roman"/>
+                <w:b w:val="0"/>
+                <w:sz w:val="20"/>
+              </w:rPr>
+              <w:t>36</w:t>
+            </w:r>
+          </w:p>
+        </w:tc>
+        <w:tc>
+          <w:tcPr>
+            <w:tcW w:type="dxa" w:w="855"/>
+          </w:tcPr>
+          <w:p>
+            <w:pPr>
+              <w:jc w:val="center"/>
+            </w:pPr>
+            <w:r/>
+            <w:r>
+              <w:rPr>
+                <w:rFonts w:ascii="Times New Roman" w:hAnsi="Times New Roman"/>
+                <w:b w:val="0"/>
+                <w:sz w:val="20"/>
+              </w:rPr>
+              <w:t>36</w:t>
+            </w:r>
+          </w:p>
+        </w:tc>
+        <w:tc>
+          <w:tcPr>
+            <w:tcW w:type="dxa" w:w="855"/>
+          </w:tcPr>
+          <w:p>
+            <w:pPr>
+              <w:jc w:val="center"/>
+            </w:pPr>
+            <w:r/>
+            <w:r>
+              <w:rPr>
+                <w:rFonts w:ascii="Times New Roman" w:hAnsi="Times New Roman"/>
+                <w:b w:val="0"/>
+                <w:sz w:val="20"/>
+              </w:rPr>
+              <w:t>16</w:t>
+            </w:r>
+          </w:p>
+        </w:tc>
+        <w:tc>
+          <w:tcPr>
+            <w:tcW w:type="dxa" w:w="855"/>
+          </w:tcPr>
+          <w:p>
+            <w:pPr>
+              <w:jc w:val="center"/>
+            </w:pPr>
+            <w:r/>
+            <w:r>
+              <w:rPr>
+                <w:rFonts w:ascii="Times New Roman" w:hAnsi="Times New Roman"/>
+                <w:b w:val="0"/>
+                <w:sz w:val="20"/>
+              </w:rPr>
+              <w:t>-</w:t>
+            </w:r>
+          </w:p>
+        </w:tc>
+        <w:tc>
+          <w:tcPr>
+            <w:tcW w:type="dxa" w:w="855"/>
+          </w:tcPr>
+          <w:p>
+            <w:pPr>
+              <w:jc w:val="center"/>
+            </w:pPr>
+            <w:r/>
+            <w:r>
+              <w:rPr>
+                <w:rFonts w:ascii="Times New Roman" w:hAnsi="Times New Roman"/>
+                <w:b w:val="0"/>
+                <w:sz w:val="20"/>
+              </w:rPr>
+              <w:t>20</w:t>
+            </w:r>
+          </w:p>
+        </w:tc>
+        <w:tc>
+          <w:tcPr>
+            <w:tcW w:type="dxa" w:w="855"/>
+          </w:tcPr>
+          <w:p>
+            <w:pPr>
+              <w:jc w:val="center"/>
+            </w:pPr>
+            <w:r/>
+            <w:r>
+              <w:rPr>
+                <w:rFonts w:ascii="Times New Roman" w:hAnsi="Times New Roman"/>
+                <w:b w:val="0"/>
+                <w:sz w:val="20"/>
+              </w:rPr>
+              <w:t>-</w:t>
+            </w:r>
+          </w:p>
+        </w:tc>
+        <w:tc>
+          <w:tcPr>
+            <w:tcW w:type="dxa" w:w="855"/>
+          </w:tcPr>
+          <w:p>
+            <w:pPr>
+              <w:jc w:val="center"/>
+            </w:pPr>
+            <w:r/>
+            <w:r>
+              <w:rPr>
+                <w:rFonts w:ascii="Times New Roman" w:hAnsi="Times New Roman"/>
+                <w:b w:val="0"/>
+                <w:sz w:val="20"/>
+              </w:rPr>
+              <w:t>-</w:t>
+            </w:r>
+          </w:p>
+        </w:tc>
+        <w:tc>
+          <w:tcPr>
+            <w:tcW w:type="dxa" w:w="855"/>
+          </w:tcPr>
+          <w:p>
+            <w:pPr>
+              <w:jc w:val="center"/>
+            </w:pPr>
+            <w:r/>
+            <w:r>
+              <w:rPr>
+                <w:rFonts w:ascii="Times New Roman" w:hAnsi="Times New Roman"/>
+                <w:b w:val="0"/>
+                <w:sz w:val="20"/>
+              </w:rPr>
+              <w:t>-</w:t>
+            </w:r>
+          </w:p>
+        </w:tc>
+        <w:tc>
+          <w:tcPr>
+            <w:tcW w:type="dxa" w:w="855"/>
+          </w:tcPr>
+          <w:p>
+            <w:pPr>
+              <w:jc w:val="center"/>
+            </w:pPr>
+            <w:r/>
+            <w:r>
+              <w:rPr>
+                <w:rFonts w:ascii="Times New Roman" w:hAnsi="Times New Roman"/>
+                <w:b w:val="0"/>
+                <w:sz w:val="20"/>
+              </w:rPr>
+              <w:t>-</w:t>
+            </w:r>
+          </w:p>
+        </w:tc>
+      </w:tr>
+      <w:tr>
+        <w:tc>
+          <w:tcPr>
+            <w:tcW w:type="dxa" w:w="855"/>
+          </w:tcPr>
+          <w:p>
+            <w:pPr>
+              <w:jc w:val="center"/>
+            </w:pPr>
+            <w:r/>
+            <w:r>
+              <w:rPr>
+                <w:rFonts w:ascii="Times New Roman" w:hAnsi="Times New Roman"/>
+                <w:b w:val="0"/>
+                <w:sz w:val="20"/>
+              </w:rPr>
+              <w:t>МДК 05.02</w:t>
+            </w:r>
+          </w:p>
+        </w:tc>
+        <w:tc>
+          <w:tcPr>
+            <w:tcW w:type="dxa" w:w="855"/>
+          </w:tcPr>
+          <w:p>
+            <w:pPr>
+              <w:jc w:val="center"/>
+            </w:pPr>
+            <w:r/>
+            <w:r>
+              <w:rPr>
+                <w:rFonts w:ascii="Times New Roman" w:hAnsi="Times New Roman"/>
+                <w:b w:val="0"/>
+                <w:sz w:val="20"/>
+              </w:rPr>
+              <w:t>2</w:t>
+            </w:r>
+          </w:p>
+        </w:tc>
+        <w:tc>
+          <w:tcPr>
+            <w:tcW w:type="dxa" w:w="855"/>
+          </w:tcPr>
+          <w:p>
+            <w:pPr>
+              <w:jc w:val="center"/>
+            </w:pPr>
+            <w:r/>
+            <w:r>
+              <w:rPr>
+                <w:rFonts w:ascii="Times New Roman" w:hAnsi="Times New Roman"/>
+                <w:b w:val="0"/>
+                <w:sz w:val="20"/>
+              </w:rPr>
+              <w:t>4</w:t>
+            </w:r>
+          </w:p>
+        </w:tc>
+        <w:tc>
+          <w:tcPr>
+            <w:tcW w:type="dxa" w:w="855"/>
+          </w:tcPr>
+          <w:p>
+            <w:pPr>
+              <w:jc w:val="center"/>
+            </w:pPr>
+            <w:r/>
+            <w:r>
+              <w:rPr>
+                <w:rFonts w:ascii="Times New Roman" w:hAnsi="Times New Roman"/>
+                <w:b w:val="0"/>
+                <w:sz w:val="20"/>
+              </w:rPr>
+              <w:t>76</w:t>
+            </w:r>
+          </w:p>
+        </w:tc>
+        <w:tc>
+          <w:tcPr>
+            <w:tcW w:type="dxa" w:w="855"/>
+          </w:tcPr>
+          <w:p>
+            <w:pPr>
+              <w:jc w:val="center"/>
+            </w:pPr>
+            <w:r/>
+            <w:r>
+              <w:rPr>
+                <w:rFonts w:ascii="Times New Roman" w:hAnsi="Times New Roman"/>
+                <w:b w:val="0"/>
+                <w:sz w:val="20"/>
+              </w:rPr>
+              <w:t>76</w:t>
+            </w:r>
+          </w:p>
+        </w:tc>
+        <w:tc>
+          <w:tcPr>
+            <w:tcW w:type="dxa" w:w="855"/>
+          </w:tcPr>
+          <w:p>
+            <w:pPr>
+              <w:jc w:val="center"/>
+            </w:pPr>
+            <w:r/>
+            <w:r>
+              <w:rPr>
+                <w:rFonts w:ascii="Times New Roman" w:hAnsi="Times New Roman"/>
+                <w:b w:val="0"/>
+                <w:sz w:val="20"/>
+              </w:rPr>
+              <w:t>36</w:t>
+            </w:r>
+          </w:p>
+        </w:tc>
+        <w:tc>
+          <w:tcPr>
+            <w:tcW w:type="dxa" w:w="855"/>
+          </w:tcPr>
+          <w:p>
+            <w:pPr>
+              <w:jc w:val="center"/>
+            </w:pPr>
+            <w:r/>
+            <w:r>
+              <w:rPr>
+                <w:rFonts w:ascii="Times New Roman" w:hAnsi="Times New Roman"/>
+                <w:b w:val="0"/>
+                <w:sz w:val="20"/>
+              </w:rPr>
+              <w:t>-</w:t>
+            </w:r>
+          </w:p>
+        </w:tc>
+        <w:tc>
+          <w:tcPr>
+            <w:tcW w:type="dxa" w:w="855"/>
+          </w:tcPr>
+          <w:p>
+            <w:pPr>
+              <w:jc w:val="center"/>
+            </w:pPr>
+            <w:r/>
+            <w:r>
+              <w:rPr>
+                <w:rFonts w:ascii="Times New Roman" w:hAnsi="Times New Roman"/>
+                <w:b w:val="0"/>
+                <w:sz w:val="20"/>
+              </w:rPr>
+              <w:t>40</w:t>
+            </w:r>
+          </w:p>
+        </w:tc>
+        <w:tc>
+          <w:tcPr>
+            <w:tcW w:type="dxa" w:w="855"/>
+          </w:tcPr>
+          <w:p>
+            <w:pPr>
+              <w:jc w:val="center"/>
+            </w:pPr>
+            <w:r/>
+            <w:r>
+              <w:rPr>
+                <w:rFonts w:ascii="Times New Roman" w:hAnsi="Times New Roman"/>
+                <w:b w:val="0"/>
+                <w:sz w:val="20"/>
+              </w:rPr>
+              <w:t>-</w:t>
+            </w:r>
+          </w:p>
+        </w:tc>
+        <w:tc>
+          <w:tcPr>
+            <w:tcW w:type="dxa" w:w="855"/>
+          </w:tcPr>
+          <w:p>
+            <w:pPr>
+              <w:jc w:val="center"/>
+            </w:pPr>
+            <w:r/>
+            <w:r>
+              <w:rPr>
+                <w:rFonts w:ascii="Times New Roman" w:hAnsi="Times New Roman"/>
+                <w:b w:val="0"/>
+                <w:sz w:val="20"/>
+              </w:rPr>
+              <w:t>-</w:t>
+            </w:r>
+          </w:p>
+        </w:tc>
+        <w:tc>
+          <w:tcPr>
+            <w:tcW w:type="dxa" w:w="855"/>
+          </w:tcPr>
+          <w:p>
+            <w:pPr>
+              <w:jc w:val="center"/>
+            </w:pPr>
+            <w:r/>
+            <w:r>
+              <w:rPr>
+                <w:rFonts w:ascii="Times New Roman" w:hAnsi="Times New Roman"/>
+                <w:b w:val="0"/>
+                <w:sz w:val="20"/>
+              </w:rPr>
+              <w:t>-</w:t>
+            </w:r>
+          </w:p>
+        </w:tc>
+        <w:tc>
+          <w:tcPr>
+            <w:tcW w:type="dxa" w:w="855"/>
+          </w:tcPr>
+          <w:p>
+            <w:pPr>
+              <w:jc w:val="center"/>
+            </w:pPr>
+            <w:r/>
+            <w:r>
+              <w:rPr>
+                <w:rFonts w:ascii="Times New Roman" w:hAnsi="Times New Roman"/>
+                <w:b w:val="0"/>
+                <w:sz w:val="20"/>
+              </w:rPr>
+              <w:t>-</w:t>
+            </w:r>
+          </w:p>
+        </w:tc>
+      </w:tr>
+      <w:tr>
+        <w:tc>
+          <w:tcPr>
+            <w:tcW w:type="dxa" w:w="855"/>
+          </w:tcPr>
+          <w:p>
+            <w:r/>
+          </w:p>
+        </w:tc>
+        <w:tc>
+          <w:tcPr>
+            <w:tcW w:type="dxa" w:w="855"/>
+          </w:tcPr>
+          <w:p>
+            <w:r/>
+          </w:p>
+        </w:tc>
+        <w:tc>
+          <w:tcPr>
+            <w:tcW w:type="dxa" w:w="855"/>
+          </w:tcPr>
+          <w:p>
+            <w:r/>
+          </w:p>
+        </w:tc>
+        <w:tc>
+          <w:tcPr>
+            <w:tcW w:type="dxa" w:w="855"/>
+          </w:tcPr>
+          <w:p>
+            <w:r/>
+          </w:p>
+        </w:tc>
+        <w:tc>
+          <w:tcPr>
+            <w:tcW w:type="dxa" w:w="855"/>
+          </w:tcPr>
+          <w:p>
+            <w:r/>
+          </w:p>
+        </w:tc>
+        <w:tc>
+          <w:tcPr>
+            <w:tcW w:type="dxa" w:w="855"/>
+          </w:tcPr>
+          <w:p>
+            <w:r/>
+          </w:p>
+        </w:tc>
+        <w:tc>
+          <w:tcPr>
+            <w:tcW w:type="dxa" w:w="855"/>
+          </w:tcPr>
+          <w:p>
+            <w:r/>
+          </w:p>
+        </w:tc>
+        <w:tc>
+          <w:tcPr>
+            <w:tcW w:type="dxa" w:w="855"/>
+          </w:tcPr>
+          <w:p>
+            <w:r/>
+          </w:p>
+        </w:tc>
+        <w:tc>
+          <w:tcPr>
+            <w:tcW w:type="dxa" w:w="855"/>
+          </w:tcPr>
+          <w:p>
+            <w:r/>
+          </w:p>
+        </w:tc>
+        <w:tc>
+          <w:tcPr>
+            <w:tcW w:type="dxa" w:w="855"/>
+          </w:tcPr>
+          <w:p>
+            <w:r/>
+          </w:p>
+        </w:tc>
+        <w:tc>
+          <w:tcPr>
+            <w:tcW w:type="dxa" w:w="855"/>
+          </w:tcPr>
+          <w:p>
+            <w:r/>
+          </w:p>
+        </w:tc>
+        <w:tc>
+          <w:tcPr>
+            <w:tcW w:type="dxa" w:w="855"/>
+          </w:tcPr>
+          <w:p>
+            <w:r/>
+          </w:p>
+        </w:tc>
+      </w:tr>
+      <w:tr>
+        <w:tc>
+          <w:tcPr>
+            <w:tcW w:type="dxa" w:w="855"/>
+          </w:tcPr>
+          <w:p>
+            <w:r/>
+          </w:p>
+        </w:tc>
+        <w:tc>
+          <w:tcPr>
+            <w:tcW w:type="dxa" w:w="855"/>
+          </w:tcPr>
+          <w:p>
+            <w:r/>
+          </w:p>
+        </w:tc>
+        <w:tc>
+          <w:tcPr>
+            <w:tcW w:type="dxa" w:w="855"/>
+          </w:tcPr>
+          <w:p>
+            <w:r/>
+          </w:p>
+        </w:tc>
+        <w:tc>
+          <w:tcPr>
+            <w:tcW w:type="dxa" w:w="855"/>
+          </w:tcPr>
+          <w:p>
+            <w:r/>
+          </w:p>
+        </w:tc>
+        <w:tc>
+          <w:tcPr>
+            <w:tcW w:type="dxa" w:w="855"/>
+          </w:tcPr>
+          <w:p>
+            <w:r/>
+          </w:p>
+        </w:tc>
+        <w:tc>
+          <w:tcPr>
+            <w:tcW w:type="dxa" w:w="855"/>
+          </w:tcPr>
+          <w:p>
+            <w:r/>
+          </w:p>
+        </w:tc>
+        <w:tc>
+          <w:tcPr>
+            <w:tcW w:type="dxa" w:w="855"/>
+          </w:tcPr>
+          <w:p>
+            <w:r/>
+          </w:p>
+        </w:tc>
+        <w:tc>
+          <w:tcPr>
+            <w:tcW w:type="dxa" w:w="855"/>
+          </w:tcPr>
+          <w:p>
+            <w:r/>
+          </w:p>
+        </w:tc>
+        <w:tc>
+          <w:tcPr>
+            <w:tcW w:type="dxa" w:w="855"/>
+          </w:tcPr>
+          <w:p>
+            <w:r/>
+          </w:p>
+        </w:tc>
+        <w:tc>
+          <w:tcPr>
+            <w:tcW w:type="dxa" w:w="855"/>
+          </w:tcPr>
+          <w:p>
+            <w:r/>
+          </w:p>
+        </w:tc>
+        <w:tc>
+          <w:tcPr>
+            <w:tcW w:type="dxa" w:w="855"/>
+          </w:tcPr>
+          <w:p>
+            <w:r/>
+          </w:p>
+        </w:tc>
+        <w:tc>
+          <w:tcPr>
+            <w:tcW w:type="dxa" w:w="855"/>
+          </w:tcPr>
+          <w:p>
+            <w:r/>
+          </w:p>
+        </w:tc>
+      </w:tr>
+      <w:tr>
+        <w:tc>
+          <w:tcPr>
+            <w:tcW w:type="dxa" w:w="855"/>
+          </w:tcPr>
+          <w:p>
+            <w:r/>
+          </w:p>
+        </w:tc>
+        <w:tc>
+          <w:tcPr>
+            <w:tcW w:type="dxa" w:w="855"/>
+          </w:tcPr>
+          <w:p>
+            <w:r/>
+          </w:p>
+        </w:tc>
+        <w:tc>
+          <w:tcPr>
+            <w:tcW w:type="dxa" w:w="855"/>
+          </w:tcPr>
+          <w:p>
+            <w:r/>
+          </w:p>
+        </w:tc>
+        <w:tc>
+          <w:tcPr>
+            <w:tcW w:type="dxa" w:w="855"/>
+          </w:tcPr>
+          <w:p>
+            <w:r/>
+          </w:p>
+        </w:tc>
+        <w:tc>
+          <w:tcPr>
+            <w:tcW w:type="dxa" w:w="855"/>
+          </w:tcPr>
+          <w:p>
+            <w:r/>
+          </w:p>
+        </w:tc>
+        <w:tc>
+          <w:tcPr>
+            <w:tcW w:type="dxa" w:w="855"/>
+          </w:tcPr>
+          <w:p>
+            <w:r/>
+          </w:p>
+        </w:tc>
+        <w:tc>
+          <w:tcPr>
+            <w:tcW w:type="dxa" w:w="855"/>
+          </w:tcPr>
+          <w:p>
+            <w:r/>
+          </w:p>
+        </w:tc>
+        <w:tc>
+          <w:tcPr>
+            <w:tcW w:type="dxa" w:w="855"/>
+          </w:tcPr>
+          <w:p>
+            <w:r/>
+          </w:p>
+        </w:tc>
+        <w:tc>
+          <w:tcPr>
+            <w:tcW w:type="dxa" w:w="855"/>
+          </w:tcPr>
+          <w:p>
+            <w:r/>
+          </w:p>
+        </w:tc>
+        <w:tc>
+          <w:tcPr>
+            <w:tcW w:type="dxa" w:w="855"/>
+          </w:tcPr>
+          <w:p>
+            <w:r/>
+          </w:p>
+        </w:tc>
+        <w:tc>
+          <w:tcPr>
+            <w:tcW w:type="dxa" w:w="855"/>
+          </w:tcPr>
+          <w:p>
+            <w:r/>
+          </w:p>
+        </w:tc>
+        <w:tc>
+          <w:tcPr>
+            <w:tcW w:type="dxa" w:w="855"/>
+          </w:tcPr>
+          <w:p>
+            <w:r/>
+          </w:p>
+        </w:tc>
+      </w:tr>
+      <w:tr>
+        <w:tc>
+          <w:tcPr>
+            <w:tcW w:type="dxa" w:w="855"/>
+          </w:tcPr>
+          <w:p>
+            <w:pPr>
+              <w:jc w:val="center"/>
+            </w:pPr>
+            <w:r/>
+            <w:r>
+              <w:rPr>
+                <w:rFonts w:ascii="Times New Roman" w:hAnsi="Times New Roman"/>
+                <w:b/>
+                <w:sz w:val="20"/>
+              </w:rPr>
+              <w:t>Практика</w:t>
+            </w:r>
+          </w:p>
+        </w:tc>
+        <w:tc>
+          <w:tcPr>
+            <w:tcW w:type="dxa" w:w="855"/>
+          </w:tcPr>
+          <w:p>
+            <w:pPr>
+              <w:jc w:val="center"/>
+            </w:pPr>
+            <w:r/>
+            <w:r>
+              <w:rPr>
+                <w:rFonts w:ascii="Times New Roman" w:hAnsi="Times New Roman"/>
+                <w:b w:val="0"/>
+                <w:sz w:val="20"/>
+              </w:rPr>
+              <w:t>-</w:t>
+            </w:r>
+          </w:p>
+        </w:tc>
+        <w:tc>
+          <w:tcPr>
+            <w:tcW w:type="dxa" w:w="855"/>
+          </w:tcPr>
+          <w:p>
+            <w:pPr>
+              <w:jc w:val="center"/>
+            </w:pPr>
+            <w:r/>
+            <w:r>
+              <w:rPr>
+                <w:rFonts w:ascii="Times New Roman" w:hAnsi="Times New Roman"/>
+                <w:b w:val="0"/>
+                <w:sz w:val="20"/>
+              </w:rPr>
+              <w:t>-</w:t>
+            </w:r>
+          </w:p>
+        </w:tc>
+        <w:tc>
+          <w:tcPr>
+            <w:tcW w:type="dxa" w:w="855"/>
+          </w:tcPr>
+          <w:p>
+            <w:pPr>
+              <w:jc w:val="center"/>
+            </w:pPr>
+            <w:r/>
+            <w:r>
+              <w:rPr>
+                <w:rFonts w:ascii="Times New Roman" w:hAnsi="Times New Roman"/>
+                <w:b w:val="0"/>
+                <w:sz w:val="20"/>
+              </w:rPr>
+              <w:t>-</w:t>
+            </w:r>
+          </w:p>
+        </w:tc>
+        <w:tc>
+          <w:tcPr>
+            <w:tcW w:type="dxa" w:w="855"/>
+          </w:tcPr>
+          <w:p>
+            <w:pPr>
+              <w:jc w:val="center"/>
+            </w:pPr>
+            <w:r/>
+            <w:r>
+              <w:rPr>
+                <w:rFonts w:ascii="Times New Roman" w:hAnsi="Times New Roman"/>
+                <w:b w:val="0"/>
+                <w:sz w:val="20"/>
+              </w:rPr>
+              <w:t>-</w:t>
+            </w:r>
+          </w:p>
+        </w:tc>
+        <w:tc>
+          <w:tcPr>
+            <w:tcW w:type="dxa" w:w="855"/>
+          </w:tcPr>
+          <w:p>
+            <w:pPr>
+              <w:jc w:val="center"/>
+            </w:pPr>
+            <w:r/>
+            <w:r>
+              <w:rPr>
+                <w:rFonts w:ascii="Times New Roman" w:hAnsi="Times New Roman"/>
+                <w:b w:val="0"/>
+                <w:sz w:val="20"/>
+              </w:rPr>
+              <w:t>-</w:t>
+            </w:r>
+          </w:p>
+        </w:tc>
+        <w:tc>
+          <w:tcPr>
+            <w:tcW w:type="dxa" w:w="855"/>
+          </w:tcPr>
+          <w:p>
+            <w:pPr>
+              <w:jc w:val="center"/>
+            </w:pPr>
+            <w:r/>
+            <w:r>
+              <w:rPr>
+                <w:rFonts w:ascii="Times New Roman" w:hAnsi="Times New Roman"/>
+                <w:b w:val="0"/>
+                <w:sz w:val="20"/>
+              </w:rPr>
+              <w:t>-</w:t>
+            </w:r>
+          </w:p>
+        </w:tc>
+        <w:tc>
+          <w:tcPr>
+            <w:tcW w:type="dxa" w:w="855"/>
+          </w:tcPr>
+          <w:p>
+            <w:pPr>
+              <w:jc w:val="center"/>
+            </w:pPr>
+            <w:r/>
+            <w:r>
+              <w:rPr>
+                <w:rFonts w:ascii="Times New Roman" w:hAnsi="Times New Roman"/>
+                <w:b w:val="0"/>
+                <w:sz w:val="20"/>
+              </w:rPr>
+              <w:t>-</w:t>
+            </w:r>
+          </w:p>
+        </w:tc>
+        <w:tc>
+          <w:tcPr>
+            <w:tcW w:type="dxa" w:w="855"/>
+          </w:tcPr>
+          <w:p>
+            <w:pPr>
+              <w:jc w:val="center"/>
+            </w:pPr>
+            <w:r/>
+            <w:r>
+              <w:rPr>
+                <w:rFonts w:ascii="Times New Roman" w:hAnsi="Times New Roman"/>
+                <w:b w:val="0"/>
+                <w:sz w:val="20"/>
+              </w:rPr>
+              <w:t>-</w:t>
+            </w:r>
+          </w:p>
+        </w:tc>
+        <w:tc>
+          <w:tcPr>
+            <w:tcW w:type="dxa" w:w="855"/>
+          </w:tcPr>
+          <w:p>
+            <w:pPr>
+              <w:jc w:val="center"/>
+            </w:pPr>
+            <w:r/>
+            <w:r>
+              <w:rPr>
+                <w:rFonts w:ascii="Times New Roman" w:hAnsi="Times New Roman"/>
+                <w:b w:val="0"/>
+                <w:sz w:val="20"/>
+              </w:rPr>
+              <w:t>-</w:t>
+            </w:r>
+          </w:p>
+        </w:tc>
+        <w:tc>
+          <w:tcPr>
+            <w:tcW w:type="dxa" w:w="855"/>
+          </w:tcPr>
+          <w:p>
+            <w:pPr>
+              <w:jc w:val="center"/>
+            </w:pPr>
+            <w:r/>
+            <w:r>
+              <w:rPr>
+                <w:rFonts w:ascii="Times New Roman" w:hAnsi="Times New Roman"/>
+                <w:b w:val="0"/>
+                <w:sz w:val="20"/>
+              </w:rPr>
+              <w:t>-</w:t>
+            </w:r>
+          </w:p>
+        </w:tc>
+        <w:tc>
+          <w:tcPr>
+            <w:tcW w:type="dxa" w:w="855"/>
+          </w:tcPr>
+          <w:p>
+            <w:pPr>
+              <w:jc w:val="center"/>
+            </w:pPr>
+            <w:r/>
+            <w:r>
+              <w:rPr>
+                <w:rFonts w:ascii="Times New Roman" w:hAnsi="Times New Roman"/>
+                <w:b w:val="0"/>
+                <w:sz w:val="20"/>
+              </w:rPr>
+              <w:t>-</w:t>
+            </w:r>
+          </w:p>
+        </w:tc>
+      </w:tr>
+      <w:tr>
+        <w:tc>
+          <w:tcPr>
+            <w:tcW w:type="dxa" w:w="855"/>
+          </w:tcPr>
+          <w:p>
+            <w:pPr>
+              <w:jc w:val="center"/>
+            </w:pPr>
+            <w:r/>
+            <w:r>
+              <w:rPr>
+                <w:rFonts w:ascii="Times New Roman" w:hAnsi="Times New Roman"/>
+                <w:b/>
+                <w:sz w:val="20"/>
               </w:rPr>
               <w:t>Всего</w:t>
             </w:r>
@@ -1780,13 +2855,37 @@
           <w:tcPr>
             <w:tcW w:type="dxa" w:w="855"/>
           </w:tcPr>
-          <w:p/>
+          <w:p>
+            <w:pPr>
+              <w:jc w:val="center"/>
+            </w:pPr>
+            <w:r/>
+            <w:r>
+              <w:rPr>
+                <w:rFonts w:ascii="Times New Roman" w:hAnsi="Times New Roman"/>
+                <w:b w:val="0"/>
+                <w:sz w:val="20"/>
+              </w:rPr>
+            </w:r>
+          </w:p>
         </w:tc>
         <w:tc>
           <w:tcPr>
             <w:tcW w:type="dxa" w:w="855"/>
           </w:tcPr>
-          <w:p/>
+          <w:p>
+            <w:pPr>
+              <w:jc w:val="center"/>
+            </w:pPr>
+            <w:r/>
+            <w:r>
+              <w:rPr>
+                <w:rFonts w:ascii="Times New Roman" w:hAnsi="Times New Roman"/>
+                <w:b w:val="0"/>
+                <w:sz w:val="20"/>
+              </w:rPr>
+            </w:r>
+          </w:p>
         </w:tc>
         <w:tc>
           <w:tcPr>
@@ -1794,15 +2893,14 @@
           </w:tcPr>
           <w:p>
             <w:pPr>
-              <w:spacing w:before="0" w:after="0" w:line="220" w:lineRule="exact"/>
-              <w:jc w:val="center"/>
-            </w:pPr>
-            <w:r/>
-            <w:r>
-              <w:rPr>
-                <w:rFonts w:ascii="Times New Roman" w:hAnsi="Times New Roman" w:eastAsia="Times New Roman" w:cs="Times New Roman"/>
-                <w:b/>
-                <w:sz w:val="16"/>
+              <w:jc w:val="center"/>
+            </w:pPr>
+            <w:r/>
+            <w:r>
+              <w:rPr>
+                <w:rFonts w:ascii="Times New Roman" w:hAnsi="Times New Roman"/>
+                <w:b w:val="0"/>
+                <w:sz w:val="20"/>
               </w:rPr>
               <w:t>112</w:t>
             </w:r>
@@ -1814,15 +2912,14 @@
           </w:tcPr>
           <w:p>
             <w:pPr>
-              <w:spacing w:before="0" w:after="0" w:line="220" w:lineRule="exact"/>
-              <w:jc w:val="center"/>
-            </w:pPr>
-            <w:r/>
-            <w:r>
-              <w:rPr>
-                <w:rFonts w:ascii="Times New Roman" w:hAnsi="Times New Roman" w:eastAsia="Times New Roman" w:cs="Times New Roman"/>
-                <w:b/>
-                <w:sz w:val="16"/>
+              <w:jc w:val="center"/>
+            </w:pPr>
+            <w:r/>
+            <w:r>
+              <w:rPr>
+                <w:rFonts w:ascii="Times New Roman" w:hAnsi="Times New Roman"/>
+                <w:b w:val="0"/>
+                <w:sz w:val="20"/>
               </w:rPr>
               <w:t>112</w:t>
             </w:r>
@@ -1834,15 +2931,14 @@
           </w:tcPr>
           <w:p>
             <w:pPr>
-              <w:spacing w:before="0" w:after="0" w:line="220" w:lineRule="exact"/>
-              <w:jc w:val="center"/>
-            </w:pPr>
-            <w:r/>
-            <w:r>
-              <w:rPr>
-                <w:rFonts w:ascii="Times New Roman" w:hAnsi="Times New Roman" w:eastAsia="Times New Roman" w:cs="Times New Roman"/>
-                <w:b/>
-                <w:sz w:val="16"/>
+              <w:jc w:val="center"/>
+            </w:pPr>
+            <w:r/>
+            <w:r>
+              <w:rPr>
+                <w:rFonts w:ascii="Times New Roman" w:hAnsi="Times New Roman"/>
+                <w:b w:val="0"/>
+                <w:sz w:val="20"/>
               </w:rPr>
               <w:t>52</w:t>
             </w:r>
@@ -1854,15 +2950,14 @@
           </w:tcPr>
           <w:p>
             <w:pPr>
-              <w:spacing w:before="0" w:after="0" w:line="220" w:lineRule="exact"/>
-              <w:jc w:val="center"/>
-            </w:pPr>
-            <w:r/>
-            <w:r>
-              <w:rPr>
-                <w:rFonts w:ascii="Times New Roman" w:hAnsi="Times New Roman" w:eastAsia="Times New Roman" w:cs="Times New Roman"/>
-                <w:b/>
-                <w:sz w:val="16"/>
+              <w:jc w:val="center"/>
+            </w:pPr>
+            <w:r/>
+            <w:r>
+              <w:rPr>
+                <w:rFonts w:ascii="Times New Roman" w:hAnsi="Times New Roman"/>
+                <w:b w:val="0"/>
+                <w:sz w:val="20"/>
               </w:rPr>
               <w:t>-</w:t>
             </w:r>
@@ -1874,15 +2969,14 @@
           </w:tcPr>
           <w:p>
             <w:pPr>
-              <w:spacing w:before="0" w:after="0" w:line="220" w:lineRule="exact"/>
-              <w:jc w:val="center"/>
-            </w:pPr>
-            <w:r/>
-            <w:r>
-              <w:rPr>
-                <w:rFonts w:ascii="Times New Roman" w:hAnsi="Times New Roman" w:eastAsia="Times New Roman" w:cs="Times New Roman"/>
-                <w:b/>
-                <w:sz w:val="16"/>
+              <w:jc w:val="center"/>
+            </w:pPr>
+            <w:r/>
+            <w:r>
+              <w:rPr>
+                <w:rFonts w:ascii="Times New Roman" w:hAnsi="Times New Roman"/>
+                <w:b w:val="0"/>
+                <w:sz w:val="20"/>
               </w:rPr>
               <w:t>60</w:t>
             </w:r>
@@ -1894,15 +2988,14 @@
           </w:tcPr>
           <w:p>
             <w:pPr>
-              <w:spacing w:before="0" w:after="0" w:line="220" w:lineRule="exact"/>
-              <w:jc w:val="center"/>
-            </w:pPr>
-            <w:r/>
-            <w:r>
-              <w:rPr>
-                <w:rFonts w:ascii="Times New Roman" w:hAnsi="Times New Roman" w:eastAsia="Times New Roman" w:cs="Times New Roman"/>
-                <w:b/>
-                <w:sz w:val="16"/>
+              <w:jc w:val="center"/>
+            </w:pPr>
+            <w:r/>
+            <w:r>
+              <w:rPr>
+                <w:rFonts w:ascii="Times New Roman" w:hAnsi="Times New Roman"/>
+                <w:b w:val="0"/>
+                <w:sz w:val="20"/>
               </w:rPr>
               <w:t>-</w:t>
             </w:r>
@@ -1914,15 +3007,14 @@
           </w:tcPr>
           <w:p>
             <w:pPr>
-              <w:spacing w:before="0" w:after="0" w:line="220" w:lineRule="exact"/>
-              <w:jc w:val="center"/>
-            </w:pPr>
-            <w:r/>
-            <w:r>
-              <w:rPr>
-                <w:rFonts w:ascii="Times New Roman" w:hAnsi="Times New Roman" w:eastAsia="Times New Roman" w:cs="Times New Roman"/>
-                <w:b/>
-                <w:sz w:val="16"/>
+              <w:jc w:val="center"/>
+            </w:pPr>
+            <w:r/>
+            <w:r>
+              <w:rPr>
+                <w:rFonts w:ascii="Times New Roman" w:hAnsi="Times New Roman"/>
+                <w:b w:val="0"/>
+                <w:sz w:val="20"/>
               </w:rPr>
               <w:t>-</w:t>
             </w:r>
@@ -1934,15 +3026,14 @@
           </w:tcPr>
           <w:p>
             <w:pPr>
-              <w:spacing w:before="0" w:after="0" w:line="220" w:lineRule="exact"/>
-              <w:jc w:val="center"/>
-            </w:pPr>
-            <w:r/>
-            <w:r>
-              <w:rPr>
-                <w:rFonts w:ascii="Times New Roman" w:hAnsi="Times New Roman" w:eastAsia="Times New Roman" w:cs="Times New Roman"/>
-                <w:b/>
-                <w:sz w:val="16"/>
+              <w:jc w:val="center"/>
+            </w:pPr>
+            <w:r/>
+            <w:r>
+              <w:rPr>
+                <w:rFonts w:ascii="Times New Roman" w:hAnsi="Times New Roman"/>
+                <w:b w:val="0"/>
+                <w:sz w:val="20"/>
               </w:rPr>
               <w:t>-</w:t>
             </w:r>
@@ -1954,15 +3045,14 @@
           </w:tcPr>
           <w:p>
             <w:pPr>
-              <w:spacing w:before="0" w:after="0" w:line="220" w:lineRule="exact"/>
-              <w:jc w:val="center"/>
-            </w:pPr>
-            <w:r/>
-            <w:r>
-              <w:rPr>
-                <w:rFonts w:ascii="Times New Roman" w:hAnsi="Times New Roman" w:eastAsia="Times New Roman" w:cs="Times New Roman"/>
-                <w:b/>
-                <w:sz w:val="16"/>
+              <w:jc w:val="center"/>
+            </w:pPr>
+            <w:r/>
+            <w:r>
+              <w:rPr>
+                <w:rFonts w:ascii="Times New Roman" w:hAnsi="Times New Roman"/>
+                <w:b w:val="0"/>
+                <w:sz w:val="20"/>
               </w:rPr>
               <w:t>-</w:t>
             </w:r>
@@ -2839,7 +3929,19 @@
             <w:shd w:fill="F2F2F2" w:val="clear"/>
             <w:tcW w:w="543560" w:type="dxa"/>
           </w:tcPr>
-          <w:p/>
+          <w:p>
+            <w:pPr>
+              <w:jc w:val="center"/>
+            </w:pPr>
+            <w:r/>
+            <w:r>
+              <w:rPr>
+                <w:rFonts w:ascii="Times New Roman" w:hAnsi="Times New Roman"/>
+                <w:sz w:val="20"/>
+              </w:rPr>
+              <w:t>Бардаков</w:t>
+            </w:r>
+          </w:p>
         </w:tc>
       </w:tr>
       <w:tr>
@@ -3354,7 +4456,7 @@
                 <w:b w:val="0"/>
                 <w:sz w:val="16"/>
               </w:rPr>
-              <w:t>Защита пр.работы</w:t>
+              <w:t>Защита пр.раб.</w:t>
             </w:r>
           </w:p>
         </w:tc>
@@ -4847,7 +5949,7 @@
                 <w:b w:val="0"/>
                 <w:sz w:val="16"/>
               </w:rPr>
-              <w:t>Защита пр.работы</w:t>
+              <w:t>Защита пр.раб.</w:t>
             </w:r>
           </w:p>
         </w:tc>
@@ -5055,7 +6157,7 @@
                 <w:b w:val="0"/>
                 <w:sz w:val="16"/>
               </w:rPr>
-              <w:t>Защита пр.работы</w:t>
+              <w:t>Защита пр.раб.</w:t>
             </w:r>
           </w:p>
         </w:tc>
@@ -5263,7 +6365,7 @@
                 <w:b w:val="0"/>
                 <w:sz w:val="16"/>
               </w:rPr>
-              <w:t>Защита пр.работы</w:t>
+              <w:t>Защита пр.раб.</w:t>
             </w:r>
           </w:p>
         </w:tc>
@@ -5471,7 +6573,7 @@
                 <w:b w:val="0"/>
                 <w:sz w:val="16"/>
               </w:rPr>
-              <w:t>Защита пр.работы</w:t>
+              <w:t>Защита пр.раб.</w:t>
             </w:r>
           </w:p>
         </w:tc>
@@ -5679,7 +6781,7 @@
                 <w:b w:val="0"/>
                 <w:sz w:val="16"/>
               </w:rPr>
-              <w:t>Защита пр.работы</w:t>
+              <w:t>Защита пр.раб.</w:t>
             </w:r>
           </w:p>
         </w:tc>
@@ -5887,7 +6989,7 @@
                 <w:b w:val="0"/>
                 <w:sz w:val="16"/>
               </w:rPr>
-              <w:t>Защита пр.работы</w:t>
+              <w:t>Защита пр.раб.</w:t>
             </w:r>
           </w:p>
         </w:tc>
@@ -6095,7 +7197,7 @@
                 <w:b w:val="0"/>
                 <w:sz w:val="16"/>
               </w:rPr>
-              <w:t>Защита пр.работы</w:t>
+              <w:t>Защита пр.раб.</w:t>
             </w:r>
           </w:p>
         </w:tc>
@@ -6303,7 +7405,7 @@
                 <w:b w:val="0"/>
                 <w:sz w:val="16"/>
               </w:rPr>
-              <w:t>Защита пр.работы</w:t>
+              <w:t>Защита пр.раб.</w:t>
             </w:r>
           </w:p>
         </w:tc>
@@ -6511,7 +7613,7 @@
                 <w:b w:val="0"/>
                 <w:sz w:val="16"/>
               </w:rPr>
-              <w:t>Защита пр.работы</w:t>
+              <w:t>Защита пр.раб.</w:t>
             </w:r>
           </w:p>
         </w:tc>
@@ -7616,7 +8718,7 @@
                 <w:b w:val="0"/>
                 <w:sz w:val="16"/>
               </w:rPr>
-              <w:t>Защита пр.работы</w:t>
+              <w:t>Защита пр.раб.</w:t>
             </w:r>
           </w:p>
         </w:tc>
@@ -7824,7 +8926,7 @@
                 <w:b w:val="0"/>
                 <w:sz w:val="16"/>
               </w:rPr>
-              <w:t>Защита пр.работы</w:t>
+              <w:t>Защита пр.раб.</w:t>
             </w:r>
           </w:p>
         </w:tc>
@@ -8032,7 +9134,7 @@
                 <w:b w:val="0"/>
                 <w:sz w:val="16"/>
               </w:rPr>
-              <w:t>Защита пр.работы</w:t>
+              <w:t>Защита пр.раб.</w:t>
             </w:r>
           </w:p>
         </w:tc>
@@ -8555,7 +9657,7 @@
                 <w:b w:val="0"/>
                 <w:sz w:val="16"/>
               </w:rPr>
-              <w:t>Защита пр.работы</w:t>
+              <w:t>Защита пр.раб.</w:t>
             </w:r>
           </w:p>
         </w:tc>
@@ -9660,7 +10762,7 @@
                 <w:b w:val="0"/>
                 <w:sz w:val="16"/>
               </w:rPr>
-              <w:t>Защита пр.работы</w:t>
+              <w:t>Защита пр.раб.</w:t>
             </w:r>
           </w:p>
         </w:tc>
@@ -9868,7 +10970,7 @@
                 <w:b w:val="0"/>
                 <w:sz w:val="16"/>
               </w:rPr>
-              <w:t>Защита пр.работы</w:t>
+              <w:t>Защита пр.раб.</w:t>
             </w:r>
           </w:p>
         </w:tc>
@@ -10076,7 +11178,7 @@
                 <w:b w:val="0"/>
                 <w:sz w:val="16"/>
               </w:rPr>
-              <w:t>Защита пр.работы</w:t>
+              <w:t>Защита пр.раб.</w:t>
             </w:r>
           </w:p>
         </w:tc>
@@ -10284,7 +11386,7 @@
                 <w:b w:val="0"/>
                 <w:sz w:val="16"/>
               </w:rPr>
-              <w:t>Защита пр.работы</w:t>
+              <w:t>Защита пр.раб.</w:t>
             </w:r>
           </w:p>
         </w:tc>
@@ -11195,7 +12297,7 @@
                 <w:b w:val="0"/>
                 <w:sz w:val="16"/>
               </w:rPr>
-              <w:t>Защита пр.работы</w:t>
+              <w:t>Защита пр.раб.</w:t>
             </w:r>
           </w:p>
         </w:tc>
@@ -11403,7 +12505,7 @@
                 <w:b w:val="0"/>
                 <w:sz w:val="16"/>
               </w:rPr>
-              <w:t>Защита пр.работы</w:t>
+              <w:t>Защита пр.раб.</w:t>
             </w:r>
           </w:p>
         </w:tc>
@@ -12314,7 +13416,7 @@
                 <w:b w:val="0"/>
                 <w:sz w:val="16"/>
               </w:rPr>
-              <w:t>Защита пр.работы</w:t>
+              <w:t>Защита пр.раб.</w:t>
             </w:r>
           </w:p>
         </w:tc>
@@ -12522,7 +13624,7 @@
                 <w:b w:val="0"/>
                 <w:sz w:val="16"/>
               </w:rPr>
-              <w:t>Защита пр.работы</w:t>
+              <w:t>Защита пр.раб.</w:t>
             </w:r>
           </w:p>
         </w:tc>
@@ -13433,7 +14535,7 @@
                 <w:b w:val="0"/>
                 <w:sz w:val="16"/>
               </w:rPr>
-              <w:t>Защита пр.работы</w:t>
+              <w:t>Защита пр.раб.</w:t>
             </w:r>
           </w:p>
         </w:tc>
@@ -13641,7 +14743,7 @@
                 <w:b w:val="0"/>
                 <w:sz w:val="16"/>
               </w:rPr>
-              <w:t>Защита пр.работы</w:t>
+              <w:t>Защита пр.раб.</w:t>
             </w:r>
           </w:p>
         </w:tc>
@@ -13849,7 +14951,7 @@
                 <w:b w:val="0"/>
                 <w:sz w:val="16"/>
               </w:rPr>
-              <w:t>Защита пр.работы</w:t>
+              <w:t>Защита пр.раб.</w:t>
             </w:r>
           </w:p>
         </w:tc>
@@ -14057,7 +15159,7 @@
                 <w:b w:val="0"/>
                 <w:sz w:val="16"/>
               </w:rPr>
-              <w:t>Защита пр.работы</w:t>
+              <w:t>Защита пр.раб.</w:t>
             </w:r>
           </w:p>
         </w:tc>
@@ -14265,7 +15367,7 @@
                 <w:b w:val="0"/>
                 <w:sz w:val="16"/>
               </w:rPr>
-              <w:t>Защита пр.работы</w:t>
+              <w:t>Защита пр.раб.</w:t>
             </w:r>
           </w:p>
         </w:tc>
@@ -14473,7 +15575,7 @@
                 <w:b w:val="0"/>
                 <w:sz w:val="16"/>
               </w:rPr>
-              <w:t>Защита пр.работы</w:t>
+              <w:t>Защита пр.раб.</w:t>
             </w:r>
           </w:p>
         </w:tc>
@@ -14681,7 +15783,7 @@
                 <w:b w:val="0"/>
                 <w:sz w:val="16"/>
               </w:rPr>
-              <w:t>Защита пр.работы</w:t>
+              <w:t>Защита пр.раб.</w:t>
             </w:r>
           </w:p>
         </w:tc>
@@ -14889,7 +15991,7 @@
                 <w:b w:val="0"/>
                 <w:sz w:val="16"/>
               </w:rPr>
-              <w:t>Защита пр.работы</w:t>
+              <w:t>Защита пр.раб.</w:t>
             </w:r>
           </w:p>
         </w:tc>
@@ -14903,286 +16005,108 @@
       <w:tr>
         <w:tc>
           <w:tcPr>
-            <w:shd w:fill="F2F2F2" w:val="clear"/>
             <w:tcW w:w="318135" w:type="dxa"/>
           </w:tcPr>
+          <w:p>
+            <w:pPr>
+              <w:spacing w:before="0" w:after="0" w:line="220" w:lineRule="exact"/>
+              <w:jc w:val="center"/>
+            </w:pPr>
+            <w:r/>
+            <w:r>
+              <w:rPr>
+                <w:rFonts w:ascii="Times New Roman" w:hAnsi="Times New Roman" w:eastAsia="Times New Roman" w:cs="Times New Roman"/>
+                <w:b w:val="0"/>
+                <w:sz w:val="16"/>
+              </w:rPr>
+              <w:t>56</w:t>
+            </w:r>
+          </w:p>
+        </w:tc>
+        <w:tc>
+          <w:tcPr>
+            <w:tcW w:w="1862455" w:type="dxa"/>
+          </w:tcPr>
+          <w:p>
+            <w:pPr>
+              <w:spacing w:before="0" w:after="0" w:line="220" w:lineRule="exact"/>
+              <w:jc w:val="left"/>
+            </w:pPr>
+            <w:r/>
+            <w:r>
+              <w:rPr>
+                <w:rFonts w:ascii="Times New Roman" w:hAnsi="Times New Roman" w:eastAsia="Times New Roman" w:cs="Times New Roman"/>
+                <w:b w:val="0"/>
+                <w:sz w:val="16"/>
+              </w:rPr>
+              <w:t>Дифференцированный зачет</w:t>
+            </w:r>
+          </w:p>
+        </w:tc>
+        <w:tc>
+          <w:tcPr>
+            <w:tcW w:w="1403985" w:type="dxa"/>
+          </w:tcPr>
+          <w:p>
+            <w:pPr>
+              <w:spacing w:before="0" w:after="0" w:line="220" w:lineRule="exact"/>
+              <w:jc w:val="center"/>
+            </w:pPr>
+            <w:r/>
+            <w:r>
+              <w:rPr>
+                <w:rFonts w:ascii="Times New Roman" w:hAnsi="Times New Roman" w:eastAsia="Times New Roman" w:cs="Times New Roman"/>
+                <w:b w:val="0"/>
+                <w:sz w:val="16"/>
+              </w:rPr>
+              <w:t>2</w:t>
+            </w:r>
+          </w:p>
+        </w:tc>
+        <w:tc>
+          <w:tcPr>
+            <w:tcW w:w="1403985" w:type="dxa"/>
+          </w:tcPr>
           <w:p/>
         </w:tc>
         <w:tc>
           <w:tcPr>
-            <w:shd w:fill="F2F2F2" w:val="clear"/>
-            <w:tcW w:w="1862455" w:type="dxa"/>
-          </w:tcPr>
-          <w:p>
-            <w:pPr>
-              <w:spacing w:before="0" w:after="0" w:line="220" w:lineRule="exact"/>
-              <w:jc w:val="left"/>
-            </w:pPr>
-            <w:r/>
-            <w:r>
-              <w:rPr>
-                <w:rFonts w:ascii="Times New Roman" w:hAnsi="Times New Roman" w:eastAsia="Times New Roman" w:cs="Times New Roman"/>
-                <w:b/>
-                <w:sz w:val="16"/>
-              </w:rPr>
-              <w:t>Дифференцированный зачет</w:t>
-            </w:r>
-          </w:p>
-        </w:tc>
-        <w:tc>
-          <w:tcPr>
-            <w:shd w:fill="F2F2F2" w:val="clear"/>
             <w:tcW w:w="1403985" w:type="dxa"/>
           </w:tcPr>
           <w:p>
-            <w:pPr>
-              <w:spacing w:before="0" w:after="0" w:line="220" w:lineRule="exact"/>
-              <w:jc w:val="center"/>
-            </w:pPr>
-            <w:r/>
-            <w:r>
-              <w:rPr>
-                <w:rFonts w:ascii="Times New Roman" w:hAnsi="Times New Roman" w:eastAsia="Times New Roman" w:cs="Times New Roman"/>
-                <w:b/>
-                <w:sz w:val="16"/>
-              </w:rPr>
-              <w:t>2</w:t>
-            </w:r>
-          </w:p>
-        </w:tc>
-        <w:tc>
-          <w:tcPr>
-            <w:shd w:fill="F2F2F2" w:val="clear"/>
-            <w:tcW w:w="1403985" w:type="dxa"/>
-          </w:tcPr>
-          <w:p>
-            <w:pPr>
-              <w:spacing w:before="0" w:after="0" w:line="220" w:lineRule="exact"/>
-              <w:jc w:val="center"/>
-            </w:pPr>
-            <w:r/>
-            <w:r>
-              <w:rPr>
-                <w:rFonts w:ascii="Times New Roman" w:hAnsi="Times New Roman" w:eastAsia="Times New Roman" w:cs="Times New Roman"/>
-                <w:b/>
-                <w:sz w:val="16"/>
-              </w:rPr>
-            </w:r>
-          </w:p>
-        </w:tc>
-        <w:tc>
-          <w:tcPr>
-            <w:shd w:fill="F2F2F2" w:val="clear"/>
-            <w:tcW w:w="1403985" w:type="dxa"/>
-          </w:tcPr>
-          <w:p/>
-        </w:tc>
-        <w:tc>
-          <w:tcPr>
-            <w:shd w:fill="F2F2F2" w:val="clear"/>
+            <w:r/>
+          </w:p>
+        </w:tc>
+        <w:tc>
+          <w:tcPr>
             <w:tcW w:w="937895" w:type="dxa"/>
           </w:tcPr>
-          <w:p/>
-        </w:tc>
-        <w:tc>
-          <w:tcPr>
-            <w:shd w:fill="F2F2F2" w:val="clear"/>
+          <w:p>
+            <w:r/>
+          </w:p>
+        </w:tc>
+        <w:tc>
+          <w:tcPr>
             <w:tcW w:w="937895" w:type="dxa"/>
           </w:tcPr>
-          <w:p/>
-        </w:tc>
-        <w:tc>
-          <w:tcPr>
-            <w:shd w:fill="F2F2F2" w:val="clear"/>
+          <w:p>
+            <w:r/>
+          </w:p>
+        </w:tc>
+        <w:tc>
+          <w:tcPr>
             <w:tcW w:w="577215" w:type="dxa"/>
           </w:tcPr>
-          <w:p/>
-        </w:tc>
-        <w:tc>
-          <w:tcPr>
-            <w:shd w:fill="F2F2F2" w:val="clear"/>
+          <w:p>
+            <w:r/>
+          </w:p>
+        </w:tc>
+        <w:tc>
+          <w:tcPr>
             <w:tcW w:w="585470" w:type="dxa"/>
           </w:tcPr>
-          <w:p/>
-        </w:tc>
-        <w:tc>
-          <w:tcPr>
-            <w:shd w:fill="F2F2F2" w:val="clear"/>
-            <w:tcW w:w="600710" w:type="dxa"/>
-          </w:tcPr>
-          <w:p/>
-        </w:tc>
-        <w:tc>
-          <w:tcPr>
-            <w:shd w:fill="F2F2F2" w:val="clear"/>
-            <w:tcW w:w="543560" w:type="dxa"/>
-          </w:tcPr>
-          <w:p/>
-        </w:tc>
-      </w:tr>
-      <w:tr>
-        <w:tc>
-          <w:tcPr>
-            <w:tcW w:w="318135" w:type="dxa"/>
-          </w:tcPr>
-          <w:p>
-            <w:pPr>
-              <w:spacing w:before="0" w:after="0" w:line="220" w:lineRule="exact"/>
-              <w:jc w:val="center"/>
-            </w:pPr>
-            <w:r/>
-            <w:r>
-              <w:rPr>
-                <w:rFonts w:ascii="Times New Roman" w:hAnsi="Times New Roman" w:eastAsia="Times New Roman" w:cs="Times New Roman"/>
-                <w:b w:val="0"/>
-                <w:sz w:val="16"/>
-              </w:rPr>
-              <w:t>56</w:t>
-            </w:r>
-          </w:p>
-        </w:tc>
-        <w:tc>
-          <w:tcPr>
-            <w:tcW w:w="1862455" w:type="dxa"/>
-          </w:tcPr>
-          <w:p>
-            <w:pPr>
-              <w:spacing w:before="0" w:after="0" w:line="220" w:lineRule="exact"/>
-              <w:jc w:val="left"/>
-            </w:pPr>
-            <w:r/>
-            <w:r>
-              <w:rPr>
-                <w:rFonts w:ascii="Times New Roman" w:hAnsi="Times New Roman" w:eastAsia="Times New Roman" w:cs="Times New Roman"/>
-                <w:b w:val="0"/>
-                <w:sz w:val="16"/>
-              </w:rPr>
-              <w:t>Дифференцированный зачет</w:t>
-            </w:r>
-          </w:p>
-        </w:tc>
-        <w:tc>
-          <w:tcPr>
-            <w:tcW w:w="1403985" w:type="dxa"/>
-          </w:tcPr>
-          <w:p>
-            <w:pPr>
-              <w:spacing w:before="0" w:after="0" w:line="220" w:lineRule="exact"/>
-              <w:jc w:val="center"/>
-            </w:pPr>
-            <w:r/>
-            <w:r>
-              <w:rPr>
-                <w:rFonts w:ascii="Times New Roman" w:hAnsi="Times New Roman" w:eastAsia="Times New Roman" w:cs="Times New Roman"/>
-                <w:b w:val="0"/>
-                <w:sz w:val="16"/>
-              </w:rPr>
-              <w:t>2</w:t>
-            </w:r>
-          </w:p>
-        </w:tc>
-        <w:tc>
-          <w:tcPr>
-            <w:tcW w:w="1403985" w:type="dxa"/>
-          </w:tcPr>
-          <w:p/>
-        </w:tc>
-        <w:tc>
-          <w:tcPr>
-            <w:tcW w:w="1403985" w:type="dxa"/>
-          </w:tcPr>
-          <w:p>
-            <w:pPr>
-              <w:spacing w:before="0" w:after="0" w:line="220" w:lineRule="exact"/>
-              <w:jc w:val="center"/>
-            </w:pPr>
-            <w:r/>
-            <w:r>
-              <w:rPr>
-                <w:rFonts w:ascii="Times New Roman" w:hAnsi="Times New Roman" w:eastAsia="Times New Roman" w:cs="Times New Roman"/>
-                <w:b w:val="0"/>
-                <w:sz w:val="16"/>
-              </w:rPr>
-              <w:t>Диф. зачет</w:t>
-            </w:r>
-          </w:p>
-        </w:tc>
-        <w:tc>
-          <w:tcPr>
-            <w:tcW w:w="937895" w:type="dxa"/>
-          </w:tcPr>
-          <w:p>
-            <w:pPr>
-              <w:spacing w:before="0" w:after="0" w:line="180" w:lineRule="exact"/>
-              <w:jc w:val="center"/>
-            </w:pPr>
-            <w:r/>
-            <w:r>
-              <w:rPr>
-                <w:rFonts w:ascii="Times New Roman" w:hAnsi="Times New Roman" w:eastAsia="Times New Roman" w:cs="Times New Roman"/>
-                <w:b w:val="0"/>
-                <w:sz w:val="12"/>
-              </w:rPr>
-              <w:t>ОК 1 - ОК 4, ОК 9</w:t>
-            </w:r>
-          </w:p>
-        </w:tc>
-        <w:tc>
-          <w:tcPr>
-            <w:tcW w:w="937895" w:type="dxa"/>
-          </w:tcPr>
-          <w:p>
-            <w:pPr>
-              <w:spacing w:before="0" w:after="0" w:line="180" w:lineRule="exact"/>
-              <w:jc w:val="center"/>
-            </w:pPr>
-            <w:r/>
-            <w:r>
-              <w:rPr>
-                <w:rFonts w:ascii="Times New Roman" w:hAnsi="Times New Roman" w:eastAsia="Times New Roman" w:cs="Times New Roman"/>
-                <w:b w:val="0"/>
-                <w:sz w:val="12"/>
-              </w:rPr>
-              <w:t>ПК 5.1 - ПК 5.7</w:t>
-            </w:r>
-          </w:p>
-        </w:tc>
-        <w:tc>
-          <w:tcPr>
-            <w:tcW w:w="577215" w:type="dxa"/>
-          </w:tcPr>
-          <w:p>
-            <w:pPr>
-              <w:spacing w:before="0" w:after="0" w:line="220" w:lineRule="exact"/>
-              <w:jc w:val="center"/>
-            </w:pPr>
-            <w:r/>
-            <w:r>
-              <w:rPr>
-                <w:rFonts w:ascii="Times New Roman" w:hAnsi="Times New Roman" w:eastAsia="Times New Roman" w:cs="Times New Roman"/>
-                <w:b w:val="0"/>
-                <w:sz w:val="16"/>
-              </w:rPr>
-            </w:r>
-          </w:p>
-        </w:tc>
-        <w:tc>
-          <w:tcPr>
-            <w:tcW w:w="585470" w:type="dxa"/>
-          </w:tcPr>
-          <w:p>
-            <w:pPr>
-              <w:spacing w:before="0" w:after="0" w:line="220" w:lineRule="exact"/>
-              <w:jc w:val="center"/>
-            </w:pPr>
-            <w:r/>
-            <w:r>
-              <w:rPr>
-                <w:rFonts w:ascii="Times New Roman" w:hAnsi="Times New Roman" w:eastAsia="Times New Roman" w:cs="Times New Roman"/>
-                <w:b w:val="0"/>
-                <w:sz w:val="16"/>
-              </w:rPr>
-            </w:r>
+          <w:p>
+            <w:r/>
           </w:p>
         </w:tc>
         <w:tc>
@@ -16378,19 +17302,17 @@
         <w:tc>
           <w:tcPr>
             <w:tcW w:type="dxa" w:w="2564"/>
-            <w:shd w:fill="D9E2F3" w:val="clear"/>
-          </w:tcPr>
-          <w:p>
-            <w:pPr>
-              <w:spacing w:before="0" w:after="0" w:line="240" w:lineRule="exact"/>
-              <w:jc w:val="center"/>
-            </w:pPr>
-            <w:r/>
-            <w:r>
-              <w:rPr>
-                <w:rFonts w:ascii="Times New Roman" w:hAnsi="Times New Roman" w:eastAsia="Times New Roman" w:cs="Times New Roman"/>
+          </w:tcPr>
+          <w:p>
+            <w:pPr>
+              <w:jc w:val="center"/>
+            </w:pPr>
+            <w:r/>
+            <w:r>
+              <w:rPr>
+                <w:rFonts w:ascii="Times New Roman" w:hAnsi="Times New Roman"/>
                 <w:b/>
-                <w:sz w:val="18"/>
+                <w:sz w:val="20"/>
               </w:rPr>
               <w:t>№ п/п</w:t>
             </w:r>
@@ -16399,19 +17321,17 @@
         <w:tc>
           <w:tcPr>
             <w:tcW w:type="dxa" w:w="2564"/>
-            <w:shd w:fill="D9E2F3" w:val="clear"/>
-          </w:tcPr>
-          <w:p>
-            <w:pPr>
-              <w:spacing w:before="0" w:after="0" w:line="240" w:lineRule="exact"/>
-              <w:jc w:val="center"/>
-            </w:pPr>
-            <w:r/>
-            <w:r>
-              <w:rPr>
-                <w:rFonts w:ascii="Times New Roman" w:hAnsi="Times New Roman" w:eastAsia="Times New Roman" w:cs="Times New Roman"/>
+          </w:tcPr>
+          <w:p>
+            <w:pPr>
+              <w:jc w:val="center"/>
+            </w:pPr>
+            <w:r/>
+            <w:r>
+              <w:rPr>
+                <w:rFonts w:ascii="Times New Roman" w:hAnsi="Times New Roman"/>
                 <w:b/>
-                <w:sz w:val="18"/>
+                <w:sz w:val="20"/>
               </w:rPr>
               <w:t>Наименование</w:t>
             </w:r>
@@ -16420,19 +17340,17 @@
         <w:tc>
           <w:tcPr>
             <w:tcW w:type="dxa" w:w="2564"/>
-            <w:shd w:fill="D9E2F3" w:val="clear"/>
-          </w:tcPr>
-          <w:p>
-            <w:pPr>
-              <w:spacing w:before="0" w:after="0" w:line="240" w:lineRule="exact"/>
-              <w:jc w:val="center"/>
-            </w:pPr>
-            <w:r/>
-            <w:r>
-              <w:rPr>
-                <w:rFonts w:ascii="Times New Roman" w:hAnsi="Times New Roman" w:eastAsia="Times New Roman" w:cs="Times New Roman"/>
+          </w:tcPr>
+          <w:p>
+            <w:pPr>
+              <w:jc w:val="center"/>
+            </w:pPr>
+            <w:r/>
+            <w:r>
+              <w:rPr>
+                <w:rFonts w:ascii="Times New Roman" w:hAnsi="Times New Roman"/>
                 <w:b/>
-                <w:sz w:val="18"/>
+                <w:sz w:val="20"/>
               </w:rPr>
               <w:t>Автор</w:t>
             </w:r>
@@ -16441,19 +17359,17 @@
         <w:tc>
           <w:tcPr>
             <w:tcW w:type="dxa" w:w="2564"/>
-            <w:shd w:fill="D9E2F3" w:val="clear"/>
-          </w:tcPr>
-          <w:p>
-            <w:pPr>
-              <w:spacing w:before="0" w:after="0" w:line="240" w:lineRule="exact"/>
-              <w:jc w:val="center"/>
-            </w:pPr>
-            <w:r/>
-            <w:r>
-              <w:rPr>
-                <w:rFonts w:ascii="Times New Roman" w:hAnsi="Times New Roman" w:eastAsia="Times New Roman" w:cs="Times New Roman"/>
+          </w:tcPr>
+          <w:p>
+            <w:pPr>
+              <w:jc w:val="center"/>
+            </w:pPr>
+            <w:r/>
+            <w:r>
+              <w:rPr>
+                <w:rFonts w:ascii="Times New Roman" w:hAnsi="Times New Roman"/>
                 <w:b/>
-                <w:sz w:val="18"/>
+                <w:sz w:val="20"/>
               </w:rPr>
               <w:t>Издательство, год издания</w:t>
             </w:r>
@@ -16467,17 +17383,35 @@
           </w:tcPr>
           <w:p>
             <w:pPr>
-              <w:spacing w:before="0" w:after="0" w:line="240" w:lineRule="exact"/>
+              <w:jc w:val="center"/>
+            </w:pPr>
+            <w:r/>
+            <w:r>
+              <w:rPr>
+                <w:rFonts w:ascii="Times New Roman" w:hAnsi="Times New Roman"/>
+                <w:b w:val="0"/>
+                <w:sz w:val="20"/>
+              </w:rPr>
+              <w:t>ДИ 1</w:t>
+            </w:r>
+          </w:p>
+        </w:tc>
+        <w:tc>
+          <w:tcPr>
+            <w:tcW w:type="dxa" w:w="2564"/>
+          </w:tcPr>
+          <w:p>
+            <w:pPr>
               <w:jc w:val="left"/>
             </w:pPr>
             <w:r/>
             <w:r>
               <w:rPr>
-                <w:rFonts w:ascii="Times New Roman" w:hAnsi="Times New Roman" w:eastAsia="Times New Roman" w:cs="Times New Roman"/>
-                <w:b w:val="0"/>
-                <w:sz w:val="18"/>
-              </w:rPr>
-              <w:t>ДИ 1</w:t>
+                <w:rFonts w:ascii="Times New Roman" w:hAnsi="Times New Roman"/>
+                <w:b w:val="0"/>
+                <w:sz w:val="20"/>
+              </w:rPr>
+              <w:t>Общая технология электромонтажных работ: учебник для СПО</w:t>
             </w:r>
           </w:p>
         </w:tc>
@@ -16487,17 +17421,16 @@
           </w:tcPr>
           <w:p>
             <w:pPr>
-              <w:spacing w:before="0" w:after="0" w:line="240" w:lineRule="exact"/>
-              <w:jc w:val="left"/>
-            </w:pPr>
-            <w:r/>
-            <w:r>
-              <w:rPr>
-                <w:rFonts w:ascii="Times New Roman" w:hAnsi="Times New Roman" w:eastAsia="Times New Roman" w:cs="Times New Roman"/>
-                <w:b w:val="0"/>
-                <w:sz w:val="18"/>
-              </w:rPr>
-              <w:t>Электрические системы и сети. Энергосбережение: учебное пособие для СПО</w:t>
+              <w:jc w:val="center"/>
+            </w:pPr>
+            <w:r/>
+            <w:r>
+              <w:rPr>
+                <w:rFonts w:ascii="Times New Roman" w:hAnsi="Times New Roman"/>
+                <w:b w:val="0"/>
+                <w:sz w:val="20"/>
+              </w:rPr>
+              <w:t>Григорьева С.В.</w:t>
             </w:r>
           </w:p>
         </w:tc>
@@ -16507,37 +17440,16 @@
           </w:tcPr>
           <w:p>
             <w:pPr>
-              <w:spacing w:before="0" w:after="0" w:line="240" w:lineRule="exact"/>
-              <w:jc w:val="left"/>
-            </w:pPr>
-            <w:r/>
-            <w:r>
-              <w:rPr>
-                <w:rFonts w:ascii="Times New Roman" w:hAnsi="Times New Roman" w:eastAsia="Times New Roman" w:cs="Times New Roman"/>
-                <w:b w:val="0"/>
-                <w:sz w:val="18"/>
-              </w:rPr>
-              <w:t>Климова Г.Н.</w:t>
-            </w:r>
-          </w:p>
-        </w:tc>
-        <w:tc>
-          <w:tcPr>
-            <w:tcW w:type="dxa" w:w="2564"/>
-          </w:tcPr>
-          <w:p>
-            <w:pPr>
-              <w:spacing w:before="0" w:after="0" w:line="240" w:lineRule="exact"/>
-              <w:jc w:val="left"/>
-            </w:pPr>
-            <w:r/>
-            <w:r>
-              <w:rPr>
-                <w:rFonts w:ascii="Times New Roman" w:hAnsi="Times New Roman" w:eastAsia="Times New Roman" w:cs="Times New Roman"/>
-                <w:b w:val="0"/>
-                <w:sz w:val="18"/>
-              </w:rPr>
-              <w:t>М.: Издательство Юрайт, 2023</w:t>
+              <w:jc w:val="center"/>
+            </w:pPr>
+            <w:r/>
+            <w:r>
+              <w:rPr>
+                <w:rFonts w:ascii="Times New Roman" w:hAnsi="Times New Roman"/>
+                <w:b w:val="0"/>
+                <w:sz w:val="20"/>
+              </w:rPr>
+              <w:t>М.: ИЦ "Академия", 2020</w:t>
             </w:r>
           </w:p>
         </w:tc>
@@ -16549,17 +17461,35 @@
           </w:tcPr>
           <w:p>
             <w:pPr>
-              <w:spacing w:before="0" w:after="0" w:line="240" w:lineRule="exact"/>
+              <w:jc w:val="center"/>
+            </w:pPr>
+            <w:r/>
+            <w:r>
+              <w:rPr>
+                <w:rFonts w:ascii="Times New Roman" w:hAnsi="Times New Roman"/>
+                <w:b w:val="0"/>
+                <w:sz w:val="20"/>
+              </w:rPr>
+              <w:t>ДИ 2</w:t>
+            </w:r>
+          </w:p>
+        </w:tc>
+        <w:tc>
+          <w:tcPr>
+            <w:tcW w:type="dxa" w:w="2564"/>
+          </w:tcPr>
+          <w:p>
+            <w:pPr>
               <w:jc w:val="left"/>
             </w:pPr>
             <w:r/>
             <w:r>
               <w:rPr>
-                <w:rFonts w:ascii="Times New Roman" w:hAnsi="Times New Roman" w:eastAsia="Times New Roman" w:cs="Times New Roman"/>
-                <w:b w:val="0"/>
-                <w:sz w:val="18"/>
-              </w:rPr>
-              <w:t>ДИ 2</w:t>
+                <w:rFonts w:ascii="Times New Roman" w:hAnsi="Times New Roman"/>
+                <w:b w:val="0"/>
+                <w:sz w:val="20"/>
+              </w:rPr>
+              <w:t>Организация и выполнение работ по монтажу и наладке электрооборудования: учебное пособие</w:t>
             </w:r>
           </w:p>
         </w:tc>
@@ -16569,17 +17499,16 @@
           </w:tcPr>
           <w:p>
             <w:pPr>
-              <w:spacing w:before="0" w:after="0" w:line="240" w:lineRule="exact"/>
-              <w:jc w:val="left"/>
-            </w:pPr>
-            <w:r/>
-            <w:r>
-              <w:rPr>
-                <w:rFonts w:ascii="Times New Roman" w:hAnsi="Times New Roman" w:eastAsia="Times New Roman" w:cs="Times New Roman"/>
-                <w:b w:val="0"/>
-                <w:sz w:val="18"/>
-              </w:rPr>
-              <w:t>Организация и методика производственного обучения. Электромонтер-кабельщик: учебное пособие для СПО</w:t>
+              <w:jc w:val="center"/>
+            </w:pPr>
+            <w:r/>
+            <w:r>
+              <w:rPr>
+                <w:rFonts w:ascii="Times New Roman" w:hAnsi="Times New Roman"/>
+                <w:b w:val="0"/>
+                <w:sz w:val="20"/>
+              </w:rPr>
+              <w:t>Бычков А.В.</w:t>
             </w:r>
           </w:p>
         </w:tc>
@@ -16589,37 +17518,16 @@
           </w:tcPr>
           <w:p>
             <w:pPr>
-              <w:spacing w:before="0" w:after="0" w:line="240" w:lineRule="exact"/>
-              <w:jc w:val="left"/>
-            </w:pPr>
-            <w:r/>
-            <w:r>
-              <w:rPr>
-                <w:rFonts w:ascii="Times New Roman" w:hAnsi="Times New Roman" w:eastAsia="Times New Roman" w:cs="Times New Roman"/>
-                <w:b w:val="0"/>
-                <w:sz w:val="18"/>
-              </w:rPr>
-              <w:t>Бредихин А.Н.</w:t>
-            </w:r>
-          </w:p>
-        </w:tc>
-        <w:tc>
-          <w:tcPr>
-            <w:tcW w:type="dxa" w:w="2564"/>
-          </w:tcPr>
-          <w:p>
-            <w:pPr>
-              <w:spacing w:before="0" w:after="0" w:line="240" w:lineRule="exact"/>
-              <w:jc w:val="left"/>
-            </w:pPr>
-            <w:r/>
-            <w:r>
-              <w:rPr>
-                <w:rFonts w:ascii="Times New Roman" w:hAnsi="Times New Roman" w:eastAsia="Times New Roman" w:cs="Times New Roman"/>
-                <w:b w:val="0"/>
-                <w:sz w:val="18"/>
-              </w:rPr>
-              <w:t>М.: Издательство Юрайт, 2023</w:t>
+              <w:jc w:val="center"/>
+            </w:pPr>
+            <w:r/>
+            <w:r>
+              <w:rPr>
+                <w:rFonts w:ascii="Times New Roman" w:hAnsi="Times New Roman"/>
+                <w:b w:val="0"/>
+                <w:sz w:val="20"/>
+              </w:rPr>
+              <w:t>М.: ИЦ "Академия", 2020</w:t>
             </w:r>
           </w:p>
         </w:tc>
@@ -16631,17 +17539,35 @@
           </w:tcPr>
           <w:p>
             <w:pPr>
-              <w:spacing w:before="0" w:after="0" w:line="240" w:lineRule="exact"/>
+              <w:jc w:val="center"/>
+            </w:pPr>
+            <w:r/>
+            <w:r>
+              <w:rPr>
+                <w:rFonts w:ascii="Times New Roman" w:hAnsi="Times New Roman"/>
+                <w:b w:val="0"/>
+                <w:sz w:val="20"/>
+              </w:rPr>
+              <w:t>ДИ 3</w:t>
+            </w:r>
+          </w:p>
+        </w:tc>
+        <w:tc>
+          <w:tcPr>
+            <w:tcW w:type="dxa" w:w="2564"/>
+          </w:tcPr>
+          <w:p>
+            <w:pPr>
               <w:jc w:val="left"/>
             </w:pPr>
             <w:r/>
             <w:r>
               <w:rPr>
-                <w:rFonts w:ascii="Times New Roman" w:hAnsi="Times New Roman" w:eastAsia="Times New Roman" w:cs="Times New Roman"/>
-                <w:b w:val="0"/>
-                <w:sz w:val="18"/>
-              </w:rPr>
-              <w:t>ДИ 3</w:t>
+                <w:rFonts w:ascii="Times New Roman" w:hAnsi="Times New Roman"/>
+                <w:b w:val="0"/>
+                <w:sz w:val="20"/>
+              </w:rPr>
+              <w:t>Организация и выполнение работ по монтажу и наладке электрооборудования: учебное пособие</w:t>
             </w:r>
           </w:p>
         </w:tc>
@@ -16651,17 +17577,16 @@
           </w:tcPr>
           <w:p>
             <w:pPr>
-              <w:spacing w:before="0" w:after="0" w:line="240" w:lineRule="exact"/>
-              <w:jc w:val="left"/>
-            </w:pPr>
-            <w:r/>
-            <w:r>
-              <w:rPr>
-                <w:rFonts w:ascii="Times New Roman" w:hAnsi="Times New Roman" w:eastAsia="Times New Roman" w:cs="Times New Roman"/>
-                <w:b w:val="0"/>
-                <w:sz w:val="18"/>
-              </w:rPr>
-              <w:t>Информационный портал для электромонтеров</w:t>
+              <w:jc w:val="center"/>
+            </w:pPr>
+            <w:r/>
+            <w:r>
+              <w:rPr>
+                <w:rFonts w:ascii="Times New Roman" w:hAnsi="Times New Roman"/>
+                <w:b w:val="0"/>
+                <w:sz w:val="20"/>
+              </w:rPr>
+              <w:t>Шашкова И.В., Бычков А.В.</w:t>
             </w:r>
           </w:p>
         </w:tc>
@@ -16671,36 +17596,127 @@
           </w:tcPr>
           <w:p>
             <w:pPr>
-              <w:spacing w:before="0" w:after="0" w:line="240" w:lineRule="exact"/>
-              <w:jc w:val="left"/>
-            </w:pPr>
-            <w:r/>
-            <w:r>
-              <w:rPr>
-                <w:rFonts w:ascii="Times New Roman" w:hAnsi="Times New Roman" w:eastAsia="Times New Roman" w:cs="Times New Roman"/>
-                <w:b w:val="0"/>
-                <w:sz w:val="18"/>
-              </w:rPr>
-            </w:r>
-          </w:p>
-        </w:tc>
-        <w:tc>
-          <w:tcPr>
-            <w:tcW w:type="dxa" w:w="2564"/>
-          </w:tcPr>
-          <w:p>
-            <w:pPr>
-              <w:spacing w:before="0" w:after="0" w:line="240" w:lineRule="exact"/>
-              <w:jc w:val="left"/>
-            </w:pPr>
-            <w:r/>
-            <w:r>
-              <w:rPr>
-                <w:rFonts w:ascii="Times New Roman" w:hAnsi="Times New Roman" w:eastAsia="Times New Roman" w:cs="Times New Roman"/>
-                <w:b w:val="0"/>
-                <w:sz w:val="18"/>
-              </w:rPr>
-              <w:t>http://electromonter.info</w:t>
+              <w:jc w:val="center"/>
+            </w:pPr>
+            <w:r/>
+            <w:r>
+              <w:rPr>
+                <w:rFonts w:ascii="Times New Roman" w:hAnsi="Times New Roman"/>
+                <w:b w:val="0"/>
+                <w:sz w:val="20"/>
+              </w:rPr>
+              <w:t>М.: ИЦ "Академия", 2020</w:t>
+            </w:r>
+          </w:p>
+        </w:tc>
+      </w:tr>
+    </w:tbl>
+    <w:tbl>
+      <w:tblPr>
+        <w:tblStyle w:val="TableGrid"/>
+        <w:tblW w:type="auto" w:w="0"/>
+        <w:tblLook w:firstColumn="1" w:firstRow="1" w:lastColumn="0" w:lastRow="0" w:noHBand="0" w:noVBand="1" w:val="04A0"/>
+      </w:tblPr>
+      <w:tblGrid>
+        <w:gridCol w:w="2051"/>
+        <w:gridCol w:w="2051"/>
+        <w:gridCol w:w="2051"/>
+        <w:gridCol w:w="2051"/>
+        <w:gridCol w:w="2051"/>
+      </w:tblGrid>
+      <w:tr>
+        <w:tc>
+          <w:tcPr>
+            <w:tcW w:type="dxa" w:w="2051"/>
+          </w:tcPr>
+          <w:p>
+            <w:pPr>
+              <w:jc w:val="center"/>
+            </w:pPr>
+            <w:r/>
+            <w:r>
+              <w:rPr>
+                <w:rFonts w:ascii="Times New Roman" w:hAnsi="Times New Roman"/>
+                <w:b/>
+                <w:sz w:val="20"/>
+              </w:rPr>
+              <w:t>№ п/п</w:t>
+            </w:r>
+          </w:p>
+        </w:tc>
+        <w:tc>
+          <w:tcPr>
+            <w:tcW w:type="dxa" w:w="2051"/>
+          </w:tcPr>
+          <w:p>
+            <w:pPr>
+              <w:jc w:val="center"/>
+            </w:pPr>
+            <w:r/>
+            <w:r>
+              <w:rPr>
+                <w:rFonts w:ascii="Times New Roman" w:hAnsi="Times New Roman"/>
+                <w:b/>
+                <w:sz w:val="20"/>
+              </w:rPr>
+              <w:t>Наименование</w:t>
+            </w:r>
+          </w:p>
+        </w:tc>
+        <w:tc>
+          <w:tcPr>
+            <w:tcW w:type="dxa" w:w="2051"/>
+          </w:tcPr>
+          <w:p>
+            <w:pPr>
+              <w:jc w:val="center"/>
+            </w:pPr>
+            <w:r/>
+            <w:r>
+              <w:rPr>
+                <w:rFonts w:ascii="Times New Roman" w:hAnsi="Times New Roman"/>
+                <w:b/>
+                <w:sz w:val="20"/>
+              </w:rPr>
+              <w:t>Автор</w:t>
+            </w:r>
+          </w:p>
+        </w:tc>
+        <w:tc>
+          <w:tcPr>
+            <w:tcW w:type="dxa" w:w="2051"/>
+          </w:tcPr>
+          <w:p>
+            <w:pPr>
+              <w:jc w:val="center"/>
+            </w:pPr>
+            <w:r/>
+            <w:r>
+              <w:rPr>
+                <w:rFonts w:ascii="Times New Roman" w:hAnsi="Times New Roman"/>
+                <w:b/>
+                <w:sz w:val="20"/>
+              </w:rPr>
+              <w:t>Издательство, год издания</w:t>
+            </w:r>
+          </w:p>
+        </w:tc>
+        <w:tc>
+          <w:tcPr>
+            <w:tcW w:type="dxa" w:w="2051"/>
+          </w:tcPr>
+          <w:p>
+            <w:pPr>
+              <w:jc w:val="center"/>
+            </w:pPr>
+            <w:r/>
+            <w:r>
+              <w:rPr>
+                <w:rFonts w:ascii="Times New Roman" w:hAnsi="Times New Roman"/>
+                <w:b/>
+                <w:sz w:val="20"/>
+              </w:rPr>
+              <w:t>URL (ссылка)</w:t>
             </w:r>
           </w:p>
         </w:tc>
@@ -16708,80 +17724,96 @@
       <w:tr>
         <w:tc>
           <w:tcPr>
-            <w:tcW w:type="dxa" w:w="2564"/>
-          </w:tcPr>
-          <w:p>
-            <w:pPr>
-              <w:spacing w:before="0" w:after="0" w:line="240" w:lineRule="exact"/>
+            <w:tcW w:type="dxa" w:w="2051"/>
+          </w:tcPr>
+          <w:p>
+            <w:pPr>
+              <w:jc w:val="center"/>
+            </w:pPr>
+            <w:r/>
+            <w:r>
+              <w:rPr>
+                <w:rFonts w:ascii="Times New Roman" w:hAnsi="Times New Roman"/>
+                <w:b w:val="0"/>
+                <w:sz w:val="20"/>
+              </w:rPr>
+              <w:t>ЭИ 1</w:t>
+            </w:r>
+          </w:p>
+        </w:tc>
+        <w:tc>
+          <w:tcPr>
+            <w:tcW w:type="dxa" w:w="2051"/>
+          </w:tcPr>
+          <w:p>
+            <w:pPr>
               <w:jc w:val="left"/>
             </w:pPr>
             <w:r/>
             <w:r>
               <w:rPr>
-                <w:rFonts w:ascii="Times New Roman" w:hAnsi="Times New Roman" w:eastAsia="Times New Roman" w:cs="Times New Roman"/>
-                <w:b w:val="0"/>
-                <w:sz w:val="18"/>
-              </w:rPr>
-              <w:t>ДИ 4</w:t>
-            </w:r>
-          </w:p>
-        </w:tc>
-        <w:tc>
-          <w:tcPr>
-            <w:tcW w:type="dxa" w:w="2564"/>
-          </w:tcPr>
-          <w:p>
-            <w:pPr>
-              <w:spacing w:before="0" w:after="0" w:line="240" w:lineRule="exact"/>
-              <w:jc w:val="left"/>
-            </w:pPr>
-            <w:r/>
-            <w:r>
-              <w:rPr>
-                <w:rFonts w:ascii="Times New Roman" w:hAnsi="Times New Roman" w:eastAsia="Times New Roman" w:cs="Times New Roman"/>
-                <w:b w:val="0"/>
-                <w:sz w:val="18"/>
-              </w:rPr>
-              <w:t>Образовательный сайт "Школа для электрика"</w:t>
-            </w:r>
-          </w:p>
-        </w:tc>
-        <w:tc>
-          <w:tcPr>
-            <w:tcW w:type="dxa" w:w="2564"/>
-          </w:tcPr>
-          <w:p>
-            <w:pPr>
-              <w:spacing w:before="0" w:after="0" w:line="240" w:lineRule="exact"/>
-              <w:jc w:val="left"/>
-            </w:pPr>
-            <w:r/>
-            <w:r>
-              <w:rPr>
-                <w:rFonts w:ascii="Times New Roman" w:hAnsi="Times New Roman" w:eastAsia="Times New Roman" w:cs="Times New Roman"/>
-                <w:b w:val="0"/>
-                <w:sz w:val="18"/>
-              </w:rPr>
-            </w:r>
-          </w:p>
-        </w:tc>
-        <w:tc>
-          <w:tcPr>
-            <w:tcW w:type="dxa" w:w="2564"/>
-          </w:tcPr>
-          <w:p>
-            <w:pPr>
-              <w:spacing w:before="0" w:after="0" w:line="240" w:lineRule="exact"/>
-              <w:jc w:val="left"/>
-            </w:pPr>
-            <w:r/>
-            <w:r>
-              <w:rPr>
-                <w:rFonts w:ascii="Times New Roman" w:hAnsi="Times New Roman" w:eastAsia="Times New Roman" w:cs="Times New Roman"/>
-                <w:b w:val="0"/>
-                <w:sz w:val="18"/>
-              </w:rPr>
-              <w:t>http://ElectricalSchool.info</w:t>
+                <w:rFonts w:ascii="Times New Roman" w:hAnsi="Times New Roman"/>
+                <w:b w:val="0"/>
+                <w:sz w:val="20"/>
+              </w:rPr>
+              <w:t>Электрические системы и сети. Энергосбережение: учебник</w:t>
+            </w:r>
+          </w:p>
+        </w:tc>
+        <w:tc>
+          <w:tcPr>
+            <w:tcW w:type="dxa" w:w="2051"/>
+          </w:tcPr>
+          <w:p>
+            <w:pPr>
+              <w:jc w:val="center"/>
+            </w:pPr>
+            <w:r/>
+            <w:r>
+              <w:rPr>
+                <w:rFonts w:ascii="Times New Roman" w:hAnsi="Times New Roman"/>
+                <w:b w:val="0"/>
+                <w:sz w:val="20"/>
+              </w:rPr>
+              <w:t>Климова Г.Н.</w:t>
+            </w:r>
+          </w:p>
+        </w:tc>
+        <w:tc>
+          <w:tcPr>
+            <w:tcW w:type="dxa" w:w="2051"/>
+          </w:tcPr>
+          <w:p>
+            <w:pPr>
+              <w:jc w:val="center"/>
+            </w:pPr>
+            <w:r/>
+            <w:r>
+              <w:rPr>
+                <w:rFonts w:ascii="Times New Roman" w:hAnsi="Times New Roman"/>
+                <w:b w:val="0"/>
+                <w:sz w:val="20"/>
+              </w:rPr>
+              <w:t>М.: Издательство Юрайт, 2023</w:t>
+            </w:r>
+          </w:p>
+        </w:tc>
+        <w:tc>
+          <w:tcPr>
+            <w:tcW w:type="dxa" w:w="2051"/>
+          </w:tcPr>
+          <w:p>
+            <w:pPr>
+              <w:jc w:val="center"/>
+            </w:pPr>
+            <w:r/>
+            <w:r>
+              <w:rPr>
+                <w:rFonts w:ascii="Times New Roman" w:hAnsi="Times New Roman"/>
+                <w:b w:val="0"/>
+                <w:sz w:val="20"/>
+              </w:rPr>
+              <w:t>https://urait.ru/bcode/513864</w:t>
             </w:r>
           </w:p>
         </w:tc>
@@ -16789,80 +17821,96 @@
       <w:tr>
         <w:tc>
           <w:tcPr>
-            <w:tcW w:type="dxa" w:w="2564"/>
-          </w:tcPr>
-          <w:p>
-            <w:pPr>
-              <w:spacing w:before="0" w:after="0" w:line="240" w:lineRule="exact"/>
+            <w:tcW w:type="dxa" w:w="2051"/>
+          </w:tcPr>
+          <w:p>
+            <w:pPr>
+              <w:jc w:val="center"/>
+            </w:pPr>
+            <w:r/>
+            <w:r>
+              <w:rPr>
+                <w:rFonts w:ascii="Times New Roman" w:hAnsi="Times New Roman"/>
+                <w:b w:val="0"/>
+                <w:sz w:val="20"/>
+              </w:rPr>
+              <w:t>ЭИ 2</w:t>
+            </w:r>
+          </w:p>
+        </w:tc>
+        <w:tc>
+          <w:tcPr>
+            <w:tcW w:type="dxa" w:w="2051"/>
+          </w:tcPr>
+          <w:p>
+            <w:pPr>
               <w:jc w:val="left"/>
             </w:pPr>
             <w:r/>
             <w:r>
               <w:rPr>
-                <w:rFonts w:ascii="Times New Roman" w:hAnsi="Times New Roman" w:eastAsia="Times New Roman" w:cs="Times New Roman"/>
-                <w:b w:val="0"/>
-                <w:sz w:val="18"/>
-              </w:rPr>
-              <w:t>ДИ 5</w:t>
-            </w:r>
-          </w:p>
-        </w:tc>
-        <w:tc>
-          <w:tcPr>
-            <w:tcW w:type="dxa" w:w="2564"/>
-          </w:tcPr>
-          <w:p>
-            <w:pPr>
-              <w:spacing w:before="0" w:after="0" w:line="240" w:lineRule="exact"/>
-              <w:jc w:val="left"/>
-            </w:pPr>
-            <w:r/>
-            <w:r>
-              <w:rPr>
-                <w:rFonts w:ascii="Times New Roman" w:hAnsi="Times New Roman" w:eastAsia="Times New Roman" w:cs="Times New Roman"/>
-                <w:b w:val="0"/>
-                <w:sz w:val="18"/>
-              </w:rPr>
-              <w:t>Нормативно-технические документы</w:t>
-            </w:r>
-          </w:p>
-        </w:tc>
-        <w:tc>
-          <w:tcPr>
-            <w:tcW w:type="dxa" w:w="2564"/>
-          </w:tcPr>
-          <w:p>
-            <w:pPr>
-              <w:spacing w:before="0" w:after="0" w:line="240" w:lineRule="exact"/>
-              <w:jc w:val="left"/>
-            </w:pPr>
-            <w:r/>
-            <w:r>
-              <w:rPr>
-                <w:rFonts w:ascii="Times New Roman" w:hAnsi="Times New Roman" w:eastAsia="Times New Roman" w:cs="Times New Roman"/>
-                <w:b w:val="0"/>
-                <w:sz w:val="18"/>
-              </w:rPr>
-            </w:r>
-          </w:p>
-        </w:tc>
-        <w:tc>
-          <w:tcPr>
-            <w:tcW w:type="dxa" w:w="2564"/>
-          </w:tcPr>
-          <w:p>
-            <w:pPr>
-              <w:spacing w:before="0" w:after="0" w:line="240" w:lineRule="exact"/>
-              <w:jc w:val="left"/>
-            </w:pPr>
-            <w:r/>
-            <w:r>
-              <w:rPr>
-                <w:rFonts w:ascii="Times New Roman" w:hAnsi="Times New Roman" w:eastAsia="Times New Roman" w:cs="Times New Roman"/>
-                <w:b w:val="0"/>
-                <w:sz w:val="18"/>
-              </w:rPr>
-              <w:t>http://electrolibrary.info</w:t>
+                <w:rFonts w:ascii="Times New Roman" w:hAnsi="Times New Roman"/>
+                <w:b w:val="0"/>
+                <w:sz w:val="20"/>
+              </w:rPr>
+              <w:t>Организация и методика производственного обучения.</w:t>
+            </w:r>
+          </w:p>
+        </w:tc>
+        <w:tc>
+          <w:tcPr>
+            <w:tcW w:type="dxa" w:w="2051"/>
+          </w:tcPr>
+          <w:p>
+            <w:pPr>
+              <w:jc w:val="center"/>
+            </w:pPr>
+            <w:r/>
+            <w:r>
+              <w:rPr>
+                <w:rFonts w:ascii="Times New Roman" w:hAnsi="Times New Roman"/>
+                <w:b w:val="0"/>
+                <w:sz w:val="20"/>
+              </w:rPr>
+              <w:t>Бредихин А.Н.</w:t>
+            </w:r>
+          </w:p>
+        </w:tc>
+        <w:tc>
+          <w:tcPr>
+            <w:tcW w:type="dxa" w:w="2051"/>
+          </w:tcPr>
+          <w:p>
+            <w:pPr>
+              <w:jc w:val="center"/>
+            </w:pPr>
+            <w:r/>
+            <w:r>
+              <w:rPr>
+                <w:rFonts w:ascii="Times New Roman" w:hAnsi="Times New Roman"/>
+                <w:b w:val="0"/>
+                <w:sz w:val="20"/>
+              </w:rPr>
+              <w:t>М.: Издательство Юрайт, 2023</w:t>
+            </w:r>
+          </w:p>
+        </w:tc>
+        <w:tc>
+          <w:tcPr>
+            <w:tcW w:type="dxa" w:w="2051"/>
+          </w:tcPr>
+          <w:p>
+            <w:pPr>
+              <w:jc w:val="center"/>
+            </w:pPr>
+            <w:r/>
+            <w:r>
+              <w:rPr>
+                <w:rFonts w:ascii="Times New Roman" w:hAnsi="Times New Roman"/>
+                <w:b w:val="0"/>
+                <w:sz w:val="20"/>
+              </w:rPr>
+              <w:t>https://urait.ru/bcode/517783</w:t>
             </w:r>
           </w:p>
         </w:tc>
@@ -16870,81 +17918,94 @@
       <w:tr>
         <w:tc>
           <w:tcPr>
-            <w:tcW w:type="dxa" w:w="2564"/>
-          </w:tcPr>
-          <w:p>
-            <w:pPr>
-              <w:spacing w:before="0" w:after="0" w:line="240" w:lineRule="exact"/>
+            <w:tcW w:type="dxa" w:w="2051"/>
+          </w:tcPr>
+          <w:p>
+            <w:pPr>
+              <w:jc w:val="center"/>
+            </w:pPr>
+            <w:r/>
+            <w:r>
+              <w:rPr>
+                <w:rFonts w:ascii="Times New Roman" w:hAnsi="Times New Roman"/>
+                <w:b w:val="0"/>
+                <w:sz w:val="20"/>
+              </w:rPr>
+              <w:t>ЭИ 3</w:t>
+            </w:r>
+          </w:p>
+        </w:tc>
+        <w:tc>
+          <w:tcPr>
+            <w:tcW w:type="dxa" w:w="2051"/>
+          </w:tcPr>
+          <w:p>
+            <w:pPr>
               <w:jc w:val="left"/>
             </w:pPr>
             <w:r/>
             <w:r>
               <w:rPr>
-                <w:rFonts w:ascii="Times New Roman" w:hAnsi="Times New Roman" w:eastAsia="Times New Roman" w:cs="Times New Roman"/>
-                <w:b w:val="0"/>
-                <w:sz w:val="18"/>
-              </w:rPr>
-              <w:t>ДИ 6</w:t>
-            </w:r>
-          </w:p>
-        </w:tc>
-        <w:tc>
-          <w:tcPr>
-            <w:tcW w:type="dxa" w:w="2564"/>
-          </w:tcPr>
-          <w:p>
-            <w:pPr>
-              <w:spacing w:before="0" w:after="0" w:line="240" w:lineRule="exact"/>
-              <w:jc w:val="left"/>
-            </w:pPr>
-            <w:r/>
-            <w:r>
-              <w:rPr>
-                <w:rFonts w:ascii="Times New Roman" w:hAnsi="Times New Roman" w:eastAsia="Times New Roman" w:cs="Times New Roman"/>
-                <w:b w:val="0"/>
-                <w:sz w:val="18"/>
-              </w:rPr>
-              <w:t>Общая технология электромонтажных работ: учебник для СПО</w:t>
-            </w:r>
-          </w:p>
-        </w:tc>
-        <w:tc>
-          <w:tcPr>
-            <w:tcW w:type="dxa" w:w="2564"/>
-          </w:tcPr>
-          <w:p>
-            <w:pPr>
-              <w:spacing w:before="0" w:after="0" w:line="240" w:lineRule="exact"/>
-              <w:jc w:val="left"/>
-            </w:pPr>
-            <w:r/>
-            <w:r>
-              <w:rPr>
-                <w:rFonts w:ascii="Times New Roman" w:hAnsi="Times New Roman" w:eastAsia="Times New Roman" w:cs="Times New Roman"/>
-                <w:b w:val="0"/>
-                <w:sz w:val="18"/>
-              </w:rPr>
-              <w:t>Григорьева С.В.</w:t>
-            </w:r>
-          </w:p>
-        </w:tc>
-        <w:tc>
-          <w:tcPr>
-            <w:tcW w:type="dxa" w:w="2564"/>
-          </w:tcPr>
-          <w:p>
-            <w:pPr>
-              <w:spacing w:before="0" w:after="0" w:line="240" w:lineRule="exact"/>
-              <w:jc w:val="left"/>
-            </w:pPr>
-            <w:r/>
-            <w:r>
-              <w:rPr>
-                <w:rFonts w:ascii="Times New Roman" w:hAnsi="Times New Roman" w:eastAsia="Times New Roman" w:cs="Times New Roman"/>
-                <w:b w:val="0"/>
-                <w:sz w:val="18"/>
-              </w:rPr>
-              <w:t>М.: ИЦ "Академия", 2020</w:t>
+                <w:rFonts w:ascii="Times New Roman" w:hAnsi="Times New Roman"/>
+                <w:b w:val="0"/>
+                <w:sz w:val="20"/>
+              </w:rPr>
+              <w:t>Информационный портал для электромонтеров</w:t>
+            </w:r>
+          </w:p>
+        </w:tc>
+        <w:tc>
+          <w:tcPr>
+            <w:tcW w:type="dxa" w:w="2051"/>
+          </w:tcPr>
+          <w:p>
+            <w:pPr>
+              <w:jc w:val="center"/>
+            </w:pPr>
+            <w:r/>
+            <w:r>
+              <w:rPr>
+                <w:rFonts w:ascii="Times New Roman" w:hAnsi="Times New Roman"/>
+                <w:b w:val="0"/>
+                <w:sz w:val="20"/>
+              </w:rPr>
+            </w:r>
+          </w:p>
+        </w:tc>
+        <w:tc>
+          <w:tcPr>
+            <w:tcW w:type="dxa" w:w="2051"/>
+          </w:tcPr>
+          <w:p>
+            <w:pPr>
+              <w:jc w:val="center"/>
+            </w:pPr>
+            <w:r/>
+            <w:r>
+              <w:rPr>
+                <w:rFonts w:ascii="Times New Roman" w:hAnsi="Times New Roman"/>
+                <w:b w:val="0"/>
+                <w:sz w:val="20"/>
+              </w:rPr>
+            </w:r>
+          </w:p>
+        </w:tc>
+        <w:tc>
+          <w:tcPr>
+            <w:tcW w:type="dxa" w:w="2051"/>
+          </w:tcPr>
+          <w:p>
+            <w:pPr>
+              <w:jc w:val="center"/>
+            </w:pPr>
+            <w:r/>
+            <w:r>
+              <w:rPr>
+                <w:rFonts w:ascii="Times New Roman" w:hAnsi="Times New Roman"/>
+                <w:b w:val="0"/>
+                <w:sz w:val="20"/>
+              </w:rPr>
+              <w:t>http://electromonter.info</w:t>
             </w:r>
           </w:p>
         </w:tc>
@@ -16952,81 +18013,94 @@
       <w:tr>
         <w:tc>
           <w:tcPr>
-            <w:tcW w:type="dxa" w:w="2564"/>
-          </w:tcPr>
-          <w:p>
-            <w:pPr>
-              <w:spacing w:before="0" w:after="0" w:line="240" w:lineRule="exact"/>
+            <w:tcW w:type="dxa" w:w="2051"/>
+          </w:tcPr>
+          <w:p>
+            <w:pPr>
+              <w:jc w:val="center"/>
+            </w:pPr>
+            <w:r/>
+            <w:r>
+              <w:rPr>
+                <w:rFonts w:ascii="Times New Roman" w:hAnsi="Times New Roman"/>
+                <w:b w:val="0"/>
+                <w:sz w:val="20"/>
+              </w:rPr>
+              <w:t>ЭИ 4</w:t>
+            </w:r>
+          </w:p>
+        </w:tc>
+        <w:tc>
+          <w:tcPr>
+            <w:tcW w:type="dxa" w:w="2051"/>
+          </w:tcPr>
+          <w:p>
+            <w:pPr>
               <w:jc w:val="left"/>
             </w:pPr>
             <w:r/>
             <w:r>
               <w:rPr>
-                <w:rFonts w:ascii="Times New Roman" w:hAnsi="Times New Roman" w:eastAsia="Times New Roman" w:cs="Times New Roman"/>
-                <w:b w:val="0"/>
-                <w:sz w:val="18"/>
-              </w:rPr>
-              <w:t>ДИ 7</w:t>
-            </w:r>
-          </w:p>
-        </w:tc>
-        <w:tc>
-          <w:tcPr>
-            <w:tcW w:type="dxa" w:w="2564"/>
-          </w:tcPr>
-          <w:p>
-            <w:pPr>
-              <w:spacing w:before="0" w:after="0" w:line="240" w:lineRule="exact"/>
-              <w:jc w:val="left"/>
-            </w:pPr>
-            <w:r/>
-            <w:r>
-              <w:rPr>
-                <w:rFonts w:ascii="Times New Roman" w:hAnsi="Times New Roman" w:eastAsia="Times New Roman" w:cs="Times New Roman"/>
-                <w:b w:val="0"/>
-                <w:sz w:val="18"/>
-              </w:rPr>
-              <w:t>Организация и выполнение работ по монтажу и наладке электрооборудования промышленных и гражданских зданий. В двух частях. Часть 1. Внутреннее электроснабжение промышленных и гражданских зданий: учебник</w:t>
-            </w:r>
-          </w:p>
-        </w:tc>
-        <w:tc>
-          <w:tcPr>
-            <w:tcW w:type="dxa" w:w="2564"/>
-          </w:tcPr>
-          <w:p>
-            <w:pPr>
-              <w:spacing w:before="0" w:after="0" w:line="240" w:lineRule="exact"/>
-              <w:jc w:val="left"/>
-            </w:pPr>
-            <w:r/>
-            <w:r>
-              <w:rPr>
-                <w:rFonts w:ascii="Times New Roman" w:hAnsi="Times New Roman" w:eastAsia="Times New Roman" w:cs="Times New Roman"/>
-                <w:b w:val="0"/>
-                <w:sz w:val="18"/>
-              </w:rPr>
-              <w:t>Бычков А.В.</w:t>
-            </w:r>
-          </w:p>
-        </w:tc>
-        <w:tc>
-          <w:tcPr>
-            <w:tcW w:type="dxa" w:w="2564"/>
-          </w:tcPr>
-          <w:p>
-            <w:pPr>
-              <w:spacing w:before="0" w:after="0" w:line="240" w:lineRule="exact"/>
-              <w:jc w:val="left"/>
-            </w:pPr>
-            <w:r/>
-            <w:r>
-              <w:rPr>
-                <w:rFonts w:ascii="Times New Roman" w:hAnsi="Times New Roman" w:eastAsia="Times New Roman" w:cs="Times New Roman"/>
-                <w:b w:val="0"/>
-                <w:sz w:val="18"/>
-              </w:rPr>
-              <w:t>М.: ИЦ "Академия", 2020</w:t>
+                <w:rFonts w:ascii="Times New Roman" w:hAnsi="Times New Roman"/>
+                <w:b w:val="0"/>
+                <w:sz w:val="20"/>
+              </w:rPr>
+              <w:t>Образовательный сайт "Школа для электрика"</w:t>
+            </w:r>
+          </w:p>
+        </w:tc>
+        <w:tc>
+          <w:tcPr>
+            <w:tcW w:type="dxa" w:w="2051"/>
+          </w:tcPr>
+          <w:p>
+            <w:pPr>
+              <w:jc w:val="center"/>
+            </w:pPr>
+            <w:r/>
+            <w:r>
+              <w:rPr>
+                <w:rFonts w:ascii="Times New Roman" w:hAnsi="Times New Roman"/>
+                <w:b w:val="0"/>
+                <w:sz w:val="20"/>
+              </w:rPr>
+            </w:r>
+          </w:p>
+        </w:tc>
+        <w:tc>
+          <w:tcPr>
+            <w:tcW w:type="dxa" w:w="2051"/>
+          </w:tcPr>
+          <w:p>
+            <w:pPr>
+              <w:jc w:val="center"/>
+            </w:pPr>
+            <w:r/>
+            <w:r>
+              <w:rPr>
+                <w:rFonts w:ascii="Times New Roman" w:hAnsi="Times New Roman"/>
+                <w:b w:val="0"/>
+                <w:sz w:val="20"/>
+              </w:rPr>
+            </w:r>
+          </w:p>
+        </w:tc>
+        <w:tc>
+          <w:tcPr>
+            <w:tcW w:type="dxa" w:w="2051"/>
+          </w:tcPr>
+          <w:p>
+            <w:pPr>
+              <w:jc w:val="center"/>
+            </w:pPr>
+            <w:r/>
+            <w:r>
+              <w:rPr>
+                <w:rFonts w:ascii="Times New Roman" w:hAnsi="Times New Roman"/>
+                <w:b w:val="0"/>
+                <w:sz w:val="20"/>
+              </w:rPr>
+              <w:t>http://ElectricalSchool.info</w:t>
             </w:r>
           </w:p>
         </w:tc>
@@ -17034,81 +18108,94 @@
       <w:tr>
         <w:tc>
           <w:tcPr>
-            <w:tcW w:type="dxa" w:w="2564"/>
-          </w:tcPr>
-          <w:p>
-            <w:pPr>
-              <w:spacing w:before="0" w:after="0" w:line="240" w:lineRule="exact"/>
+            <w:tcW w:type="dxa" w:w="2051"/>
+          </w:tcPr>
+          <w:p>
+            <w:pPr>
+              <w:jc w:val="center"/>
+            </w:pPr>
+            <w:r/>
+            <w:r>
+              <w:rPr>
+                <w:rFonts w:ascii="Times New Roman" w:hAnsi="Times New Roman"/>
+                <w:b w:val="0"/>
+                <w:sz w:val="20"/>
+              </w:rPr>
+              <w:t>ЭИ 5</w:t>
+            </w:r>
+          </w:p>
+        </w:tc>
+        <w:tc>
+          <w:tcPr>
+            <w:tcW w:type="dxa" w:w="2051"/>
+          </w:tcPr>
+          <w:p>
+            <w:pPr>
               <w:jc w:val="left"/>
             </w:pPr>
             <w:r/>
             <w:r>
               <w:rPr>
-                <w:rFonts w:ascii="Times New Roman" w:hAnsi="Times New Roman" w:eastAsia="Times New Roman" w:cs="Times New Roman"/>
-                <w:b w:val="0"/>
-                <w:sz w:val="18"/>
-              </w:rPr>
-              <w:t>ДИ 8</w:t>
-            </w:r>
-          </w:p>
-        </w:tc>
-        <w:tc>
-          <w:tcPr>
-            <w:tcW w:type="dxa" w:w="2564"/>
-          </w:tcPr>
-          <w:p>
-            <w:pPr>
-              <w:spacing w:before="0" w:after="0" w:line="240" w:lineRule="exact"/>
-              <w:jc w:val="left"/>
-            </w:pPr>
-            <w:r/>
-            <w:r>
-              <w:rPr>
-                <w:rFonts w:ascii="Times New Roman" w:hAnsi="Times New Roman" w:eastAsia="Times New Roman" w:cs="Times New Roman"/>
-                <w:b w:val="0"/>
-                <w:sz w:val="18"/>
-              </w:rPr>
-              <w:t>Организация и выполнение работ по монтажу и наладке электрооборудования промышленных и гражданских зданий. В двух частях. Часть 2. Монтаж и наладка электрооборудования промышленных и гражданских зданий: учебник</w:t>
-            </w:r>
-          </w:p>
-        </w:tc>
-        <w:tc>
-          <w:tcPr>
-            <w:tcW w:type="dxa" w:w="2564"/>
-          </w:tcPr>
-          <w:p>
-            <w:pPr>
-              <w:spacing w:before="0" w:after="0" w:line="240" w:lineRule="exact"/>
-              <w:jc w:val="left"/>
-            </w:pPr>
-            <w:r/>
-            <w:r>
-              <w:rPr>
-                <w:rFonts w:ascii="Times New Roman" w:hAnsi="Times New Roman" w:eastAsia="Times New Roman" w:cs="Times New Roman"/>
-                <w:b w:val="0"/>
-                <w:sz w:val="18"/>
-              </w:rPr>
-              <w:t>Шашкова И.В., Бычков А.В.</w:t>
-            </w:r>
-          </w:p>
-        </w:tc>
-        <w:tc>
-          <w:tcPr>
-            <w:tcW w:type="dxa" w:w="2564"/>
-          </w:tcPr>
-          <w:p>
-            <w:pPr>
-              <w:spacing w:before="0" w:after="0" w:line="240" w:lineRule="exact"/>
-              <w:jc w:val="left"/>
-            </w:pPr>
-            <w:r/>
-            <w:r>
-              <w:rPr>
-                <w:rFonts w:ascii="Times New Roman" w:hAnsi="Times New Roman" w:eastAsia="Times New Roman" w:cs="Times New Roman"/>
-                <w:b w:val="0"/>
-                <w:sz w:val="18"/>
-              </w:rPr>
-              <w:t>М.: ИЦ "Академия", 2020</w:t>
+                <w:rFonts w:ascii="Times New Roman" w:hAnsi="Times New Roman"/>
+                <w:b w:val="0"/>
+                <w:sz w:val="20"/>
+              </w:rPr>
+              <w:t>Нормативно-технические документы</w:t>
+            </w:r>
+          </w:p>
+        </w:tc>
+        <w:tc>
+          <w:tcPr>
+            <w:tcW w:type="dxa" w:w="2051"/>
+          </w:tcPr>
+          <w:p>
+            <w:pPr>
+              <w:jc w:val="center"/>
+            </w:pPr>
+            <w:r/>
+            <w:r>
+              <w:rPr>
+                <w:rFonts w:ascii="Times New Roman" w:hAnsi="Times New Roman"/>
+                <w:b w:val="0"/>
+                <w:sz w:val="20"/>
+              </w:rPr>
+            </w:r>
+          </w:p>
+        </w:tc>
+        <w:tc>
+          <w:tcPr>
+            <w:tcW w:type="dxa" w:w="2051"/>
+          </w:tcPr>
+          <w:p>
+            <w:pPr>
+              <w:jc w:val="center"/>
+            </w:pPr>
+            <w:r/>
+            <w:r>
+              <w:rPr>
+                <w:rFonts w:ascii="Times New Roman" w:hAnsi="Times New Roman"/>
+                <w:b w:val="0"/>
+                <w:sz w:val="20"/>
+              </w:rPr>
+            </w:r>
+          </w:p>
+        </w:tc>
+        <w:tc>
+          <w:tcPr>
+            <w:tcW w:type="dxa" w:w="2051"/>
+          </w:tcPr>
+          <w:p>
+            <w:pPr>
+              <w:jc w:val="center"/>
+            </w:pPr>
+            <w:r/>
+            <w:r>
+              <w:rPr>
+                <w:rFonts w:ascii="Times New Roman" w:hAnsi="Times New Roman"/>
+                <w:b w:val="0"/>
+                <w:sz w:val="20"/>
+              </w:rPr>
+              <w:t>http://electrolibrary.info</w:t>
             </w:r>
           </w:p>
         </w:tc>
@@ -29170,6 +30257,22 @@
       </w:tcPr>
     </w:tblStylePr>
   </w:style>
+  <w:style w:type="paragraph" w:customStyle="1" w:styleId="12">
+    <w:name w:val="Заголовок1"/>
+    <w:basedOn w:val="a"/>
+    <w:next w:val="a8"/>
+    <w:rsid w:val="00370A05"/>
+    <w:pPr>
+      <w:keepNext/>
+      <w:spacing w:before="240" w:after="120" w:line="240" w:lineRule="auto"/>
+    </w:pPr>
+    <w:rPr>
+      <w:rFonts w:ascii="Arial" w:hAnsi="Arial" w:cs="Tahoma"/>
+      <w:sz w:val="28"/>
+      <w:szCs w:val="28"/>
+      <w:lang w:eastAsia="ar-SA"/>
+    </w:rPr>
+  </w:style>
 </w:styles>
 </file>
 
